--- a/00-首页/题组Word/习题书/第三篇-有机化学/7-金属有机与偶联反应-学生版.docx
+++ b/00-首页/题组Word/习题书/第三篇-有机化学/7-金属有机与偶联反应-学生版.docx
@@ -3,6 +3,239 @@
 <w:document xmlns:w="http://schemas.openxmlformats.org/wordprocessingml/2006/main" xmlns:m="http://schemas.openxmlformats.org/officeDocument/2006/math" xmlns:r="http://schemas.openxmlformats.org/officeDocument/2006/relationships" xmlns:o="urn:schemas-microsoft-com:office:office" xmlns:v="urn:schemas-microsoft-com:vml" xmlns:w10="urn:schemas-microsoft-com:office:word" xmlns:a="http://schemas.openxmlformats.org/drawingml/2006/main" xmlns:pic="http://schemas.openxmlformats.org/drawingml/2006/picture" xmlns:wp="http://schemas.openxmlformats.org/drawingml/2006/wordprocessingDrawing">
   <w:body>
     <w:bookmarkStart w:id="113" w:name="第-7-章-金属有机与偶联反应"/>
+    <w:p>
+      <w:pPr>
+        <w:spacing w:after="1800" w:before="1200" w:line="276" w:lineRule="auto"/>
+        <w:jc w:val="center"/>
+      </w:pPr>
+    </w:p>
+    <w:p>
+      <w:pPr>
+        <w:spacing w:after="320" w:before="0" w:line="276" w:lineRule="auto"/>
+        <w:jc w:val="center"/>
+      </w:pPr>
+      <w:r>
+        <w:rPr>
+          <w:rFonts w:ascii="Times New Roman" w:hAnsi="Times New Roman" w:eastAsia="SimHei" w:cs="Times New Roman"/>
+          <w:b/>
+          <w:color w:val="17324D"/>
+          <w:sz w:val="64"/>
+        </w:rPr>
+        <w:t>化学竞赛习题册</w:t>
+      </w:r>
+    </w:p>
+    <w:p>
+      <w:pPr>
+        <w:spacing w:after="120" w:before="0" w:line="276" w:lineRule="auto"/>
+        <w:jc w:val="center"/>
+      </w:pPr>
+      <w:r>
+        <w:rPr>
+          <w:rFonts w:ascii="Times New Roman" w:hAnsi="Times New Roman" w:eastAsia="SimHei" w:cs="Times New Roman"/>
+          <w:b w:val="0"/>
+          <w:color w:val="5B6975"/>
+          <w:sz w:val="32"/>
+        </w:rPr>
+        <w:t>第三篇</w:t>
+      </w:r>
+      <w:r>
+        <w:rPr>
+          <w:rFonts w:ascii="Times New Roman" w:hAnsi="Times New Roman" w:eastAsia="Times New Roman" w:cs="Times New Roman"/>
+          <w:b w:val="0"/>
+          <w:color w:val="5B6975"/>
+          <w:sz w:val="32"/>
+        </w:rPr>
+        <w:t xml:space="preserve"> </w:t>
+      </w:r>
+      <w:r>
+        <w:rPr>
+          <w:rFonts w:ascii="Times New Roman" w:hAnsi="Times New Roman" w:eastAsia="SimHei" w:cs="Times New Roman"/>
+          <w:b w:val="0"/>
+          <w:color w:val="5B6975"/>
+          <w:sz w:val="32"/>
+        </w:rPr>
+        <w:t>有机化学</w:t>
+      </w:r>
+    </w:p>
+    <w:p>
+      <w:pPr>
+        <w:spacing w:after="600" w:before="0" w:line="276" w:lineRule="auto"/>
+        <w:jc w:val="center"/>
+      </w:pPr>
+      <w:r>
+        <w:rPr>
+          <w:rFonts w:ascii="Times New Roman" w:hAnsi="Times New Roman" w:eastAsia="SimHei" w:cs="Times New Roman"/>
+          <w:b/>
+          <w:color w:val="17324D"/>
+          <w:sz w:val="44"/>
+        </w:rPr>
+        <w:t>第</w:t>
+      </w:r>
+      <w:r>
+        <w:rPr>
+          <w:rFonts w:ascii="Times New Roman" w:hAnsi="Times New Roman" w:eastAsia="Times New Roman" w:cs="Times New Roman"/>
+          <w:b/>
+          <w:color w:val="17324D"/>
+          <w:sz w:val="44"/>
+        </w:rPr>
+        <w:t xml:space="preserve"> 7 </w:t>
+      </w:r>
+      <w:r>
+        <w:rPr>
+          <w:rFonts w:ascii="Times New Roman" w:hAnsi="Times New Roman" w:eastAsia="SimHei" w:cs="Times New Roman"/>
+          <w:b/>
+          <w:color w:val="17324D"/>
+          <w:sz w:val="44"/>
+        </w:rPr>
+        <w:t>章</w:t>
+      </w:r>
+      <w:r>
+        <w:rPr>
+          <w:rFonts w:ascii="Times New Roman" w:hAnsi="Times New Roman" w:eastAsia="Times New Roman" w:cs="Times New Roman"/>
+          <w:b/>
+          <w:color w:val="17324D"/>
+          <w:sz w:val="44"/>
+        </w:rPr>
+        <w:t xml:space="preserve"> </w:t>
+      </w:r>
+      <w:r>
+        <w:rPr>
+          <w:rFonts w:ascii="Times New Roman" w:hAnsi="Times New Roman" w:eastAsia="SimHei" w:cs="Times New Roman"/>
+          <w:b/>
+          <w:color w:val="17324D"/>
+          <w:sz w:val="44"/>
+        </w:rPr>
+        <w:t>金属有机与偶联反应</w:t>
+      </w:r>
+    </w:p>
+    <w:p>
+      <w:pPr>
+        <w:spacing w:after="600" w:before="120" w:line="276" w:lineRule="auto"/>
+        <w:jc w:val="center"/>
+        <w:pBdr>
+          <w:bottom w:val="single" w:sz="8" w:space="4" w:color="4A6577"/>
+        </w:pBdr>
+      </w:pPr>
+    </w:p>
+    <w:p>
+      <w:pPr>
+        <w:spacing w:after="160" w:before="0" w:line="276" w:lineRule="auto"/>
+        <w:jc w:val="center"/>
+      </w:pPr>
+      <w:r>
+        <w:rPr>
+          <w:rFonts w:ascii="Times New Roman" w:hAnsi="Times New Roman" w:eastAsia="FangSong" w:cs="Times New Roman"/>
+          <w:b w:val="0"/>
+          <w:color w:val="5B6975"/>
+          <w:sz w:val="24"/>
+        </w:rPr>
+        <w:t>题量</w:t>
+      </w:r>
+      <w:r>
+        <w:rPr>
+          <w:rFonts w:ascii="Times New Roman" w:hAnsi="Times New Roman" w:eastAsia="Times New Roman" w:cs="Times New Roman"/>
+          <w:b w:val="0"/>
+          <w:color w:val="5B6975"/>
+          <w:sz w:val="24"/>
+        </w:rPr>
+        <w:t>：60</w:t>
+      </w:r>
+    </w:p>
+    <w:p>
+      <w:pPr>
+        <w:spacing w:after="160" w:before="0" w:line="276" w:lineRule="auto"/>
+        <w:jc w:val="center"/>
+      </w:pPr>
+      <w:r>
+        <w:rPr>
+          <w:rFonts w:ascii="Times New Roman" w:hAnsi="Times New Roman" w:eastAsia="FangSong" w:cs="Times New Roman"/>
+          <w:b w:val="0"/>
+          <w:color w:val="5B6975"/>
+          <w:sz w:val="24"/>
+        </w:rPr>
+        <w:t>版本</w:t>
+      </w:r>
+      <w:r>
+        <w:rPr>
+          <w:rFonts w:ascii="Times New Roman" w:hAnsi="Times New Roman" w:eastAsia="Times New Roman" w:cs="Times New Roman"/>
+          <w:b w:val="0"/>
+          <w:color w:val="5B6975"/>
+          <w:sz w:val="24"/>
+        </w:rPr>
+        <w:t>：</w:t>
+      </w:r>
+      <w:r>
+        <w:rPr>
+          <w:rFonts w:ascii="Times New Roman" w:hAnsi="Times New Roman" w:eastAsia="FangSong" w:cs="Times New Roman"/>
+          <w:b w:val="0"/>
+          <w:color w:val="5B6975"/>
+          <w:sz w:val="24"/>
+        </w:rPr>
+        <w:t>学生版</w:t>
+      </w:r>
+      <w:r>
+        <w:rPr>
+          <w:rFonts w:ascii="Times New Roman" w:hAnsi="Times New Roman" w:eastAsia="Times New Roman" w:cs="Times New Roman"/>
+          <w:b w:val="0"/>
+          <w:color w:val="5B6975"/>
+          <w:sz w:val="24"/>
+        </w:rPr>
+        <w:t>（</w:t>
+      </w:r>
+      <w:r>
+        <w:rPr>
+          <w:rFonts w:ascii="Times New Roman" w:hAnsi="Times New Roman" w:eastAsia="FangSong" w:cs="Times New Roman"/>
+          <w:b w:val="0"/>
+          <w:color w:val="5B6975"/>
+          <w:sz w:val="24"/>
+        </w:rPr>
+        <w:t>无答案</w:t>
+      </w:r>
+      <w:r>
+        <w:rPr>
+          <w:rFonts w:ascii="Times New Roman" w:hAnsi="Times New Roman" w:eastAsia="Times New Roman" w:cs="Times New Roman"/>
+          <w:b w:val="0"/>
+          <w:color w:val="5B6975"/>
+          <w:sz w:val="24"/>
+        </w:rPr>
+        <w:t>）</w:t>
+      </w:r>
+    </w:p>
+    <w:p>
+      <w:pPr>
+        <w:spacing w:after="160" w:before="0" w:line="276" w:lineRule="auto"/>
+        <w:jc w:val="center"/>
+      </w:pPr>
+      <w:r>
+        <w:rPr>
+          <w:rFonts w:ascii="Times New Roman" w:hAnsi="Times New Roman" w:eastAsia="FangSong" w:cs="Times New Roman"/>
+          <w:b w:val="0"/>
+          <w:color w:val="5B6975"/>
+          <w:sz w:val="24"/>
+        </w:rPr>
+        <w:t>日期</w:t>
+      </w:r>
+      <w:r>
+        <w:rPr>
+          <w:rFonts w:ascii="Times New Roman" w:hAnsi="Times New Roman" w:eastAsia="Times New Roman" w:cs="Times New Roman"/>
+          <w:b w:val="0"/>
+          <w:color w:val="5B6975"/>
+          <w:sz w:val="24"/>
+        </w:rPr>
+        <w:t>：2026-09-10</w:t>
+      </w:r>
+    </w:p>
+    <w:p>
+      <w:pPr>
+        <w:jc w:val="center"/>
+      </w:pPr>
+      <w:r>
+        <w:rPr>
+          <w:rFonts w:ascii="Times New Roman" w:hAnsi="Times New Roman" w:eastAsia="Times New Roman" w:cs="Times New Roman"/>
+        </w:rPr>
+        <w:br w:type="page"/>
+      </w:r>
+    </w:p>
     <w:p>
       <w:pPr>
         <w:pStyle w:val="Heading1"/>

--- a/00-首页/题组Word/习题书/第三篇-有机化学/7-金属有机与偶联反应-学生版.docx
+++ b/00-首页/题组Word/习题书/第三篇-有机化学/7-金属有机与偶联反应-学生版.docx
@@ -2,240 +2,7 @@
 <file path=word/document.xml><?xml version="1.0" encoding="utf-8"?>
 <w:document xmlns:w="http://schemas.openxmlformats.org/wordprocessingml/2006/main" xmlns:m="http://schemas.openxmlformats.org/officeDocument/2006/math" xmlns:r="http://schemas.openxmlformats.org/officeDocument/2006/relationships" xmlns:o="urn:schemas-microsoft-com:office:office" xmlns:v="urn:schemas-microsoft-com:vml" xmlns:w10="urn:schemas-microsoft-com:office:word" xmlns:a="http://schemas.openxmlformats.org/drawingml/2006/main" xmlns:pic="http://schemas.openxmlformats.org/drawingml/2006/picture" xmlns:wp="http://schemas.openxmlformats.org/drawingml/2006/wordprocessingDrawing">
   <w:body>
-    <w:bookmarkStart w:id="113" w:name="第-7-章-金属有机与偶联反应"/>
-    <w:p>
-      <w:pPr>
-        <w:spacing w:after="1800" w:before="1200" w:line="276" w:lineRule="auto"/>
-        <w:jc w:val="center"/>
-      </w:pPr>
-    </w:p>
-    <w:p>
-      <w:pPr>
-        <w:spacing w:after="320" w:before="0" w:line="276" w:lineRule="auto"/>
-        <w:jc w:val="center"/>
-      </w:pPr>
-      <w:r>
-        <w:rPr>
-          <w:rFonts w:ascii="Times New Roman" w:hAnsi="Times New Roman" w:eastAsia="SimHei" w:cs="Times New Roman"/>
-          <w:b/>
-          <w:color w:val="17324D"/>
-          <w:sz w:val="64"/>
-        </w:rPr>
-        <w:t>化学竞赛习题册</w:t>
-      </w:r>
-    </w:p>
-    <w:p>
-      <w:pPr>
-        <w:spacing w:after="120" w:before="0" w:line="276" w:lineRule="auto"/>
-        <w:jc w:val="center"/>
-      </w:pPr>
-      <w:r>
-        <w:rPr>
-          <w:rFonts w:ascii="Times New Roman" w:hAnsi="Times New Roman" w:eastAsia="SimHei" w:cs="Times New Roman"/>
-          <w:b w:val="0"/>
-          <w:color w:val="5B6975"/>
-          <w:sz w:val="32"/>
-        </w:rPr>
-        <w:t>第三篇</w:t>
-      </w:r>
-      <w:r>
-        <w:rPr>
-          <w:rFonts w:ascii="Times New Roman" w:hAnsi="Times New Roman" w:eastAsia="Times New Roman" w:cs="Times New Roman"/>
-          <w:b w:val="0"/>
-          <w:color w:val="5B6975"/>
-          <w:sz w:val="32"/>
-        </w:rPr>
-        <w:t xml:space="preserve"> </w:t>
-      </w:r>
-      <w:r>
-        <w:rPr>
-          <w:rFonts w:ascii="Times New Roman" w:hAnsi="Times New Roman" w:eastAsia="SimHei" w:cs="Times New Roman"/>
-          <w:b w:val="0"/>
-          <w:color w:val="5B6975"/>
-          <w:sz w:val="32"/>
-        </w:rPr>
-        <w:t>有机化学</w:t>
-      </w:r>
-    </w:p>
-    <w:p>
-      <w:pPr>
-        <w:spacing w:after="600" w:before="0" w:line="276" w:lineRule="auto"/>
-        <w:jc w:val="center"/>
-      </w:pPr>
-      <w:r>
-        <w:rPr>
-          <w:rFonts w:ascii="Times New Roman" w:hAnsi="Times New Roman" w:eastAsia="SimHei" w:cs="Times New Roman"/>
-          <w:b/>
-          <w:color w:val="17324D"/>
-          <w:sz w:val="44"/>
-        </w:rPr>
-        <w:t>第</w:t>
-      </w:r>
-      <w:r>
-        <w:rPr>
-          <w:rFonts w:ascii="Times New Roman" w:hAnsi="Times New Roman" w:eastAsia="Times New Roman" w:cs="Times New Roman"/>
-          <w:b/>
-          <w:color w:val="17324D"/>
-          <w:sz w:val="44"/>
-        </w:rPr>
-        <w:t xml:space="preserve"> 7 </w:t>
-      </w:r>
-      <w:r>
-        <w:rPr>
-          <w:rFonts w:ascii="Times New Roman" w:hAnsi="Times New Roman" w:eastAsia="SimHei" w:cs="Times New Roman"/>
-          <w:b/>
-          <w:color w:val="17324D"/>
-          <w:sz w:val="44"/>
-        </w:rPr>
-        <w:t>章</w:t>
-      </w:r>
-      <w:r>
-        <w:rPr>
-          <w:rFonts w:ascii="Times New Roman" w:hAnsi="Times New Roman" w:eastAsia="Times New Roman" w:cs="Times New Roman"/>
-          <w:b/>
-          <w:color w:val="17324D"/>
-          <w:sz w:val="44"/>
-        </w:rPr>
-        <w:t xml:space="preserve"> </w:t>
-      </w:r>
-      <w:r>
-        <w:rPr>
-          <w:rFonts w:ascii="Times New Roman" w:hAnsi="Times New Roman" w:eastAsia="SimHei" w:cs="Times New Roman"/>
-          <w:b/>
-          <w:color w:val="17324D"/>
-          <w:sz w:val="44"/>
-        </w:rPr>
-        <w:t>金属有机与偶联反应</w:t>
-      </w:r>
-    </w:p>
-    <w:p>
-      <w:pPr>
-        <w:spacing w:after="600" w:before="120" w:line="276" w:lineRule="auto"/>
-        <w:jc w:val="center"/>
-        <w:pBdr>
-          <w:bottom w:val="single" w:sz="8" w:space="4" w:color="4A6577"/>
-        </w:pBdr>
-      </w:pPr>
-    </w:p>
-    <w:p>
-      <w:pPr>
-        <w:spacing w:after="160" w:before="0" w:line="276" w:lineRule="auto"/>
-        <w:jc w:val="center"/>
-      </w:pPr>
-      <w:r>
-        <w:rPr>
-          <w:rFonts w:ascii="Times New Roman" w:hAnsi="Times New Roman" w:eastAsia="FangSong" w:cs="Times New Roman"/>
-          <w:b w:val="0"/>
-          <w:color w:val="5B6975"/>
-          <w:sz w:val="24"/>
-        </w:rPr>
-        <w:t>题量</w:t>
-      </w:r>
-      <w:r>
-        <w:rPr>
-          <w:rFonts w:ascii="Times New Roman" w:hAnsi="Times New Roman" w:eastAsia="Times New Roman" w:cs="Times New Roman"/>
-          <w:b w:val="0"/>
-          <w:color w:val="5B6975"/>
-          <w:sz w:val="24"/>
-        </w:rPr>
-        <w:t>：60</w:t>
-      </w:r>
-    </w:p>
-    <w:p>
-      <w:pPr>
-        <w:spacing w:after="160" w:before="0" w:line="276" w:lineRule="auto"/>
-        <w:jc w:val="center"/>
-      </w:pPr>
-      <w:r>
-        <w:rPr>
-          <w:rFonts w:ascii="Times New Roman" w:hAnsi="Times New Roman" w:eastAsia="FangSong" w:cs="Times New Roman"/>
-          <w:b w:val="0"/>
-          <w:color w:val="5B6975"/>
-          <w:sz w:val="24"/>
-        </w:rPr>
-        <w:t>版本</w:t>
-      </w:r>
-      <w:r>
-        <w:rPr>
-          <w:rFonts w:ascii="Times New Roman" w:hAnsi="Times New Roman" w:eastAsia="Times New Roman" w:cs="Times New Roman"/>
-          <w:b w:val="0"/>
-          <w:color w:val="5B6975"/>
-          <w:sz w:val="24"/>
-        </w:rPr>
-        <w:t>：</w:t>
-      </w:r>
-      <w:r>
-        <w:rPr>
-          <w:rFonts w:ascii="Times New Roman" w:hAnsi="Times New Roman" w:eastAsia="FangSong" w:cs="Times New Roman"/>
-          <w:b w:val="0"/>
-          <w:color w:val="5B6975"/>
-          <w:sz w:val="24"/>
-        </w:rPr>
-        <w:t>学生版</w:t>
-      </w:r>
-      <w:r>
-        <w:rPr>
-          <w:rFonts w:ascii="Times New Roman" w:hAnsi="Times New Roman" w:eastAsia="Times New Roman" w:cs="Times New Roman"/>
-          <w:b w:val="0"/>
-          <w:color w:val="5B6975"/>
-          <w:sz w:val="24"/>
-        </w:rPr>
-        <w:t>（</w:t>
-      </w:r>
-      <w:r>
-        <w:rPr>
-          <w:rFonts w:ascii="Times New Roman" w:hAnsi="Times New Roman" w:eastAsia="FangSong" w:cs="Times New Roman"/>
-          <w:b w:val="0"/>
-          <w:color w:val="5B6975"/>
-          <w:sz w:val="24"/>
-        </w:rPr>
-        <w:t>无答案</w:t>
-      </w:r>
-      <w:r>
-        <w:rPr>
-          <w:rFonts w:ascii="Times New Roman" w:hAnsi="Times New Roman" w:eastAsia="Times New Roman" w:cs="Times New Roman"/>
-          <w:b w:val="0"/>
-          <w:color w:val="5B6975"/>
-          <w:sz w:val="24"/>
-        </w:rPr>
-        <w:t>）</w:t>
-      </w:r>
-    </w:p>
-    <w:p>
-      <w:pPr>
-        <w:spacing w:after="160" w:before="0" w:line="276" w:lineRule="auto"/>
-        <w:jc w:val="center"/>
-      </w:pPr>
-      <w:r>
-        <w:rPr>
-          <w:rFonts w:ascii="Times New Roman" w:hAnsi="Times New Roman" w:eastAsia="FangSong" w:cs="Times New Roman"/>
-          <w:b w:val="0"/>
-          <w:color w:val="5B6975"/>
-          <w:sz w:val="24"/>
-        </w:rPr>
-        <w:t>日期</w:t>
-      </w:r>
-      <w:r>
-        <w:rPr>
-          <w:rFonts w:ascii="Times New Roman" w:hAnsi="Times New Roman" w:eastAsia="Times New Roman" w:cs="Times New Roman"/>
-          <w:b w:val="0"/>
-          <w:color w:val="5B6975"/>
-          <w:sz w:val="24"/>
-        </w:rPr>
-        <w:t>：2026-09-10</w:t>
-      </w:r>
-    </w:p>
-    <w:p>
-      <w:pPr>
-        <w:jc w:val="center"/>
-      </w:pPr>
-      <w:r>
-        <w:rPr>
-          <w:rFonts w:ascii="Times New Roman" w:hAnsi="Times New Roman" w:eastAsia="Times New Roman" w:cs="Times New Roman"/>
-        </w:rPr>
-        <w:br w:type="page"/>
-      </w:r>
-    </w:p>
+    <w:bookmarkStart w:id="130" w:name="第-7-章-金属有机与偶联反应"/>
     <w:p>
       <w:pPr>
         <w:pStyle w:val="Heading1"/>
@@ -297,7 +64,7 @@
       </w:r>
     </w:p>
     <w:bookmarkEnd w:id="9"/>
-    <w:bookmarkStart w:id="13" w:name="ch9-p2-有机金属反应产物预测"/>
+    <w:bookmarkStart w:id="10" w:name="以下反应的中间体"/>
     <w:p>
       <w:pPr>
         <w:pStyle w:val="Heading2"/>
@@ -311,15 +78,9 @@
       </w:r>
       <w:r>
         <w:rPr>
-          <w:rFonts w:hint="eastAsia" w:ascii="Times New Roman" w:hAnsi="Times New Roman" w:eastAsia="Times New Roman" w:cs="Times New Roman"/>
-        </w:rPr>
-        <w:t>Ch9-P2-</w:t>
-      </w:r>
-      <w:r>
-        <w:rPr>
           <w:rFonts w:hint="eastAsia" w:ascii="Times New Roman" w:hAnsi="Times New Roman" w:eastAsia="SimHei" w:cs="Times New Roman"/>
         </w:rPr>
-        <w:t>有机金属反应产物预测</w:t>
+        <w:t xml:space="preserve">以下反应的中间体</w:t>
       </w:r>
     </w:p>
     <w:p>
@@ -328,9 +89,434 @@
       </w:pPr>
       <w:r>
         <w:rPr>
-          <w:rFonts w:ascii="Times New Roman" w:hAnsi="Times New Roman" w:eastAsia="Times New Roman" w:cs="Times New Roman"/>
-        </w:rPr>
-        <w:t xml:space="preserve">What products would be formed in these reactions?</w:t>
+          <w:rFonts w:hint="eastAsia" w:ascii="Times New Roman" w:hAnsi="Times New Roman" w:eastAsia="FangSong" w:cs="Times New Roman"/>
+        </w:rPr>
+        <w:t>写出以下反应的中间体</w:t>
+      </w:r>
+      <w:r>
+        <w:rPr>
+          <w:rFonts w:hint="eastAsia" w:ascii="Times New Roman" w:hAnsi="Times New Roman" w:eastAsia="Times New Roman" w:cs="Times New Roman"/>
+        </w:rPr>
+        <w:t>。</w:t>
+      </w:r>
+    </w:p>
+    <w:p>
+      <w:pPr>
+        <w:spacing w:before="160" w:after="80"/>
+      </w:pPr>
+      <w:r>
+        <w:pict>
+          <v:rect style="width:0;height:1.5pt" o:hralign="center" o:hrstd="t" o:hr="t"/>
+        </w:pict>
+      </w:r>
+    </w:p>
+    <w:bookmarkEnd w:id="10"/>
+    <w:bookmarkStart w:id="11" w:name="甲醛和乙醛反应得到季戊四醇"/>
+    <w:p>
+      <w:pPr>
+        <w:pStyle w:val="Heading2"/>
+        <w:spacing w:before="280" w:after="120"/>
+      </w:pPr>
+      <w:r>
+        <w:rPr>
+          <w:rFonts w:ascii="Times New Roman" w:hAnsi="Times New Roman" w:eastAsia="Times New Roman" w:cs="Times New Roman"/>
+        </w:rPr>
+        <w:t xml:space="preserve">7.2 </w:t>
+      </w:r>
+      <w:r>
+        <w:rPr>
+          <w:rFonts w:hint="eastAsia" w:ascii="Times New Roman" w:hAnsi="Times New Roman" w:eastAsia="SimHei" w:cs="Times New Roman"/>
+        </w:rPr>
+        <w:t xml:space="preserve">甲醛和乙醛反应得到季戊四醇</w:t>
+      </w:r>
+    </w:p>
+    <w:p>
+      <w:pPr>
+        <w:pStyle w:val="FirstParagraph"/>
+      </w:pPr>
+      <w:r>
+        <w:rPr>
+          <w:rFonts w:hint="eastAsia" w:ascii="Times New Roman" w:hAnsi="Times New Roman" w:eastAsia="FangSong" w:cs="Times New Roman"/>
+        </w:rPr>
+        <w:t>写出甲醛和乙醛反应得到季戊四醇的机理</w:t>
+      </w:r>
+      <w:r>
+        <w:rPr>
+          <w:rFonts w:hint="eastAsia" w:ascii="Times New Roman" w:hAnsi="Times New Roman" w:eastAsia="Times New Roman" w:cs="Times New Roman"/>
+        </w:rPr>
+        <w:t>。</w:t>
+      </w:r>
+    </w:p>
+    <w:p>
+      <w:pPr>
+        <w:spacing w:before="160" w:after="80"/>
+      </w:pPr>
+      <w:r>
+        <w:pict>
+          <v:rect style="width:0;height:1.5pt" o:hralign="center" o:hrstd="t" o:hr="t"/>
+        </w:pict>
+      </w:r>
+    </w:p>
+    <w:bookmarkEnd w:id="11"/>
+    <w:bookmarkStart w:id="12" w:name="以下两个反应的产物"/>
+    <w:p>
+      <w:pPr>
+        <w:pStyle w:val="Heading2"/>
+        <w:spacing w:before="280" w:after="120"/>
+      </w:pPr>
+      <w:r>
+        <w:rPr>
+          <w:rFonts w:ascii="Times New Roman" w:hAnsi="Times New Roman" w:eastAsia="Times New Roman" w:cs="Times New Roman"/>
+        </w:rPr>
+        <w:t xml:space="preserve">7.3 </w:t>
+      </w:r>
+      <w:r>
+        <w:rPr>
+          <w:rFonts w:hint="eastAsia" w:ascii="Times New Roman" w:hAnsi="Times New Roman" w:eastAsia="SimHei" w:cs="Times New Roman"/>
+        </w:rPr>
+        <w:t xml:space="preserve">以下两个反应的产物</w:t>
+      </w:r>
+    </w:p>
+    <w:p>
+      <w:pPr>
+        <w:pStyle w:val="FirstParagraph"/>
+      </w:pPr>
+      <w:r>
+        <w:rPr>
+          <w:rFonts w:hint="eastAsia" w:ascii="Times New Roman" w:hAnsi="Times New Roman" w:eastAsia="FangSong" w:cs="Times New Roman"/>
+        </w:rPr>
+        <w:t>写出以下两个反应的产物</w:t>
+      </w:r>
+      <w:r>
+        <w:rPr>
+          <w:rFonts w:hint="eastAsia" w:ascii="Times New Roman" w:hAnsi="Times New Roman" w:eastAsia="Times New Roman" w:cs="Times New Roman"/>
+        </w:rPr>
+        <w:t>。</w:t>
+      </w:r>
+    </w:p>
+    <w:p>
+      <w:pPr>
+        <w:spacing w:before="160" w:after="80"/>
+      </w:pPr>
+      <w:r>
+        <w:pict>
+          <v:rect style="width:0;height:1.5pt" o:hralign="center" o:hrstd="t" o:hr="t"/>
+        </w:pict>
+      </w:r>
+    </w:p>
+    <w:bookmarkEnd w:id="12"/>
+    <w:bookmarkStart w:id="13" w:name="以下反应的产物训练要求做到看到反应物立刻写出产物"/>
+    <w:p>
+      <w:pPr>
+        <w:pStyle w:val="Heading2"/>
+        <w:spacing w:before="280" w:after="120"/>
+      </w:pPr>
+      <w:r>
+        <w:rPr>
+          <w:rFonts w:ascii="Times New Roman" w:hAnsi="Times New Roman" w:eastAsia="Times New Roman" w:cs="Times New Roman"/>
+        </w:rPr>
+        <w:t xml:space="preserve">7.4 </w:t>
+      </w:r>
+      <w:r>
+        <w:rPr>
+          <w:rFonts w:hint="eastAsia" w:ascii="Times New Roman" w:hAnsi="Times New Roman" w:eastAsia="SimHei" w:cs="Times New Roman"/>
+        </w:rPr>
+        <w:t xml:space="preserve">以下反应的产物训练要求做到看到反应物立刻写出产物</w:t>
+      </w:r>
+    </w:p>
+    <w:p>
+      <w:pPr>
+        <w:pStyle w:val="FirstParagraph"/>
+      </w:pPr>
+      <w:r>
+        <w:rPr>
+          <w:rFonts w:hint="eastAsia" w:ascii="Times New Roman" w:hAnsi="Times New Roman" w:eastAsia="FangSong" w:cs="Times New Roman"/>
+        </w:rPr>
+        <w:t>写出以下反应的产物</w:t>
+      </w:r>
+      <w:r>
+        <w:rPr>
+          <w:rFonts w:hint="eastAsia" w:ascii="Times New Roman" w:hAnsi="Times New Roman" w:eastAsia="Times New Roman" w:cs="Times New Roman"/>
+        </w:rPr>
+        <w:t>，</w:t>
+      </w:r>
+      <w:r>
+        <w:rPr>
+          <w:rFonts w:hint="eastAsia" w:ascii="Times New Roman" w:hAnsi="Times New Roman" w:eastAsia="FangSong" w:cs="Times New Roman"/>
+        </w:rPr>
+        <w:t>训练要求做到看到反应物立刻写出产物</w:t>
+      </w:r>
+      <w:r>
+        <w:rPr>
+          <w:rFonts w:hint="eastAsia" w:ascii="Times New Roman" w:hAnsi="Times New Roman" w:eastAsia="Times New Roman" w:cs="Times New Roman"/>
+        </w:rPr>
+        <w:t>。</w:t>
+      </w:r>
+    </w:p>
+    <w:p>
+      <w:pPr>
+        <w:spacing w:before="160" w:after="80"/>
+      </w:pPr>
+      <w:r>
+        <w:pict>
+          <v:rect style="width:0;height:1.5pt" o:hralign="center" o:hrstd="t" o:hr="t"/>
+        </w:pict>
+      </w:r>
+    </w:p>
+    <w:bookmarkEnd w:id="13"/>
+    <w:bookmarkStart w:id="14" w:name="底物的优势构象写出以下反应的产物"/>
+    <w:p>
+      <w:pPr>
+        <w:pStyle w:val="Heading2"/>
+        <w:spacing w:before="280" w:after="120"/>
+      </w:pPr>
+      <w:r>
+        <w:rPr>
+          <w:rFonts w:ascii="Times New Roman" w:hAnsi="Times New Roman" w:eastAsia="Times New Roman" w:cs="Times New Roman"/>
+        </w:rPr>
+        <w:t xml:space="preserve">7.5 </w:t>
+      </w:r>
+      <w:r>
+        <w:rPr>
+          <w:rFonts w:hint="eastAsia" w:ascii="Times New Roman" w:hAnsi="Times New Roman" w:eastAsia="SimHei" w:cs="Times New Roman"/>
+        </w:rPr>
+        <w:t xml:space="preserve">底物的优势构象写出以下反应的产物</w:t>
+      </w:r>
+    </w:p>
+    <w:p>
+      <w:pPr>
+        <w:pStyle w:val="FirstParagraph"/>
+      </w:pPr>
+      <w:r>
+        <w:rPr>
+          <w:rFonts w:hint="eastAsia" w:ascii="Times New Roman" w:hAnsi="Times New Roman" w:eastAsia="FangSong" w:cs="Times New Roman"/>
+        </w:rPr>
+        <w:t>画出底物的优势构象</w:t>
+      </w:r>
+      <w:r>
+        <w:rPr>
+          <w:rFonts w:hint="eastAsia" w:ascii="Times New Roman" w:hAnsi="Times New Roman" w:eastAsia="Times New Roman" w:cs="Times New Roman"/>
+        </w:rPr>
+        <w:t>，</w:t>
+      </w:r>
+      <w:r>
+        <w:rPr>
+          <w:rFonts w:hint="eastAsia" w:ascii="Times New Roman" w:hAnsi="Times New Roman" w:eastAsia="FangSong" w:cs="Times New Roman"/>
+        </w:rPr>
+        <w:t>写出以下反应的产物</w:t>
+      </w:r>
+      <w:r>
+        <w:rPr>
+          <w:rFonts w:hint="eastAsia" w:ascii="Times New Roman" w:hAnsi="Times New Roman" w:eastAsia="Times New Roman" w:cs="Times New Roman"/>
+        </w:rPr>
+        <w:t>。</w:t>
+      </w:r>
+    </w:p>
+    <w:p>
+      <w:pPr>
+        <w:spacing w:before="160" w:after="80"/>
+      </w:pPr>
+      <w:r>
+        <w:pict>
+          <v:rect style="width:0;height:1.5pt" o:hralign="center" o:hrstd="t" o:hr="t"/>
+        </w:pict>
+      </w:r>
+    </w:p>
+    <w:bookmarkEnd w:id="14"/>
+    <w:bookmarkStart w:id="15" w:name="以下两个氧化反应主要产物-a-和b的结构式并解释"/>
+    <w:p>
+      <w:pPr>
+        <w:pStyle w:val="Heading2"/>
+        <w:spacing w:before="280" w:after="120"/>
+      </w:pPr>
+      <w:r>
+        <w:rPr>
+          <w:rFonts w:ascii="Times New Roman" w:hAnsi="Times New Roman" w:eastAsia="Times New Roman" w:cs="Times New Roman"/>
+        </w:rPr>
+        <w:t xml:space="preserve">7.6 </w:t>
+      </w:r>
+      <w:r>
+        <w:rPr>
+          <w:rFonts w:hint="eastAsia" w:ascii="Times New Roman" w:hAnsi="Times New Roman" w:eastAsia="SimHei" w:cs="Times New Roman"/>
+        </w:rPr>
+        <w:t xml:space="preserve">以下两个氧化反应主要产物</w:t>
+      </w:r>
+      <w:r>
+        <w:rPr>
+          <w:rFonts w:ascii="Times New Roman" w:hAnsi="Times New Roman" w:eastAsia="Times New Roman" w:cs="Times New Roman"/>
+        </w:rPr>
+        <w:t xml:space="preserve"> A </w:t>
+      </w:r>
+      <w:r>
+        <w:rPr>
+          <w:rFonts w:hint="eastAsia" w:ascii="Times New Roman" w:hAnsi="Times New Roman" w:eastAsia="SimHei" w:cs="Times New Roman"/>
+        </w:rPr>
+        <w:t>和</w:t>
+      </w:r>
+      <w:r>
+        <w:rPr>
+          <w:rFonts w:hint="eastAsia" w:ascii="Times New Roman" w:hAnsi="Times New Roman" w:eastAsia="Times New Roman" w:cs="Times New Roman"/>
+        </w:rPr>
+        <w:t>B</w:t>
+      </w:r>
+      <w:r>
+        <w:rPr>
+          <w:rFonts w:hint="eastAsia" w:ascii="Times New Roman" w:hAnsi="Times New Roman" w:eastAsia="SimHei" w:cs="Times New Roman"/>
+        </w:rPr>
+        <w:t>的结构式并解释</w:t>
+      </w:r>
+    </w:p>
+    <w:p>
+      <w:pPr>
+        <w:pStyle w:val="FirstParagraph"/>
+      </w:pPr>
+      <w:r>
+        <w:rPr>
+          <w:rFonts w:hint="eastAsia" w:ascii="Times New Roman" w:hAnsi="Times New Roman" w:eastAsia="FangSong" w:cs="Times New Roman"/>
+        </w:rPr>
+        <w:t xml:space="preserve">画出以下两个氧化反应主要产物</w:t>
+      </w:r>
+      <w:r>
+        <w:rPr>
+          <w:rFonts w:ascii="Times New Roman" w:hAnsi="Times New Roman" w:eastAsia="Times New Roman" w:cs="Times New Roman"/>
+        </w:rPr>
+        <w:t xml:space="preserve"> A </w:t>
+      </w:r>
+      <w:r>
+        <w:rPr>
+          <w:rFonts w:hint="eastAsia" w:ascii="Times New Roman" w:hAnsi="Times New Roman" w:eastAsia="FangSong" w:cs="Times New Roman"/>
+        </w:rPr>
+        <w:t>和</w:t>
+      </w:r>
+      <w:r>
+        <w:rPr>
+          <w:rFonts w:hint="eastAsia" w:ascii="Times New Roman" w:hAnsi="Times New Roman" w:eastAsia="Times New Roman" w:cs="Times New Roman"/>
+        </w:rPr>
+        <w:t>B</w:t>
+      </w:r>
+      <w:r>
+        <w:rPr>
+          <w:rFonts w:hint="eastAsia" w:ascii="Times New Roman" w:hAnsi="Times New Roman" w:eastAsia="FangSong" w:cs="Times New Roman"/>
+        </w:rPr>
+        <w:t>的结构式并解释</w:t>
+      </w:r>
+      <w:r>
+        <w:rPr>
+          <w:rFonts w:hint="eastAsia" w:ascii="Times New Roman" w:hAnsi="Times New Roman" w:eastAsia="Times New Roman" w:cs="Times New Roman"/>
+        </w:rPr>
+        <w:t>。</w:t>
+      </w:r>
+    </w:p>
+    <w:p>
+      <w:pPr>
+        <w:spacing w:before="160" w:after="80"/>
+      </w:pPr>
+      <w:r>
+        <w:pict>
+          <v:rect style="width:0;height:1.5pt" o:hralign="center" o:hrstd="t" o:hr="t"/>
+        </w:pict>
+      </w:r>
+    </w:p>
+    <w:bookmarkEnd w:id="15"/>
+    <w:bookmarkStart w:id="19" w:name="完成以下反应"/>
+    <w:p>
+      <w:pPr>
+        <w:pStyle w:val="Heading2"/>
+        <w:spacing w:before="280" w:after="120"/>
+      </w:pPr>
+      <w:r>
+        <w:rPr>
+          <w:rFonts w:ascii="Times New Roman" w:hAnsi="Times New Roman" w:eastAsia="Times New Roman" w:cs="Times New Roman"/>
+        </w:rPr>
+        <w:t xml:space="preserve">7.7 </w:t>
+      </w:r>
+      <w:r>
+        <w:rPr>
+          <w:rFonts w:hint="eastAsia" w:ascii="Times New Roman" w:hAnsi="Times New Roman" w:eastAsia="SimHei" w:cs="Times New Roman"/>
+        </w:rPr>
+        <w:t xml:space="preserve">完成以下反应</w:t>
+      </w:r>
+    </w:p>
+    <w:p>
+      <w:pPr>
+        <w:pStyle w:val="FirstParagraph"/>
+      </w:pPr>
+      <w:r>
+        <w:rPr>
+          <w:rFonts w:hint="eastAsia" w:ascii="Times New Roman" w:hAnsi="Times New Roman" w:eastAsia="FangSong" w:cs="Times New Roman"/>
+        </w:rPr>
+        <w:t>完成以下反应</w:t>
+      </w:r>
+      <w:r>
+        <w:rPr>
+          <w:rFonts w:hint="eastAsia" w:ascii="Times New Roman" w:hAnsi="Times New Roman" w:eastAsia="Times New Roman" w:cs="Times New Roman"/>
+        </w:rPr>
+        <w:t>。</w:t>
+      </w:r>
+    </w:p>
+    <w:p>
+      <w:pPr>
+        <w:pStyle w:val="BodyText"/>
+      </w:pPr>
+      <w:r>
+        <w:rPr>
+          <w:rFonts w:ascii="Times New Roman" w:hAnsi="Times New Roman" w:eastAsia="Times New Roman" w:cs="Times New Roman"/>
+        </w:rPr>
+        <w:t xml:space="preserve">-1. 1994 </w:t>
+      </w:r>
+      <w:r>
+        <w:rPr>
+          <w:rFonts w:hint="eastAsia" w:ascii="Times New Roman" w:hAnsi="Times New Roman" w:eastAsia="FangSong" w:cs="Times New Roman"/>
+        </w:rPr>
+        <w:t>年</w:t>
+      </w:r>
+      <w:r>
+        <w:rPr>
+          <w:rFonts w:hint="eastAsia" w:ascii="Times New Roman" w:hAnsi="Times New Roman" w:eastAsia="Times New Roman" w:cs="Times New Roman"/>
+        </w:rPr>
+        <w:t>，Holton</w:t>
+      </w:r>
+      <w:r>
+        <w:rPr>
+          <w:rFonts w:ascii="Times New Roman" w:hAnsi="Times New Roman" w:eastAsia="Times New Roman" w:cs="Times New Roman"/>
+        </w:rPr>
+        <w:t xml:space="preserve"> </w:t>
+      </w:r>
+      <w:r>
+        <w:rPr>
+          <w:rFonts w:hint="eastAsia" w:ascii="Times New Roman" w:hAnsi="Times New Roman" w:eastAsia="FangSong" w:cs="Times New Roman"/>
+        </w:rPr>
+        <w:t xml:space="preserve">课题组采用</w:t>
+      </w:r>
+      <w:r>
+        <w:rPr>
+          <w:rFonts w:ascii="Times New Roman" w:hAnsi="Times New Roman" w:eastAsia="Times New Roman" w:cs="Times New Roman"/>
+        </w:rPr>
+        <w:t xml:space="preserve"> Grob </w:t>
+      </w:r>
+      <w:r>
+        <w:rPr>
+          <w:rFonts w:hint="eastAsia" w:ascii="Times New Roman" w:hAnsi="Times New Roman" w:eastAsia="FangSong" w:cs="Times New Roman"/>
+        </w:rPr>
+        <w:t xml:space="preserve">裂解的策略进行</w:t>
+      </w:r>
+      <w:r>
+        <w:rPr>
+          <w:rFonts w:ascii="Times New Roman" w:hAnsi="Times New Roman" w:eastAsia="Times New Roman" w:cs="Times New Roman"/>
+        </w:rPr>
+        <w:t xml:space="preserve"> Taxol </w:t>
+      </w:r>
+      <w:r>
+        <w:rPr>
+          <w:rFonts w:hint="eastAsia" w:ascii="Times New Roman" w:hAnsi="Times New Roman" w:eastAsia="FangSong" w:cs="Times New Roman"/>
+        </w:rPr>
+        <w:t>核心骨架的构建</w:t>
+      </w:r>
+      <w:r>
+        <w:rPr>
+          <w:rFonts w:hint="eastAsia" w:ascii="Times New Roman" w:hAnsi="Times New Roman" w:eastAsia="Times New Roman" w:cs="Times New Roman"/>
+        </w:rPr>
+        <w:t>：</w:t>
       </w:r>
     </w:p>
     <w:p>
@@ -345,20 +531,669 @@
         </w:rPr>
         <w:drawing>
           <wp:inline>
-            <wp:extent cx="3600000" cy="1208731"/>
+            <wp:extent cx="3600000" cy="536485"/>
             <wp:effectExtent b="0" l="0" r="0" t="0"/>
-            <wp:docPr descr="" title="" id="11" name="Picture"/>
+            <wp:docPr descr="" title="" id="17" name="Picture"/>
             <a:graphic>
               <a:graphicData uri="http://schemas.openxmlformats.org/drawingml/2006/picture">
                 <pic:pic>
                   <pic:nvPicPr>
-                    <pic:cNvPr descr="6327debe88903212744c21130ec101826f6bcd27128bbacb299e74095c551a1c.jpg" id="12" name="Picture"/>
+                    <pic:cNvPr descr="88f1afff2ae6131bc9549967f16bfd317afc93b1a2ac949f5dcb94aaf2e5ba62.jpg" id="18" name="Picture"/>
                     <pic:cNvPicPr>
                       <a:picLocks noChangeArrowheads="1" noChangeAspect="1"/>
                     </pic:cNvPicPr>
                   </pic:nvPicPr>
                   <pic:blipFill>
-                    <a:blip r:embed="rId10"/>
+                    <a:blip r:embed="rId16"/>
+                    <a:stretch>
+                      <a:fillRect/>
+                    </a:stretch>
+                  </pic:blipFill>
+                  <pic:spPr bwMode="auto">
+                    <a:xfrm>
+                      <a:off x="0" y="0"/>
+                      <a:ext cx="3600000" cy="536485"/>
+                    </a:xfrm>
+                    <a:prstGeom prst="rect">
+                      <a:avLst/>
+                    </a:prstGeom>
+                    <a:noFill/>
+                    <a:ln w="9525">
+                      <a:noFill/>
+                      <a:headEnd/>
+                      <a:tailEnd/>
+                    </a:ln>
+                  </pic:spPr>
+                </pic:pic>
+              </a:graphicData>
+            </a:graphic>
+          </wp:inline>
+        </w:drawing>
+      </w:r>
+    </w:p>
+    <w:p>
+      <w:pPr>
+        <w:pStyle w:val="BodyText"/>
+      </w:pPr>
+      <w:r>
+        <w:rPr>
+          <w:rFonts w:hint="eastAsia" w:ascii="Times New Roman" w:hAnsi="Times New Roman" w:eastAsia="FangSong" w:cs="Times New Roman"/>
+        </w:rPr>
+        <w:t xml:space="preserve">给出中间体</w:t>
+      </w:r>
+      <w:r>
+        <w:rPr>
+          <w:rFonts w:ascii="Times New Roman" w:hAnsi="Times New Roman" w:eastAsia="Times New Roman" w:cs="Times New Roman"/>
+        </w:rPr>
+        <w:t xml:space="preserve"> X </w:t>
+      </w:r>
+      <w:r>
+        <w:rPr>
+          <w:rFonts w:hint="eastAsia" w:ascii="Times New Roman" w:hAnsi="Times New Roman" w:eastAsia="FangSong" w:cs="Times New Roman"/>
+        </w:rPr>
+        <w:t xml:space="preserve">以及产物</w:t>
+      </w:r>
+      <w:r>
+        <w:rPr>
+          <w:rFonts w:ascii="Times New Roman" w:hAnsi="Times New Roman" w:eastAsia="Times New Roman" w:cs="Times New Roman"/>
+        </w:rPr>
+        <w:t xml:space="preserve"> A </w:t>
+      </w:r>
+      <w:r>
+        <w:rPr>
+          <w:rFonts w:hint="eastAsia" w:ascii="Times New Roman" w:hAnsi="Times New Roman" w:eastAsia="FangSong" w:cs="Times New Roman"/>
+        </w:rPr>
+        <w:t>的结构式</w:t>
+      </w:r>
+      <w:r>
+        <w:rPr>
+          <w:rFonts w:hint="eastAsia" w:ascii="Times New Roman" w:hAnsi="Times New Roman" w:eastAsia="Times New Roman" w:cs="Times New Roman"/>
+        </w:rPr>
+        <w:t>。</w:t>
+      </w:r>
+    </w:p>
+    <w:p>
+      <w:pPr>
+        <w:spacing w:before="160" w:after="80"/>
+      </w:pPr>
+      <w:r>
+        <w:pict>
+          <v:rect style="width:0;height:1.5pt" o:hralign="center" o:hrstd="t" o:hr="t"/>
+        </w:pict>
+      </w:r>
+    </w:p>
+    <w:bookmarkEnd w:id="19"/>
+    <w:bookmarkStart w:id="20" w:name="乙酰乙酸乙酯在碳酸钠存在下与-1-3-二溴丙烷反应的主要"/>
+    <w:p>
+      <w:pPr>
+        <w:pStyle w:val="Heading2"/>
+        <w:spacing w:before="280" w:after="120"/>
+      </w:pPr>
+      <w:r>
+        <w:rPr>
+          <w:rFonts w:ascii="Times New Roman" w:hAnsi="Times New Roman" w:eastAsia="Times New Roman" w:cs="Times New Roman"/>
+        </w:rPr>
+        <w:t xml:space="preserve">7.8 </w:t>
+      </w:r>
+      <w:r>
+        <w:rPr>
+          <w:rFonts w:hint="eastAsia" w:ascii="Times New Roman" w:hAnsi="Times New Roman" w:eastAsia="SimHei" w:cs="Times New Roman"/>
+        </w:rPr>
+        <w:t xml:space="preserve">乙酰乙酸乙酯在碳酸钠存在下与</w:t>
+      </w:r>
+      <w:r>
+        <w:rPr>
+          <w:rFonts w:ascii="Times New Roman" w:hAnsi="Times New Roman" w:eastAsia="Times New Roman" w:cs="Times New Roman"/>
+        </w:rPr>
+        <w:t xml:space="preserve"> 1 3 </w:t>
+      </w:r>
+      <w:r>
+        <w:rPr>
+          <w:rFonts w:hint="eastAsia" w:ascii="Times New Roman" w:hAnsi="Times New Roman" w:eastAsia="SimHei" w:cs="Times New Roman"/>
+        </w:rPr>
+        <w:t xml:space="preserve">二溴丙烷反应的主要</w:t>
+      </w:r>
+    </w:p>
+    <w:p>
+      <w:pPr>
+        <w:pStyle w:val="FirstParagraph"/>
+      </w:pPr>
+      <w:r>
+        <w:rPr>
+          <w:rFonts w:hint="eastAsia" w:ascii="Times New Roman" w:hAnsi="Times New Roman" w:eastAsia="FangSong" w:cs="Times New Roman"/>
+        </w:rPr>
+        <w:t xml:space="preserve">写出乙酰乙酸乙酯在碳酸钠存在下与</w:t>
+      </w:r>
+      <w:r>
+        <w:rPr>
+          <w:rFonts w:ascii="Times New Roman" w:hAnsi="Times New Roman" w:eastAsia="Times New Roman" w:cs="Times New Roman"/>
+        </w:rPr>
+        <w:t xml:space="preserve"> </w:t>
+      </w:r>
+      <w:r>
+        <w:rPr>
+          <w:rFonts w:hint="eastAsia" w:ascii="Times New Roman" w:hAnsi="Times New Roman" w:eastAsia="Times New Roman" w:cs="Times New Roman"/>
+        </w:rPr>
+        <w:t>1,3-</w:t>
+      </w:r>
+      <w:r>
+        <w:rPr>
+          <w:rFonts w:hint="eastAsia" w:ascii="Times New Roman" w:hAnsi="Times New Roman" w:eastAsia="FangSong" w:cs="Times New Roman"/>
+        </w:rPr>
+        <w:t>二溴丙烷反应的主要产物</w:t>
+      </w:r>
+      <w:r>
+        <w:rPr>
+          <w:rFonts w:hint="eastAsia" w:ascii="Times New Roman" w:hAnsi="Times New Roman" w:eastAsia="Times New Roman" w:cs="Times New Roman"/>
+        </w:rPr>
+        <w:t>，</w:t>
+      </w:r>
+      <w:r>
+        <w:rPr>
+          <w:rFonts w:hint="eastAsia" w:ascii="Times New Roman" w:hAnsi="Times New Roman" w:eastAsia="FangSong" w:cs="Times New Roman"/>
+        </w:rPr>
+        <w:t>解释另一种产物无法生成的原因</w:t>
+      </w:r>
+      <w:r>
+        <w:rPr>
+          <w:rFonts w:hint="eastAsia" w:ascii="Times New Roman" w:hAnsi="Times New Roman" w:eastAsia="Times New Roman" w:cs="Times New Roman"/>
+        </w:rPr>
+        <w:t>。</w:t>
+      </w:r>
+    </w:p>
+    <w:p>
+      <w:pPr>
+        <w:spacing w:before="160" w:after="80"/>
+      </w:pPr>
+      <w:r>
+        <w:pict>
+          <v:rect style="width:0;height:1.5pt" o:hralign="center" o:hrstd="t" o:hr="t"/>
+        </w:pict>
+      </w:r>
+    </w:p>
+    <w:bookmarkEnd w:id="20"/>
+    <w:bookmarkStart w:id="21" w:name="以下反应的机理文献机理是错误"/>
+    <w:p>
+      <w:pPr>
+        <w:pStyle w:val="Heading2"/>
+        <w:spacing w:before="280" w:after="120"/>
+      </w:pPr>
+      <w:r>
+        <w:rPr>
+          <w:rFonts w:ascii="Times New Roman" w:hAnsi="Times New Roman" w:eastAsia="Times New Roman" w:cs="Times New Roman"/>
+        </w:rPr>
+        <w:t xml:space="preserve">7.9 </w:t>
+      </w:r>
+      <w:r>
+        <w:rPr>
+          <w:rFonts w:hint="eastAsia" w:ascii="Times New Roman" w:hAnsi="Times New Roman" w:eastAsia="SimHei" w:cs="Times New Roman"/>
+        </w:rPr>
+        <w:t xml:space="preserve">以下反应的机理文献机理是错误</w:t>
+      </w:r>
+    </w:p>
+    <w:p>
+      <w:pPr>
+        <w:pStyle w:val="FirstParagraph"/>
+      </w:pPr>
+      <w:r>
+        <w:rPr>
+          <w:rFonts w:hint="eastAsia" w:ascii="Times New Roman" w:hAnsi="Times New Roman" w:eastAsia="FangSong" w:cs="Times New Roman"/>
+        </w:rPr>
+        <w:t>写出以下反应的机理</w:t>
+      </w:r>
+      <w:r>
+        <w:rPr>
+          <w:rFonts w:hint="eastAsia" w:ascii="Times New Roman" w:hAnsi="Times New Roman" w:eastAsia="Times New Roman" w:cs="Times New Roman"/>
+        </w:rPr>
+        <w:t>。(</w:t>
+      </w:r>
+      <w:r>
+        <w:rPr>
+          <w:rFonts w:hint="eastAsia" w:ascii="Times New Roman" w:hAnsi="Times New Roman" w:eastAsia="FangSong" w:cs="Times New Roman"/>
+        </w:rPr>
+        <w:t>文献机理是错误的</w:t>
+      </w:r>
+      <w:r>
+        <w:rPr>
+          <w:rFonts w:hint="eastAsia" w:ascii="Times New Roman" w:hAnsi="Times New Roman" w:eastAsia="Times New Roman" w:cs="Times New Roman"/>
+        </w:rPr>
+        <w:t>)</w:t>
+      </w:r>
+    </w:p>
+    <w:p>
+      <w:pPr>
+        <w:spacing w:before="160" w:after="80"/>
+      </w:pPr>
+      <w:r>
+        <w:pict>
+          <v:rect style="width:0;height:1.5pt" o:hralign="center" o:hrstd="t" o:hr="t"/>
+        </w:pict>
+      </w:r>
+    </w:p>
+    <w:bookmarkEnd w:id="21"/>
+    <w:bookmarkStart w:id="22" w:name="以下反应"/>
+    <w:p>
+      <w:pPr>
+        <w:pStyle w:val="Heading2"/>
+        <w:spacing w:before="280" w:after="120"/>
+      </w:pPr>
+      <w:r>
+        <w:rPr>
+          <w:rFonts w:ascii="Times New Roman" w:hAnsi="Times New Roman" w:eastAsia="Times New Roman" w:cs="Times New Roman"/>
+        </w:rPr>
+        <w:t xml:space="preserve">7.10 </w:t>
+      </w:r>
+      <w:r>
+        <w:rPr>
+          <w:rFonts w:hint="eastAsia" w:ascii="Times New Roman" w:hAnsi="Times New Roman" w:eastAsia="SimHei" w:cs="Times New Roman"/>
+        </w:rPr>
+        <w:t xml:space="preserve">以下反应</w:t>
+      </w:r>
+    </w:p>
+    <w:p>
+      <w:pPr>
+        <w:pStyle w:val="FirstParagraph"/>
+      </w:pPr>
+      <w:r>
+        <w:rPr>
+          <w:rFonts w:hint="eastAsia" w:ascii="Times New Roman" w:hAnsi="Times New Roman" w:eastAsia="FangSong" w:cs="Times New Roman"/>
+        </w:rPr>
+        <w:t>写出以下反应的机理</w:t>
+      </w:r>
+      <w:r>
+        <w:rPr>
+          <w:rFonts w:hint="eastAsia" w:ascii="Times New Roman" w:hAnsi="Times New Roman" w:eastAsia="Times New Roman" w:cs="Times New Roman"/>
+        </w:rPr>
+        <w:t>。</w:t>
+      </w:r>
+    </w:p>
+    <w:p>
+      <w:pPr>
+        <w:spacing w:before="160" w:after="80"/>
+      </w:pPr>
+      <w:r>
+        <w:pict>
+          <v:rect style="width:0;height:1.5pt" o:hralign="center" o:hrstd="t" o:hr="t"/>
+        </w:pict>
+      </w:r>
+    </w:p>
+    <w:bookmarkEnd w:id="22"/>
+    <w:bookmarkStart w:id="23" w:name="使用含氟的受体可以实现-5-endo-trig-如下所示"/>
+    <w:p>
+      <w:pPr>
+        <w:pStyle w:val="Heading2"/>
+        <w:spacing w:before="280" w:after="120"/>
+      </w:pPr>
+      <w:r>
+        <w:rPr>
+          <w:rFonts w:ascii="Times New Roman" w:hAnsi="Times New Roman" w:eastAsia="Times New Roman" w:cs="Times New Roman"/>
+        </w:rPr>
+        <w:t xml:space="preserve">7.11 </w:t>
+      </w:r>
+      <w:r>
+        <w:rPr>
+          <w:rFonts w:hint="eastAsia" w:ascii="Times New Roman" w:hAnsi="Times New Roman" w:eastAsia="SimHei" w:cs="Times New Roman"/>
+        </w:rPr>
+        <w:t xml:space="preserve">使用含氟的受体可以实现</w:t>
+      </w:r>
+      <w:r>
+        <w:rPr>
+          <w:rFonts w:ascii="Times New Roman" w:hAnsi="Times New Roman" w:eastAsia="Times New Roman" w:cs="Times New Roman"/>
+        </w:rPr>
+        <w:t xml:space="preserve"> 5 endo trig </w:t>
+      </w:r>
+      <w:r>
+        <w:rPr>
+          <w:rFonts w:hint="eastAsia" w:ascii="Times New Roman" w:hAnsi="Times New Roman" w:eastAsia="SimHei" w:cs="Times New Roman"/>
+        </w:rPr>
+        <w:t xml:space="preserve">如下所示</w:t>
+      </w:r>
+    </w:p>
+    <w:p>
+      <w:pPr>
+        <w:pStyle w:val="FirstParagraph"/>
+      </w:pPr>
+      <w:r>
+        <w:rPr>
+          <w:rFonts w:hint="eastAsia" w:ascii="Times New Roman" w:hAnsi="Times New Roman" w:eastAsia="FangSong" w:cs="Times New Roman"/>
+        </w:rPr>
+        <w:t xml:space="preserve">使用含氟的受体可以实现</w:t>
+      </w:r>
+      <w:r>
+        <w:rPr>
+          <w:rFonts w:ascii="Times New Roman" w:hAnsi="Times New Roman" w:eastAsia="Times New Roman" w:cs="Times New Roman"/>
+        </w:rPr>
+        <w:t xml:space="preserve"> </w:t>
+      </w:r>
+      <w:r>
+        <w:rPr>
+          <w:rFonts w:hint="eastAsia" w:ascii="Times New Roman" w:hAnsi="Times New Roman" w:eastAsia="Times New Roman" w:cs="Times New Roman"/>
+        </w:rPr>
+        <w:t>5-endo-trig(</w:t>
+      </w:r>
+      <w:r>
+        <w:rPr>
+          <w:rFonts w:hint="eastAsia" w:ascii="Times New Roman" w:hAnsi="Times New Roman" w:eastAsia="FangSong" w:cs="Times New Roman"/>
+        </w:rPr>
+        <w:t>如下所示</w:t>
+      </w:r>
+      <w:r>
+        <w:rPr>
+          <w:rFonts w:hint="eastAsia" w:ascii="Times New Roman" w:hAnsi="Times New Roman" w:eastAsia="Times New Roman" w:cs="Times New Roman"/>
+        </w:rPr>
+        <w:t>)，</w:t>
+      </w:r>
+      <w:r>
+        <w:rPr>
+          <w:rFonts w:hint="eastAsia" w:ascii="Times New Roman" w:hAnsi="Times New Roman" w:eastAsia="FangSong" w:cs="Times New Roman"/>
+        </w:rPr>
+        <w:t>为什么</w:t>
+      </w:r>
+      <w:r>
+        <w:rPr>
+          <w:rFonts w:hint="eastAsia" w:ascii="Times New Roman" w:hAnsi="Times New Roman" w:eastAsia="Times New Roman" w:cs="Times New Roman"/>
+        </w:rPr>
+        <w:t>？</w:t>
+      </w:r>
+    </w:p>
+    <w:p>
+      <w:pPr>
+        <w:spacing w:before="160" w:after="80"/>
+      </w:pPr>
+      <w:r>
+        <w:pict>
+          <v:rect style="width:0;height:1.5pt" o:hralign="center" o:hrstd="t" o:hr="t"/>
+        </w:pict>
+      </w:r>
+    </w:p>
+    <w:bookmarkEnd w:id="23"/>
+    <w:bookmarkStart w:id="24" w:name="ddq脱保护机理"/>
+    <w:p>
+      <w:pPr>
+        <w:pStyle w:val="Heading2"/>
+        <w:spacing w:before="280" w:after="120"/>
+      </w:pPr>
+      <w:r>
+        <w:rPr>
+          <w:rFonts w:ascii="Times New Roman" w:hAnsi="Times New Roman" w:eastAsia="Times New Roman" w:cs="Times New Roman"/>
+        </w:rPr>
+        <w:t xml:space="preserve">7.12 </w:t>
+      </w:r>
+      <w:r>
+        <w:rPr>
+          <w:rFonts w:hint="eastAsia" w:ascii="Times New Roman" w:hAnsi="Times New Roman" w:eastAsia="Times New Roman" w:cs="Times New Roman"/>
+        </w:rPr>
+        <w:t>DDQ</w:t>
+      </w:r>
+      <w:r>
+        <w:rPr>
+          <w:rFonts w:hint="eastAsia" w:ascii="Times New Roman" w:hAnsi="Times New Roman" w:eastAsia="SimHei" w:cs="Times New Roman"/>
+        </w:rPr>
+        <w:t>脱保护机理</w:t>
+      </w:r>
+    </w:p>
+    <w:p>
+      <w:pPr>
+        <w:pStyle w:val="FirstParagraph"/>
+      </w:pPr>
+      <w:r>
+        <w:rPr>
+          <w:rFonts w:hint="eastAsia" w:ascii="Times New Roman" w:hAnsi="Times New Roman" w:eastAsia="FangSong" w:cs="Times New Roman"/>
+        </w:rPr>
+        <w:t xml:space="preserve">画出</w:t>
+      </w:r>
+      <w:r>
+        <w:rPr>
+          <w:rFonts w:ascii="Times New Roman" w:hAnsi="Times New Roman" w:eastAsia="Times New Roman" w:cs="Times New Roman"/>
+        </w:rPr>
+        <w:t xml:space="preserve"> </w:t>
+      </w:r>
+      <w:r>
+        <w:rPr>
+          <w:rFonts w:hint="eastAsia" w:ascii="Times New Roman" w:hAnsi="Times New Roman" w:eastAsia="Times New Roman" w:cs="Times New Roman"/>
+        </w:rPr>
+        <w:t>DDQ（2,3-</w:t>
+      </w:r>
+      <w:r>
+        <w:rPr>
+          <w:rFonts w:hint="eastAsia" w:ascii="Times New Roman" w:hAnsi="Times New Roman" w:eastAsia="FangSong" w:cs="Times New Roman"/>
+        </w:rPr>
+        <w:t>二氯</w:t>
+      </w:r>
+      <w:r>
+        <w:rPr>
+          <w:rFonts w:hint="eastAsia" w:ascii="Times New Roman" w:hAnsi="Times New Roman" w:eastAsia="Times New Roman" w:cs="Times New Roman"/>
+        </w:rPr>
+        <w:t>-5,6-</w:t>
+      </w:r>
+      <w:r>
+        <w:rPr>
+          <w:rFonts w:hint="eastAsia" w:ascii="Times New Roman" w:hAnsi="Times New Roman" w:eastAsia="FangSong" w:cs="Times New Roman"/>
+        </w:rPr>
+        <w:t>二氰对苯醌</w:t>
+      </w:r>
+      <w:r>
+        <w:rPr>
+          <w:rFonts w:hint="eastAsia" w:ascii="Times New Roman" w:hAnsi="Times New Roman" w:eastAsia="Times New Roman" w:cs="Times New Roman"/>
+        </w:rPr>
+        <w:t>）</w:t>
+      </w:r>
+      <w:r>
+        <w:rPr>
+          <w:rFonts w:hint="eastAsia" w:ascii="Times New Roman" w:hAnsi="Times New Roman" w:eastAsia="FangSong" w:cs="Times New Roman"/>
+        </w:rPr>
+        <w:t>脱除</w:t>
+      </w:r>
+      <w:r>
+        <w:rPr>
+          <w:rFonts w:ascii="Times New Roman" w:hAnsi="Times New Roman" w:eastAsia="Times New Roman" w:cs="Times New Roman"/>
+        </w:rPr>
+        <w:t xml:space="preserve"> </w:t>
+      </w:r>
+      <w:r>
+        <w:rPr>
+          <w:rFonts w:hint="eastAsia" w:ascii="Times New Roman" w:hAnsi="Times New Roman" w:eastAsia="Times New Roman" w:cs="Times New Roman"/>
+        </w:rPr>
+        <w:t>PMB（</w:t>
+      </w:r>
+      <w:r>
+        <w:rPr>
+          <w:rFonts w:hint="eastAsia" w:ascii="Times New Roman" w:hAnsi="Times New Roman" w:eastAsia="FangSong" w:cs="Times New Roman"/>
+        </w:rPr>
+        <w:t>对甲氧基苄基</w:t>
+      </w:r>
+      <w:r>
+        <w:rPr>
+          <w:rFonts w:hint="eastAsia" w:ascii="Times New Roman" w:hAnsi="Times New Roman" w:eastAsia="Times New Roman" w:cs="Times New Roman"/>
+        </w:rPr>
+        <w:t>）</w:t>
+      </w:r>
+      <w:r>
+        <w:rPr>
+          <w:rFonts w:hint="eastAsia" w:ascii="Times New Roman" w:hAnsi="Times New Roman" w:eastAsia="FangSong" w:cs="Times New Roman"/>
+        </w:rPr>
+        <w:t>保护基的机理</w:t>
+      </w:r>
+      <w:r>
+        <w:rPr>
+          <w:rFonts w:hint="eastAsia" w:ascii="Times New Roman" w:hAnsi="Times New Roman" w:eastAsia="Times New Roman" w:cs="Times New Roman"/>
+        </w:rPr>
+        <w:t>。</w:t>
+      </w:r>
+    </w:p>
+    <w:p>
+      <w:pPr>
+        <w:spacing w:before="160" w:after="80"/>
+      </w:pPr>
+      <w:r>
+        <w:pict>
+          <v:rect style="width:0;height:1.5pt" o:hralign="center" o:hrstd="t" o:hr="t"/>
+        </w:pict>
+      </w:r>
+    </w:p>
+    <w:bookmarkEnd w:id="24"/>
+    <w:bookmarkStart w:id="25" w:name="beckmann重排产物"/>
+    <w:p>
+      <w:pPr>
+        <w:pStyle w:val="Heading2"/>
+        <w:spacing w:before="280" w:after="120"/>
+      </w:pPr>
+      <w:r>
+        <w:rPr>
+          <w:rFonts w:ascii="Times New Roman" w:hAnsi="Times New Roman" w:eastAsia="Times New Roman" w:cs="Times New Roman"/>
+        </w:rPr>
+        <w:t xml:space="preserve">7.13 </w:t>
+      </w:r>
+      <w:r>
+        <w:rPr>
+          <w:rFonts w:hint="eastAsia" w:ascii="Times New Roman" w:hAnsi="Times New Roman" w:eastAsia="Times New Roman" w:cs="Times New Roman"/>
+        </w:rPr>
+        <w:t>Beckmann</w:t>
+      </w:r>
+      <w:r>
+        <w:rPr>
+          <w:rFonts w:hint="eastAsia" w:ascii="Times New Roman" w:hAnsi="Times New Roman" w:eastAsia="SimHei" w:cs="Times New Roman"/>
+        </w:rPr>
+        <w:t>重排产物</w:t>
+      </w:r>
+    </w:p>
+    <w:p>
+      <w:pPr>
+        <w:pStyle w:val="FirstParagraph"/>
+      </w:pPr>
+      <w:r>
+        <w:rPr>
+          <w:rFonts w:hint="eastAsia" w:ascii="Times New Roman" w:hAnsi="Times New Roman" w:eastAsia="FangSong" w:cs="Times New Roman"/>
+        </w:rPr>
+        <w:t xml:space="preserve">写出以下肟的</w:t>
+      </w:r>
+      <w:r>
+        <w:rPr>
+          <w:rFonts w:ascii="Times New Roman" w:hAnsi="Times New Roman" w:eastAsia="Times New Roman" w:cs="Times New Roman"/>
+        </w:rPr>
+        <w:t xml:space="preserve"> Beckmann </w:t>
+      </w:r>
+      <w:r>
+        <w:rPr>
+          <w:rFonts w:hint="eastAsia" w:ascii="Times New Roman" w:hAnsi="Times New Roman" w:eastAsia="FangSong" w:cs="Times New Roman"/>
+        </w:rPr>
+        <w:t>重排产物</w:t>
+      </w:r>
+      <w:r>
+        <w:rPr>
+          <w:rFonts w:hint="eastAsia" w:ascii="Times New Roman" w:hAnsi="Times New Roman" w:eastAsia="Times New Roman" w:cs="Times New Roman"/>
+        </w:rPr>
+        <w:t>，</w:t>
+      </w:r>
+      <w:r>
+        <w:rPr>
+          <w:rFonts w:hint="eastAsia" w:ascii="Times New Roman" w:hAnsi="Times New Roman" w:eastAsia="FangSong" w:cs="Times New Roman"/>
+        </w:rPr>
+        <w:t>并比较反应速率</w:t>
+      </w:r>
+      <w:r>
+        <w:rPr>
+          <w:rFonts w:hint="eastAsia" w:ascii="Times New Roman" w:hAnsi="Times New Roman" w:eastAsia="Times New Roman" w:cs="Times New Roman"/>
+        </w:rPr>
+        <w:t>。</w:t>
+      </w:r>
+    </w:p>
+    <w:p>
+      <w:pPr>
+        <w:pStyle w:val="BodyText"/>
+      </w:pPr>
+      <w:r>
+        <w:rPr>
+          <w:rFonts w:hint="eastAsia" w:ascii="Times New Roman" w:hAnsi="Times New Roman" w:eastAsia="FangSong" w:cs="Times New Roman"/>
+        </w:rPr>
+        <w:t>题干含反应式图片</w:t>
+      </w:r>
+      <w:r>
+        <w:rPr>
+          <w:rFonts w:hint="eastAsia" w:ascii="Times New Roman" w:hAnsi="Times New Roman" w:eastAsia="Times New Roman" w:cs="Times New Roman"/>
+        </w:rPr>
+        <w:t>，</w:t>
+      </w:r>
+      <w:r>
+        <w:rPr>
+          <w:rFonts w:hint="eastAsia" w:ascii="Times New Roman" w:hAnsi="Times New Roman" w:eastAsia="FangSong" w:cs="Times New Roman"/>
+        </w:rPr>
+        <w:t>见原书</w:t>
+      </w:r>
+      <w:r>
+        <w:rPr>
+          <w:rFonts w:hint="eastAsia" w:ascii="Times New Roman" w:hAnsi="Times New Roman" w:eastAsia="Times New Roman" w:cs="Times New Roman"/>
+        </w:rPr>
+        <w:t>。</w:t>
+      </w:r>
+    </w:p>
+    <w:p>
+      <w:pPr>
+        <w:spacing w:before="160" w:after="80"/>
+      </w:pPr>
+      <w:r>
+        <w:pict>
+          <v:rect style="width:0;height:1.5pt" o:hralign="center" o:hrstd="t" o:hr="t"/>
+        </w:pict>
+      </w:r>
+    </w:p>
+    <w:bookmarkEnd w:id="25"/>
+    <w:bookmarkStart w:id="29" w:name="有机金属反应产物预测"/>
+    <w:p>
+      <w:pPr>
+        <w:pStyle w:val="Heading2"/>
+        <w:spacing w:before="280" w:after="120"/>
+      </w:pPr>
+      <w:r>
+        <w:rPr>
+          <w:rFonts w:ascii="Times New Roman" w:hAnsi="Times New Roman" w:eastAsia="Times New Roman" w:cs="Times New Roman"/>
+        </w:rPr>
+        <w:t xml:space="preserve">7.14 </w:t>
+      </w:r>
+      <w:r>
+        <w:rPr>
+          <w:rFonts w:hint="eastAsia" w:ascii="Times New Roman" w:hAnsi="Times New Roman" w:eastAsia="SimHei" w:cs="Times New Roman"/>
+        </w:rPr>
+        <w:t xml:space="preserve">有机金属反应产物预测</w:t>
+      </w:r>
+    </w:p>
+    <w:p>
+      <w:pPr>
+        <w:pStyle w:val="FirstParagraph"/>
+      </w:pPr>
+      <w:r>
+        <w:rPr>
+          <w:rFonts w:ascii="Times New Roman" w:hAnsi="Times New Roman" w:eastAsia="Times New Roman" w:cs="Times New Roman"/>
+        </w:rPr>
+        <w:t xml:space="preserve">What products would be formed in these reactions?</w:t>
+      </w:r>
+    </w:p>
+    <w:p>
+      <w:pPr>
+        <w:pStyle w:val="BodyText"/>
+        <w:spacing w:before="160" w:after="80"/>
+        <w:jc w:val="center"/>
+      </w:pPr>
+      <w:r>
+        <w:rPr>
+          <w:rFonts w:ascii="Times New Roman" w:hAnsi="Times New Roman" w:eastAsia="Times New Roman" w:cs="Times New Roman"/>
+        </w:rPr>
+        <w:drawing>
+          <wp:inline>
+            <wp:extent cx="3600000" cy="1208731"/>
+            <wp:effectExtent b="0" l="0" r="0" t="0"/>
+            <wp:docPr descr="" title="" id="27" name="Picture"/>
+            <a:graphic>
+              <a:graphicData uri="http://schemas.openxmlformats.org/drawingml/2006/picture">
+                <pic:pic>
+                  <pic:nvPicPr>
+                    <pic:cNvPr descr="6327debe88903212744c21130ec101826f6bcd27128bbacb299e74095c551a1c.jpg" id="28" name="Picture"/>
+                    <pic:cNvPicPr>
+                      <a:picLocks noChangeArrowheads="1" noChangeAspect="1"/>
+                    </pic:cNvPicPr>
+                  </pic:nvPicPr>
+                  <pic:blipFill>
+                    <a:blip r:embed="rId26"/>
                     <a:stretch>
                       <a:fillRect/>
                     </a:stretch>
@@ -426,8 +1261,8 @@
         </w:pict>
       </w:r>
     </w:p>
-    <w:bookmarkEnd w:id="13"/>
-    <w:bookmarkStart w:id="14" w:name="ch9-p3-fenarimol替代合成路线"/>
+    <w:bookmarkEnd w:id="29"/>
+    <w:bookmarkStart w:id="30" w:name="fenarimol替代合成路线"/>
     <w:p>
       <w:pPr>
         <w:pStyle w:val="Heading2"/>
@@ -437,13 +1272,13 @@
         <w:rPr>
           <w:rFonts w:ascii="Times New Roman" w:hAnsi="Times New Roman" w:eastAsia="Times New Roman" w:cs="Times New Roman"/>
         </w:rPr>
-        <w:t xml:space="preserve">7.2 </w:t>
-      </w:r>
-      <w:r>
-        <w:rPr>
-          <w:rFonts w:hint="eastAsia" w:ascii="Times New Roman" w:hAnsi="Times New Roman" w:eastAsia="Times New Roman" w:cs="Times New Roman"/>
-        </w:rPr>
-        <w:t>Ch9-P3-Fenarimol</w:t>
+        <w:t xml:space="preserve">7.15 </w:t>
+      </w:r>
+      <w:r>
+        <w:rPr>
+          <w:rFonts w:hint="eastAsia" w:ascii="Times New Roman" w:hAnsi="Times New Roman" w:eastAsia="Times New Roman" w:cs="Times New Roman"/>
+        </w:rPr>
+        <w:t>Fenarimol</w:t>
       </w:r>
       <w:r>
         <w:rPr>
@@ -552,8 +1387,8 @@
         </w:pict>
       </w:r>
     </w:p>
-    <w:bookmarkEnd w:id="14"/>
-    <w:bookmarkStart w:id="21" w:name="ch9-p5-biperidin结构预测和procyclidine合成"/>
+    <w:bookmarkEnd w:id="30"/>
+    <w:bookmarkStart w:id="37" w:name="biperidin结构预测和procyclidine合成"/>
     <w:p>
       <w:pPr>
         <w:pStyle w:val="Heading2"/>
@@ -563,13 +1398,13 @@
         <w:rPr>
           <w:rFonts w:ascii="Times New Roman" w:hAnsi="Times New Roman" w:eastAsia="Times New Roman" w:cs="Times New Roman"/>
         </w:rPr>
-        <w:t xml:space="preserve">7.3 </w:t>
-      </w:r>
-      <w:r>
-        <w:rPr>
-          <w:rFonts w:hint="eastAsia" w:ascii="Times New Roman" w:hAnsi="Times New Roman" w:eastAsia="Times New Roman" w:cs="Times New Roman"/>
-        </w:rPr>
-        <w:t>Ch9-P5-Biperidin</w:t>
+        <w:t xml:space="preserve">7.16 </w:t>
+      </w:r>
+      <w:r>
+        <w:rPr>
+          <w:rFonts w:hint="eastAsia" w:ascii="Times New Roman" w:hAnsi="Times New Roman" w:eastAsia="Times New Roman" w:cs="Times New Roman"/>
+        </w:rPr>
+        <w:t>Biperidin</w:t>
       </w:r>
       <w:r>
         <w:rPr>
@@ -615,18 +1450,18 @@
           <wp:inline>
             <wp:extent cx="3600000" cy="1294191"/>
             <wp:effectExtent b="0" l="0" r="0" t="0"/>
-            <wp:docPr descr="" title="" id="16" name="Picture"/>
+            <wp:docPr descr="" title="" id="32" name="Picture"/>
             <a:graphic>
               <a:graphicData uri="http://schemas.openxmlformats.org/drawingml/2006/picture">
                 <pic:pic>
                   <pic:nvPicPr>
-                    <pic:cNvPr descr="46b559c3b62ec893d7deb56ee0a4043e4ebbe4b43e20c5f8d46cfc98831d23b6.jpg" id="17" name="Picture"/>
+                    <pic:cNvPr descr="46b559c3b62ec893d7deb56ee0a4043e4ebbe4b43e20c5f8d46cfc98831d23b6.jpg" id="33" name="Picture"/>
                     <pic:cNvPicPr>
                       <a:picLocks noChangeArrowheads="1" noChangeAspect="1"/>
                     </pic:cNvPicPr>
                   </pic:nvPicPr>
                   <pic:blipFill>
-                    <a:blip r:embed="rId15"/>
+                    <a:blip r:embed="rId31"/>
                     <a:stretch>
                       <a:fillRect/>
                     </a:stretch>
@@ -678,18 +1513,18 @@
           <wp:inline>
             <wp:extent cx="3600000" cy="2573076"/>
             <wp:effectExtent b="0" l="0" r="0" t="0"/>
-            <wp:docPr descr="" title="" id="19" name="Picture"/>
+            <wp:docPr descr="" title="" id="35" name="Picture"/>
             <a:graphic>
               <a:graphicData uri="http://schemas.openxmlformats.org/drawingml/2006/picture">
                 <pic:pic>
                   <pic:nvPicPr>
-                    <pic:cNvPr descr="f1536b4fc5e5759c9e38195b8bcd765b8c61708685033cecd106981e618fac16.jpg" id="20" name="Picture"/>
+                    <pic:cNvPr descr="f1536b4fc5e5759c9e38195b8bcd765b8c61708685033cecd106981e618fac16.jpg" id="36" name="Picture"/>
                     <pic:cNvPicPr>
                       <a:picLocks noChangeArrowheads="1" noChangeAspect="1"/>
                     </pic:cNvPicPr>
                   </pic:nvPicPr>
                   <pic:blipFill>
-                    <a:blip r:embed="rId18"/>
+                    <a:blip r:embed="rId34"/>
                     <a:stretch>
                       <a:fillRect/>
                     </a:stretch>
@@ -847,8 +1682,8 @@
         </w:pict>
       </w:r>
     </w:p>
-    <w:bookmarkEnd w:id="21"/>
-    <w:bookmarkStart w:id="25" w:name="ch9-p7-br-li交换选择性分析"/>
+    <w:bookmarkEnd w:id="37"/>
+    <w:bookmarkStart w:id="41" w:name="br-li交换选择性分析"/>
     <w:p>
       <w:pPr>
         <w:pStyle w:val="Heading2"/>
@@ -858,13 +1693,13 @@
         <w:rPr>
           <w:rFonts w:ascii="Times New Roman" w:hAnsi="Times New Roman" w:eastAsia="Times New Roman" w:cs="Times New Roman"/>
         </w:rPr>
-        <w:t xml:space="preserve">7.4 </w:t>
-      </w:r>
-      <w:r>
-        <w:rPr>
-          <w:rFonts w:hint="eastAsia" w:ascii="Times New Roman" w:hAnsi="Times New Roman" w:eastAsia="Times New Roman" w:cs="Times New Roman"/>
-        </w:rPr>
-        <w:t>Ch9-P7-Br-Li</w:t>
+        <w:t xml:space="preserve">7.17 </w:t>
+      </w:r>
+      <w:r>
+        <w:rPr>
+          <w:rFonts w:hint="eastAsia" w:ascii="Times New Roman" w:hAnsi="Times New Roman" w:eastAsia="Times New Roman" w:cs="Times New Roman"/>
+        </w:rPr>
+        <w:t>Br-Li</w:t>
       </w:r>
       <w:r>
         <w:rPr>
@@ -898,18 +1733,18 @@
           <wp:inline>
             <wp:extent cx="3600000" cy="617773"/>
             <wp:effectExtent b="0" l="0" r="0" t="0"/>
-            <wp:docPr descr="" title="" id="23" name="Picture"/>
+            <wp:docPr descr="" title="" id="39" name="Picture"/>
             <a:graphic>
               <a:graphicData uri="http://schemas.openxmlformats.org/drawingml/2006/picture">
                 <pic:pic>
                   <pic:nvPicPr>
-                    <pic:cNvPr descr="03ecc795012228d55ab0c4e43ecf1dcc6d7b583d48cfb7c154662d029b6fcacd.jpg" id="24" name="Picture"/>
+                    <pic:cNvPr descr="03ecc795012228d55ab0c4e43ecf1dcc6d7b583d48cfb7c154662d029b6fcacd.jpg" id="40" name="Picture"/>
                     <pic:cNvPicPr>
                       <a:picLocks noChangeArrowheads="1" noChangeAspect="1"/>
                     </pic:cNvPicPr>
                   </pic:nvPicPr>
                   <pic:blipFill>
-                    <a:blip r:embed="rId22"/>
+                    <a:blip r:embed="rId38"/>
                     <a:stretch>
                       <a:fillRect/>
                     </a:stretch>
@@ -1013,8 +1848,8 @@
         </w:pict>
       </w:r>
     </w:p>
-    <w:bookmarkEnd w:id="25"/>
-    <w:bookmarkStart w:id="32" w:name="ch35-p1-nazarov关环grignard和cuprate步骤"/>
+    <w:bookmarkEnd w:id="41"/>
+    <w:bookmarkStart w:id="48" w:name="nazarov关环grignard和cuprate步骤"/>
     <w:p>
       <w:pPr>
         <w:pStyle w:val="Heading2"/>
@@ -1024,13 +1859,13 @@
         <w:rPr>
           <w:rFonts w:ascii="Times New Roman" w:hAnsi="Times New Roman" w:eastAsia="Times New Roman" w:cs="Times New Roman"/>
         </w:rPr>
-        <w:t xml:space="preserve">7.5 </w:t>
-      </w:r>
-      <w:r>
-        <w:rPr>
-          <w:rFonts w:hint="eastAsia" w:ascii="Times New Roman" w:hAnsi="Times New Roman" w:eastAsia="Times New Roman" w:cs="Times New Roman"/>
-        </w:rPr>
-        <w:t>Ch35-P1-Nazarov</w:t>
+        <w:t xml:space="preserve">7.18 </w:t>
+      </w:r>
+      <w:r>
+        <w:rPr>
+          <w:rFonts w:hint="eastAsia" w:ascii="Times New Roman" w:hAnsi="Times New Roman" w:eastAsia="Times New Roman" w:cs="Times New Roman"/>
+        </w:rPr>
+        <w:t>Nazarov</w:t>
       </w:r>
       <w:r>
         <w:rPr>
@@ -1088,18 +1923,18 @@
           <wp:inline>
             <wp:extent cx="3600000" cy="1012289"/>
             <wp:effectExtent b="0" l="0" r="0" t="0"/>
-            <wp:docPr descr="" title="" id="27" name="Picture"/>
+            <wp:docPr descr="" title="" id="43" name="Picture"/>
             <a:graphic>
               <a:graphicData uri="http://schemas.openxmlformats.org/drawingml/2006/picture">
                 <pic:pic>
                   <pic:nvPicPr>
-                    <pic:cNvPr descr="691a44cd0d5694a5657abe15c29cdb5ed17c41a3dfb3ad503ecdb4ffbda0722a.jpg" id="28" name="Picture"/>
+                    <pic:cNvPr descr="691a44cd0d5694a5657abe15c29cdb5ed17c41a3dfb3ad503ecdb4ffbda0722a.jpg" id="44" name="Picture"/>
                     <pic:cNvPicPr>
                       <a:picLocks noChangeArrowheads="1" noChangeAspect="1"/>
                     </pic:cNvPicPr>
                   </pic:nvPicPr>
                   <pic:blipFill>
-                    <a:blip r:embed="rId26"/>
+                    <a:blip r:embed="rId42"/>
                     <a:stretch>
                       <a:fillRect/>
                     </a:stretch>
@@ -1140,18 +1975,18 @@
           <wp:inline>
             <wp:extent cx="3600000" cy="1101098"/>
             <wp:effectExtent b="0" l="0" r="0" t="0"/>
-            <wp:docPr descr="" title="" id="30" name="Picture"/>
+            <wp:docPr descr="" title="" id="46" name="Picture"/>
             <a:graphic>
               <a:graphicData uri="http://schemas.openxmlformats.org/drawingml/2006/picture">
                 <pic:pic>
                   <pic:nvPicPr>
-                    <pic:cNvPr descr="c37efedf0087cc75d000160f57130cd5677620a0f824c64fdd5494ec2e89bceb.jpg" id="31" name="Picture"/>
+                    <pic:cNvPr descr="c37efedf0087cc75d000160f57130cd5677620a0f824c64fdd5494ec2e89bceb.jpg" id="47" name="Picture"/>
                     <pic:cNvPicPr>
                       <a:picLocks noChangeArrowheads="1" noChangeAspect="1"/>
                     </pic:cNvPicPr>
                   </pic:nvPicPr>
                   <pic:blipFill>
-                    <a:blip r:embed="rId29"/>
+                    <a:blip r:embed="rId45"/>
                     <a:stretch>
                       <a:fillRect/>
                     </a:stretch>
@@ -1213,8 +2048,8 @@
         </w:pict>
       </w:r>
     </w:p>
-    <w:bookmarkEnd w:id="32"/>
-    <w:bookmarkStart w:id="36" w:name="ch40-p2-heck反应机理步骤理解"/>
+    <w:bookmarkEnd w:id="48"/>
+    <w:bookmarkStart w:id="52" w:name="heck反应机理步骤理解"/>
     <w:p>
       <w:pPr>
         <w:pStyle w:val="Heading2"/>
@@ -1224,13 +2059,13 @@
         <w:rPr>
           <w:rFonts w:ascii="Times New Roman" w:hAnsi="Times New Roman" w:eastAsia="Times New Roman" w:cs="Times New Roman"/>
         </w:rPr>
-        <w:t xml:space="preserve">7.6 </w:t>
-      </w:r>
-      <w:r>
-        <w:rPr>
-          <w:rFonts w:hint="eastAsia" w:ascii="Times New Roman" w:hAnsi="Times New Roman" w:eastAsia="Times New Roman" w:cs="Times New Roman"/>
-        </w:rPr>
-        <w:t>Ch40-P2-Heck</w:t>
+        <w:t xml:space="preserve">7.19 </w:t>
+      </w:r>
+      <w:r>
+        <w:rPr>
+          <w:rFonts w:hint="eastAsia" w:ascii="Times New Roman" w:hAnsi="Times New Roman" w:eastAsia="Times New Roman" w:cs="Times New Roman"/>
+        </w:rPr>
+        <w:t>Heck</w:t>
       </w:r>
       <w:r>
         <w:rPr>
@@ -1277,18 +2112,18 @@
           <wp:inline>
             <wp:extent cx="3600000" cy="581497"/>
             <wp:effectExtent b="0" l="0" r="0" t="0"/>
-            <wp:docPr descr="" title="" id="34" name="Picture"/>
+            <wp:docPr descr="" title="" id="50" name="Picture"/>
             <a:graphic>
               <a:graphicData uri="http://schemas.openxmlformats.org/drawingml/2006/picture">
                 <pic:pic>
                   <pic:nvPicPr>
-                    <pic:cNvPr descr="7a1488123a7e28a4eeb7dfb37104ed760fc5efa8c8773d1c84402057a48be840.jpg" id="35" name="Picture"/>
+                    <pic:cNvPr descr="7a1488123a7e28a4eeb7dfb37104ed760fc5efa8c8773d1c84402057a48be840.jpg" id="51" name="Picture"/>
                     <pic:cNvPicPr>
                       <a:picLocks noChangeArrowheads="1" noChangeAspect="1"/>
                     </pic:cNvPicPr>
                   </pic:nvPicPr>
                   <pic:blipFill>
-                    <a:blip r:embed="rId33"/>
+                    <a:blip r:embed="rId49"/>
                     <a:stretch>
                       <a:fillRect/>
                     </a:stretch>
@@ -1363,8 +2198,8 @@
         </w:pict>
       </w:r>
     </w:p>
-    <w:bookmarkEnd w:id="36"/>
-    <w:bookmarkStart w:id="40" w:name="ch40-p6-烯丙基grignard吡啶合成wacker氧化"/>
+    <w:bookmarkEnd w:id="52"/>
+    <w:bookmarkStart w:id="56" w:name="烯丙基grignard吡啶合成wacker氧化"/>
     <w:p>
       <w:pPr>
         <w:pStyle w:val="Heading2"/>
@@ -1374,13 +2209,7 @@
         <w:rPr>
           <w:rFonts w:ascii="Times New Roman" w:hAnsi="Times New Roman" w:eastAsia="Times New Roman" w:cs="Times New Roman"/>
         </w:rPr>
-        <w:t xml:space="preserve">7.7 </w:t>
-      </w:r>
-      <w:r>
-        <w:rPr>
-          <w:rFonts w:hint="eastAsia" w:ascii="Times New Roman" w:hAnsi="Times New Roman" w:eastAsia="Times New Roman" w:cs="Times New Roman"/>
-        </w:rPr>
-        <w:t>Ch40-P6-</w:t>
+        <w:t xml:space="preserve">7.20 </w:t>
       </w:r>
       <w:r>
         <w:rPr>
@@ -1438,18 +2267,18 @@
           <wp:inline>
             <wp:extent cx="3600000" cy="1758054"/>
             <wp:effectExtent b="0" l="0" r="0" t="0"/>
-            <wp:docPr descr="" title="" id="38" name="Picture"/>
+            <wp:docPr descr="" title="" id="54" name="Picture"/>
             <a:graphic>
               <a:graphicData uri="http://schemas.openxmlformats.org/drawingml/2006/picture">
                 <pic:pic>
                   <pic:nvPicPr>
-                    <pic:cNvPr descr="17e1867bed525f6d5a3c68c7624a3c90452e310f140a7f36a1fc8a9c522930e0.jpg" id="39" name="Picture"/>
+                    <pic:cNvPr descr="17e1867bed525f6d5a3c68c7624a3c90452e310f140a7f36a1fc8a9c522930e0.jpg" id="55" name="Picture"/>
                     <pic:cNvPicPr>
                       <a:picLocks noChangeArrowheads="1" noChangeAspect="1"/>
                     </pic:cNvPicPr>
                   </pic:nvPicPr>
                   <pic:blipFill>
-                    <a:blip r:embed="rId37"/>
+                    <a:blip r:embed="rId53"/>
                     <a:stretch>
                       <a:fillRect/>
                     </a:stretch>
@@ -1511,8 +2340,8 @@
         </w:pict>
       </w:r>
     </w:p>
-    <w:bookmarkEnd w:id="40"/>
-    <w:bookmarkStart w:id="44" w:name="ch40-p8-pd催化胺合成简单实例"/>
+    <w:bookmarkEnd w:id="56"/>
+    <w:bookmarkStart w:id="60" w:name="pd催化胺合成简单实例"/>
     <w:p>
       <w:pPr>
         <w:pStyle w:val="Heading2"/>
@@ -1522,13 +2351,13 @@
         <w:rPr>
           <w:rFonts w:ascii="Times New Roman" w:hAnsi="Times New Roman" w:eastAsia="Times New Roman" w:cs="Times New Roman"/>
         </w:rPr>
-        <w:t xml:space="preserve">7.8 </w:t>
-      </w:r>
-      <w:r>
-        <w:rPr>
-          <w:rFonts w:hint="eastAsia" w:ascii="Times New Roman" w:hAnsi="Times New Roman" w:eastAsia="Times New Roman" w:cs="Times New Roman"/>
-        </w:rPr>
-        <w:t>Ch40-P8-Pd</w:t>
+        <w:t xml:space="preserve">7.21 </w:t>
+      </w:r>
+      <w:r>
+        <w:rPr>
+          <w:rFonts w:hint="eastAsia" w:ascii="Times New Roman" w:hAnsi="Times New Roman" w:eastAsia="Times New Roman" w:cs="Times New Roman"/>
+        </w:rPr>
+        <w:t>Pd</w:t>
       </w:r>
       <w:r>
         <w:rPr>
@@ -1562,18 +2391,18 @@
           <wp:inline>
             <wp:extent cx="3600000" cy="1079267"/>
             <wp:effectExtent b="0" l="0" r="0" t="0"/>
-            <wp:docPr descr="" title="" id="42" name="Picture"/>
+            <wp:docPr descr="" title="" id="58" name="Picture"/>
             <a:graphic>
               <a:graphicData uri="http://schemas.openxmlformats.org/drawingml/2006/picture">
                 <pic:pic>
                   <pic:nvPicPr>
-                    <pic:cNvPr descr="db075a72509e15baa7bee208423d1be95877b8feba8dd875bdb344484037a67c.jpg" id="43" name="Picture"/>
+                    <pic:cNvPr descr="db075a72509e15baa7bee208423d1be95877b8feba8dd875bdb344484037a67c.jpg" id="59" name="Picture"/>
                     <pic:cNvPicPr>
                       <a:picLocks noChangeArrowheads="1" noChangeAspect="1"/>
                     </pic:cNvPicPr>
                   </pic:nvPicPr>
                   <pic:blipFill>
-                    <a:blip r:embed="rId41"/>
+                    <a:blip r:embed="rId57"/>
                     <a:stretch>
                       <a:fillRect/>
                     </a:stretch>
@@ -1635,8 +2464,8 @@
         </w:pict>
       </w:r>
     </w:p>
-    <w:bookmarkEnd w:id="44"/>
-    <w:bookmarkStart w:id="45" w:name="初赛讲义-金属有机化学-习题5.5"/>
+    <w:bookmarkEnd w:id="60"/>
+    <w:bookmarkStart w:id="61" w:name="金属有机化学基础"/>
     <w:p>
       <w:pPr>
         <w:pStyle w:val="Heading2"/>
@@ -1646,43 +2475,13 @@
         <w:rPr>
           <w:rFonts w:ascii="Times New Roman" w:hAnsi="Times New Roman" w:eastAsia="Times New Roman" w:cs="Times New Roman"/>
         </w:rPr>
-        <w:t xml:space="preserve">7.9 </w:t>
+        <w:t xml:space="preserve">7.22 </w:t>
       </w:r>
       <w:r>
         <w:rPr>
           <w:rFonts w:hint="eastAsia" w:ascii="Times New Roman" w:hAnsi="Times New Roman" w:eastAsia="SimHei" w:cs="Times New Roman"/>
         </w:rPr>
-        <w:t>初赛讲义</w:t>
-      </w:r>
-      <w:r>
-        <w:rPr>
-          <w:rFonts w:hint="eastAsia" w:ascii="Times New Roman" w:hAnsi="Times New Roman" w:eastAsia="Times New Roman" w:cs="Times New Roman"/>
-        </w:rPr>
-        <w:t>-</w:t>
-      </w:r>
-      <w:r>
-        <w:rPr>
-          <w:rFonts w:hint="eastAsia" w:ascii="Times New Roman" w:hAnsi="Times New Roman" w:eastAsia="SimHei" w:cs="Times New Roman"/>
-        </w:rPr>
-        <w:t>金属有机化学</w:t>
-      </w:r>
-      <w:r>
-        <w:rPr>
-          <w:rFonts w:hint="eastAsia" w:ascii="Times New Roman" w:hAnsi="Times New Roman" w:eastAsia="Times New Roman" w:cs="Times New Roman"/>
-        </w:rPr>
-        <w:t>-</w:t>
-      </w:r>
-      <w:r>
-        <w:rPr>
-          <w:rFonts w:hint="eastAsia" w:ascii="Times New Roman" w:hAnsi="Times New Roman" w:eastAsia="SimHei" w:cs="Times New Roman"/>
-        </w:rPr>
-        <w:t>习题</w:t>
-      </w:r>
-      <w:r>
-        <w:rPr>
-          <w:rFonts w:hint="eastAsia" w:ascii="Times New Roman" w:hAnsi="Times New Roman" w:eastAsia="Times New Roman" w:cs="Times New Roman"/>
-        </w:rPr>
-        <w:t>5.5</w:t>
+        <w:t xml:space="preserve">金属有机化学基础</w:t>
       </w:r>
     </w:p>
     <w:p>
@@ -2292,8 +3091,8 @@
         </w:pict>
       </w:r>
     </w:p>
-    <w:bookmarkEnd w:id="45"/>
-    <w:bookmarkStart w:id="46" w:name="初赛讲义-金属有机化学-习题5.10"/>
+    <w:bookmarkEnd w:id="61"/>
+    <w:bookmarkStart w:id="62" w:name="金属有机化学基础-1"/>
     <w:p>
       <w:pPr>
         <w:pStyle w:val="Heading2"/>
@@ -2303,43 +3102,13 @@
         <w:rPr>
           <w:rFonts w:ascii="Times New Roman" w:hAnsi="Times New Roman" w:eastAsia="Times New Roman" w:cs="Times New Roman"/>
         </w:rPr>
-        <w:t xml:space="preserve">7.10 </w:t>
+        <w:t xml:space="preserve">7.23 </w:t>
       </w:r>
       <w:r>
         <w:rPr>
           <w:rFonts w:hint="eastAsia" w:ascii="Times New Roman" w:hAnsi="Times New Roman" w:eastAsia="SimHei" w:cs="Times New Roman"/>
         </w:rPr>
-        <w:t>初赛讲义</w:t>
-      </w:r>
-      <w:r>
-        <w:rPr>
-          <w:rFonts w:hint="eastAsia" w:ascii="Times New Roman" w:hAnsi="Times New Roman" w:eastAsia="Times New Roman" w:cs="Times New Roman"/>
-        </w:rPr>
-        <w:t>-</w:t>
-      </w:r>
-      <w:r>
-        <w:rPr>
-          <w:rFonts w:hint="eastAsia" w:ascii="Times New Roman" w:hAnsi="Times New Roman" w:eastAsia="SimHei" w:cs="Times New Roman"/>
-        </w:rPr>
-        <w:t>金属有机化学</w:t>
-      </w:r>
-      <w:r>
-        <w:rPr>
-          <w:rFonts w:hint="eastAsia" w:ascii="Times New Roman" w:hAnsi="Times New Roman" w:eastAsia="Times New Roman" w:cs="Times New Roman"/>
-        </w:rPr>
-        <w:t>-</w:t>
-      </w:r>
-      <w:r>
-        <w:rPr>
-          <w:rFonts w:hint="eastAsia" w:ascii="Times New Roman" w:hAnsi="Times New Roman" w:eastAsia="SimHei" w:cs="Times New Roman"/>
-        </w:rPr>
-        <w:t>习题</w:t>
-      </w:r>
-      <w:r>
-        <w:rPr>
-          <w:rFonts w:hint="eastAsia" w:ascii="Times New Roman" w:hAnsi="Times New Roman" w:eastAsia="Times New Roman" w:cs="Times New Roman"/>
-        </w:rPr>
-        <w:t>5.10</w:t>
+        <w:t xml:space="preserve">金属有机化学基础</w:t>
       </w:r>
     </w:p>
     <w:p>
@@ -2624,8 +3393,8 @@
         </w:pict>
       </w:r>
     </w:p>
-    <w:bookmarkEnd w:id="46"/>
-    <w:bookmarkStart w:id="47" w:name="初赛讲义-金属有机化学-习题5.11"/>
+    <w:bookmarkEnd w:id="62"/>
+    <w:bookmarkStart w:id="63" w:name="金属有机化学基础-2"/>
     <w:p>
       <w:pPr>
         <w:pStyle w:val="Heading2"/>
@@ -2635,43 +3404,13 @@
         <w:rPr>
           <w:rFonts w:ascii="Times New Roman" w:hAnsi="Times New Roman" w:eastAsia="Times New Roman" w:cs="Times New Roman"/>
         </w:rPr>
-        <w:t xml:space="preserve">7.11 </w:t>
+        <w:t xml:space="preserve">7.24 </w:t>
       </w:r>
       <w:r>
         <w:rPr>
           <w:rFonts w:hint="eastAsia" w:ascii="Times New Roman" w:hAnsi="Times New Roman" w:eastAsia="SimHei" w:cs="Times New Roman"/>
         </w:rPr>
-        <w:t>初赛讲义</w:t>
-      </w:r>
-      <w:r>
-        <w:rPr>
-          <w:rFonts w:hint="eastAsia" w:ascii="Times New Roman" w:hAnsi="Times New Roman" w:eastAsia="Times New Roman" w:cs="Times New Roman"/>
-        </w:rPr>
-        <w:t>-</w:t>
-      </w:r>
-      <w:r>
-        <w:rPr>
-          <w:rFonts w:hint="eastAsia" w:ascii="Times New Roman" w:hAnsi="Times New Roman" w:eastAsia="SimHei" w:cs="Times New Roman"/>
-        </w:rPr>
-        <w:t>金属有机化学</w:t>
-      </w:r>
-      <w:r>
-        <w:rPr>
-          <w:rFonts w:hint="eastAsia" w:ascii="Times New Roman" w:hAnsi="Times New Roman" w:eastAsia="Times New Roman" w:cs="Times New Roman"/>
-        </w:rPr>
-        <w:t>-</w:t>
-      </w:r>
-      <w:r>
-        <w:rPr>
-          <w:rFonts w:hint="eastAsia" w:ascii="Times New Roman" w:hAnsi="Times New Roman" w:eastAsia="SimHei" w:cs="Times New Roman"/>
-        </w:rPr>
-        <w:t>习题</w:t>
-      </w:r>
-      <w:r>
-        <w:rPr>
-          <w:rFonts w:hint="eastAsia" w:ascii="Times New Roman" w:hAnsi="Times New Roman" w:eastAsia="Times New Roman" w:cs="Times New Roman"/>
-        </w:rPr>
-        <w:t>5.11</w:t>
+        <w:t xml:space="preserve">金属有机化学基础</w:t>
       </w:r>
     </w:p>
     <w:p>
@@ -3144,8 +3883,8 @@
         </w:pict>
       </w:r>
     </w:p>
-    <w:bookmarkEnd w:id="47"/>
-    <w:bookmarkStart w:id="48" w:name="初赛讲义-金属有机化学-习题5.12"/>
+    <w:bookmarkEnd w:id="63"/>
+    <w:bookmarkStart w:id="64" w:name="金属有机化学基础-3"/>
     <w:p>
       <w:pPr>
         <w:pStyle w:val="Heading2"/>
@@ -3155,43 +3894,13 @@
         <w:rPr>
           <w:rFonts w:ascii="Times New Roman" w:hAnsi="Times New Roman" w:eastAsia="Times New Roman" w:cs="Times New Roman"/>
         </w:rPr>
-        <w:t xml:space="preserve">7.12 </w:t>
+        <w:t xml:space="preserve">7.25 </w:t>
       </w:r>
       <w:r>
         <w:rPr>
           <w:rFonts w:hint="eastAsia" w:ascii="Times New Roman" w:hAnsi="Times New Roman" w:eastAsia="SimHei" w:cs="Times New Roman"/>
         </w:rPr>
-        <w:t>初赛讲义</w:t>
-      </w:r>
-      <w:r>
-        <w:rPr>
-          <w:rFonts w:hint="eastAsia" w:ascii="Times New Roman" w:hAnsi="Times New Roman" w:eastAsia="Times New Roman" w:cs="Times New Roman"/>
-        </w:rPr>
-        <w:t>-</w:t>
-      </w:r>
-      <w:r>
-        <w:rPr>
-          <w:rFonts w:hint="eastAsia" w:ascii="Times New Roman" w:hAnsi="Times New Roman" w:eastAsia="SimHei" w:cs="Times New Roman"/>
-        </w:rPr>
-        <w:t>金属有机化学</w:t>
-      </w:r>
-      <w:r>
-        <w:rPr>
-          <w:rFonts w:hint="eastAsia" w:ascii="Times New Roman" w:hAnsi="Times New Roman" w:eastAsia="Times New Roman" w:cs="Times New Roman"/>
-        </w:rPr>
-        <w:t>-</w:t>
-      </w:r>
-      <w:r>
-        <w:rPr>
-          <w:rFonts w:hint="eastAsia" w:ascii="Times New Roman" w:hAnsi="Times New Roman" w:eastAsia="SimHei" w:cs="Times New Roman"/>
-        </w:rPr>
-        <w:t>习题</w:t>
-      </w:r>
-      <w:r>
-        <w:rPr>
-          <w:rFonts w:hint="eastAsia" w:ascii="Times New Roman" w:hAnsi="Times New Roman" w:eastAsia="Times New Roman" w:cs="Times New Roman"/>
-        </w:rPr>
-        <w:t>5.12</w:t>
+        <w:t xml:space="preserve">金属有机化学基础</w:t>
       </w:r>
     </w:p>
     <w:p>
@@ -3498,8 +4207,8 @@
         </w:pict>
       </w:r>
     </w:p>
-    <w:bookmarkEnd w:id="48"/>
-    <w:bookmarkStart w:id="49" w:name="初赛讲义-金属有机化学-习题5.17"/>
+    <w:bookmarkEnd w:id="64"/>
+    <w:bookmarkStart w:id="65" w:name="金属有机化学基础-4"/>
     <w:p>
       <w:pPr>
         <w:pStyle w:val="Heading2"/>
@@ -3509,43 +4218,13 @@
         <w:rPr>
           <w:rFonts w:ascii="Times New Roman" w:hAnsi="Times New Roman" w:eastAsia="Times New Roman" w:cs="Times New Roman"/>
         </w:rPr>
-        <w:t xml:space="preserve">7.13 </w:t>
+        <w:t xml:space="preserve">7.26 </w:t>
       </w:r>
       <w:r>
         <w:rPr>
           <w:rFonts w:hint="eastAsia" w:ascii="Times New Roman" w:hAnsi="Times New Roman" w:eastAsia="SimHei" w:cs="Times New Roman"/>
         </w:rPr>
-        <w:t>初赛讲义</w:t>
-      </w:r>
-      <w:r>
-        <w:rPr>
-          <w:rFonts w:hint="eastAsia" w:ascii="Times New Roman" w:hAnsi="Times New Roman" w:eastAsia="Times New Roman" w:cs="Times New Roman"/>
-        </w:rPr>
-        <w:t>-</w:t>
-      </w:r>
-      <w:r>
-        <w:rPr>
-          <w:rFonts w:hint="eastAsia" w:ascii="Times New Roman" w:hAnsi="Times New Roman" w:eastAsia="SimHei" w:cs="Times New Roman"/>
-        </w:rPr>
-        <w:t>金属有机化学</w:t>
-      </w:r>
-      <w:r>
-        <w:rPr>
-          <w:rFonts w:hint="eastAsia" w:ascii="Times New Roman" w:hAnsi="Times New Roman" w:eastAsia="Times New Roman" w:cs="Times New Roman"/>
-        </w:rPr>
-        <w:t>-</w:t>
-      </w:r>
-      <w:r>
-        <w:rPr>
-          <w:rFonts w:hint="eastAsia" w:ascii="Times New Roman" w:hAnsi="Times New Roman" w:eastAsia="SimHei" w:cs="Times New Roman"/>
-        </w:rPr>
-        <w:t>习题</w:t>
-      </w:r>
-      <w:r>
-        <w:rPr>
-          <w:rFonts w:hint="eastAsia" w:ascii="Times New Roman" w:hAnsi="Times New Roman" w:eastAsia="Times New Roman" w:cs="Times New Roman"/>
-        </w:rPr>
-        <w:t>5.17</w:t>
+        <w:t xml:space="preserve">金属有机化学基础</w:t>
       </w:r>
     </w:p>
     <w:p>
@@ -3692,8 +4371,8 @@
         </w:pict>
       </w:r>
     </w:p>
-    <w:bookmarkEnd w:id="49"/>
-    <w:bookmarkStart w:id="50" w:name="初赛讲义-金属有机化学-习题5.18"/>
+    <w:bookmarkEnd w:id="65"/>
+    <w:bookmarkStart w:id="66" w:name="金属有机化学基础-5"/>
     <w:p>
       <w:pPr>
         <w:pStyle w:val="Heading2"/>
@@ -3703,43 +4382,13 @@
         <w:rPr>
           <w:rFonts w:ascii="Times New Roman" w:hAnsi="Times New Roman" w:eastAsia="Times New Roman" w:cs="Times New Roman"/>
         </w:rPr>
-        <w:t xml:space="preserve">7.14 </w:t>
+        <w:t xml:space="preserve">7.27 </w:t>
       </w:r>
       <w:r>
         <w:rPr>
           <w:rFonts w:hint="eastAsia" w:ascii="Times New Roman" w:hAnsi="Times New Roman" w:eastAsia="SimHei" w:cs="Times New Roman"/>
         </w:rPr>
-        <w:t>初赛讲义</w:t>
-      </w:r>
-      <w:r>
-        <w:rPr>
-          <w:rFonts w:hint="eastAsia" w:ascii="Times New Roman" w:hAnsi="Times New Roman" w:eastAsia="Times New Roman" w:cs="Times New Roman"/>
-        </w:rPr>
-        <w:t>-</w:t>
-      </w:r>
-      <w:r>
-        <w:rPr>
-          <w:rFonts w:hint="eastAsia" w:ascii="Times New Roman" w:hAnsi="Times New Roman" w:eastAsia="SimHei" w:cs="Times New Roman"/>
-        </w:rPr>
-        <w:t>金属有机化学</w:t>
-      </w:r>
-      <w:r>
-        <w:rPr>
-          <w:rFonts w:hint="eastAsia" w:ascii="Times New Roman" w:hAnsi="Times New Roman" w:eastAsia="Times New Roman" w:cs="Times New Roman"/>
-        </w:rPr>
-        <w:t>-</w:t>
-      </w:r>
-      <w:r>
-        <w:rPr>
-          <w:rFonts w:hint="eastAsia" w:ascii="Times New Roman" w:hAnsi="Times New Roman" w:eastAsia="SimHei" w:cs="Times New Roman"/>
-        </w:rPr>
-        <w:t>习题</w:t>
-      </w:r>
-      <w:r>
-        <w:rPr>
-          <w:rFonts w:hint="eastAsia" w:ascii="Times New Roman" w:hAnsi="Times New Roman" w:eastAsia="Times New Roman" w:cs="Times New Roman"/>
-        </w:rPr>
-        <w:t>5.18</w:t>
+        <w:t xml:space="preserve">金属有机化学基础</w:t>
       </w:r>
     </w:p>
     <w:p>
@@ -4093,15 +4742,22 @@
         <w:rPr>
           <w:rFonts w:ascii="Times New Roman" w:hAnsi="Times New Roman" w:eastAsia="Times New Roman" w:cs="Times New Roman"/>
         </w:rPr>
-        <w:t xml:space="preserve"> N</w:t>
-      </w:r>
-      <w:r>
-        <w:rPr>
-          <w:rFonts w:ascii="Times New Roman" w:hAnsi="Times New Roman" w:eastAsia="Times New Roman" w:cs="Times New Roman"/>
-          <w:vertAlign w:val="subscript"/>
-        </w:rPr>
-        <w:t>2</w:t>
-      </w:r>
+        <w:t xml:space="preserve"> </w:t>
+      </w:r>
+      <m:oMath>
+        <m:sSub>
+          <m:e>
+            <m:r>
+              <m:t>N</m:t>
+            </m:r>
+          </m:e>
+          <m:sub>
+            <m:r>
+              <m:t>2</m:t>
+            </m:r>
+          </m:sub>
+        </m:sSub>
+      </m:oMath>
       <w:r>
         <w:rPr>
           <w:rFonts w:ascii="Times New Roman" w:hAnsi="Times New Roman" w:eastAsia="Times New Roman" w:cs="Times New Roman"/>
@@ -4281,28 +4937,66 @@
         <w:rPr>
           <w:rFonts w:ascii="Times New Roman" w:hAnsi="Times New Roman" w:eastAsia="Times New Roman" w:cs="Times New Roman"/>
         </w:rPr>
-        <w:t>、 N</w:t>
-      </w:r>
-      <w:r>
-        <w:rPr>
-          <w:rFonts w:ascii="Times New Roman" w:hAnsi="Times New Roman" w:eastAsia="Times New Roman" w:cs="Times New Roman"/>
-          <w:vertAlign w:val="subscript"/>
-        </w:rPr>
-        <w:t>2</w:t>
-      </w:r>
-      <w:r>
-        <w:rPr>
-          <w:rFonts w:ascii="Times New Roman" w:hAnsi="Times New Roman" w:eastAsia="Times New Roman" w:cs="Times New Roman"/>
-        </w:rPr>
-        <w:t xml:space="preserve"> 、 SmI</w:t>
-      </w:r>
-      <w:r>
-        <w:rPr>
-          <w:rFonts w:ascii="Times New Roman" w:hAnsi="Times New Roman" w:eastAsia="Times New Roman" w:cs="Times New Roman"/>
-          <w:vertAlign w:val="subscript"/>
-        </w:rPr>
-        <w:t>2</w:t>
-      </w:r>
+        <w:t xml:space="preserve">、</w:t>
+      </w:r>
+      <w:r>
+        <w:rPr>
+          <w:rFonts w:ascii="Times New Roman" w:hAnsi="Times New Roman" w:eastAsia="Times New Roman" w:cs="Times New Roman"/>
+        </w:rPr>
+        <w:t xml:space="preserve"> </w:t>
+      </w:r>
+      <m:oMath>
+        <m:sSub>
+          <m:e>
+            <m:r>
+              <m:t>N</m:t>
+            </m:r>
+          </m:e>
+          <m:sub>
+            <m:r>
+              <m:t>2</m:t>
+            </m:r>
+          </m:sub>
+        </m:sSub>
+      </m:oMath>
+      <w:r>
+        <w:rPr>
+          <w:rFonts w:ascii="Times New Roman" w:hAnsi="Times New Roman" w:eastAsia="Times New Roman" w:cs="Times New Roman"/>
+        </w:rPr>
+        <w:t xml:space="preserve"> </w:t>
+      </w:r>
+      <w:r>
+        <w:rPr>
+          <w:rFonts w:ascii="Times New Roman" w:hAnsi="Times New Roman" w:eastAsia="Times New Roman" w:cs="Times New Roman"/>
+        </w:rPr>
+        <w:t xml:space="preserve">、</w:t>
+      </w:r>
+      <w:r>
+        <w:rPr>
+          <w:rFonts w:ascii="Times New Roman" w:hAnsi="Times New Roman" w:eastAsia="Times New Roman" w:cs="Times New Roman"/>
+        </w:rPr>
+        <w:t xml:space="preserve"> </w:t>
+      </w:r>
+      <m:oMath>
+        <m:r>
+          <m:t>S</m:t>
+        </m:r>
+        <m:r>
+          <m:t>m</m:t>
+        </m:r>
+        <m:sSub>
+          <m:e>
+            <m:r>
+              <m:t>I</m:t>
+            </m:r>
+          </m:e>
+          <m:sub>
+            <m:r>
+              <m:t>2</m:t>
+            </m:r>
+          </m:sub>
+        </m:sSub>
+      </m:oMath>
       <w:r>
         <w:rPr>
           <w:rFonts w:ascii="Times New Roman" w:hAnsi="Times New Roman" w:eastAsia="Times New Roman" w:cs="Times New Roman"/>
@@ -4861,8 +5555,8 @@
         </w:pict>
       </w:r>
     </w:p>
-    <w:bookmarkEnd w:id="50"/>
-    <w:bookmarkStart w:id="51" w:name="初赛讲义-金属有机化学-习题5.19"/>
+    <w:bookmarkEnd w:id="66"/>
+    <w:bookmarkStart w:id="67" w:name="金属有机化学基础-6"/>
     <w:p>
       <w:pPr>
         <w:pStyle w:val="Heading2"/>
@@ -4872,43 +5566,13 @@
         <w:rPr>
           <w:rFonts w:ascii="Times New Roman" w:hAnsi="Times New Roman" w:eastAsia="Times New Roman" w:cs="Times New Roman"/>
         </w:rPr>
-        <w:t xml:space="preserve">7.15 </w:t>
+        <w:t xml:space="preserve">7.28 </w:t>
       </w:r>
       <w:r>
         <w:rPr>
           <w:rFonts w:hint="eastAsia" w:ascii="Times New Roman" w:hAnsi="Times New Roman" w:eastAsia="SimHei" w:cs="Times New Roman"/>
         </w:rPr>
-        <w:t>初赛讲义</w:t>
-      </w:r>
-      <w:r>
-        <w:rPr>
-          <w:rFonts w:hint="eastAsia" w:ascii="Times New Roman" w:hAnsi="Times New Roman" w:eastAsia="Times New Roman" w:cs="Times New Roman"/>
-        </w:rPr>
-        <w:t>-</w:t>
-      </w:r>
-      <w:r>
-        <w:rPr>
-          <w:rFonts w:hint="eastAsia" w:ascii="Times New Roman" w:hAnsi="Times New Roman" w:eastAsia="SimHei" w:cs="Times New Roman"/>
-        </w:rPr>
-        <w:t>金属有机化学</w:t>
-      </w:r>
-      <w:r>
-        <w:rPr>
-          <w:rFonts w:hint="eastAsia" w:ascii="Times New Roman" w:hAnsi="Times New Roman" w:eastAsia="Times New Roman" w:cs="Times New Roman"/>
-        </w:rPr>
-        <w:t>-</w:t>
-      </w:r>
-      <w:r>
-        <w:rPr>
-          <w:rFonts w:hint="eastAsia" w:ascii="Times New Roman" w:hAnsi="Times New Roman" w:eastAsia="SimHei" w:cs="Times New Roman"/>
-        </w:rPr>
-        <w:t>习题</w:t>
-      </w:r>
-      <w:r>
-        <w:rPr>
-          <w:rFonts w:hint="eastAsia" w:ascii="Times New Roman" w:hAnsi="Times New Roman" w:eastAsia="Times New Roman" w:cs="Times New Roman"/>
-        </w:rPr>
-        <w:t>5.19</w:t>
+        <w:t xml:space="preserve">金属有机化学基础</w:t>
       </w:r>
     </w:p>
     <w:p>
@@ -5306,8 +5970,8 @@
         </w:pict>
       </w:r>
     </w:p>
-    <w:bookmarkEnd w:id="51"/>
-    <w:bookmarkStart w:id="52" w:name="初赛讲义-金属有机化学-习题5.20"/>
+    <w:bookmarkEnd w:id="67"/>
+    <w:bookmarkStart w:id="68" w:name="金属有机化学基础-7"/>
     <w:p>
       <w:pPr>
         <w:pStyle w:val="Heading2"/>
@@ -5317,43 +5981,13 @@
         <w:rPr>
           <w:rFonts w:ascii="Times New Roman" w:hAnsi="Times New Roman" w:eastAsia="Times New Roman" w:cs="Times New Roman"/>
         </w:rPr>
-        <w:t xml:space="preserve">7.16 </w:t>
+        <w:t xml:space="preserve">7.29 </w:t>
       </w:r>
       <w:r>
         <w:rPr>
           <w:rFonts w:hint="eastAsia" w:ascii="Times New Roman" w:hAnsi="Times New Roman" w:eastAsia="SimHei" w:cs="Times New Roman"/>
         </w:rPr>
-        <w:t>初赛讲义</w:t>
-      </w:r>
-      <w:r>
-        <w:rPr>
-          <w:rFonts w:hint="eastAsia" w:ascii="Times New Roman" w:hAnsi="Times New Roman" w:eastAsia="Times New Roman" w:cs="Times New Roman"/>
-        </w:rPr>
-        <w:t>-</w:t>
-      </w:r>
-      <w:r>
-        <w:rPr>
-          <w:rFonts w:hint="eastAsia" w:ascii="Times New Roman" w:hAnsi="Times New Roman" w:eastAsia="SimHei" w:cs="Times New Roman"/>
-        </w:rPr>
-        <w:t>金属有机化学</w:t>
-      </w:r>
-      <w:r>
-        <w:rPr>
-          <w:rFonts w:hint="eastAsia" w:ascii="Times New Roman" w:hAnsi="Times New Roman" w:eastAsia="Times New Roman" w:cs="Times New Roman"/>
-        </w:rPr>
-        <w:t>-</w:t>
-      </w:r>
-      <w:r>
-        <w:rPr>
-          <w:rFonts w:hint="eastAsia" w:ascii="Times New Roman" w:hAnsi="Times New Roman" w:eastAsia="SimHei" w:cs="Times New Roman"/>
-        </w:rPr>
-        <w:t>习题</w:t>
-      </w:r>
-      <w:r>
-        <w:rPr>
-          <w:rFonts w:hint="eastAsia" w:ascii="Times New Roman" w:hAnsi="Times New Roman" w:eastAsia="Times New Roman" w:cs="Times New Roman"/>
-        </w:rPr>
-        <w:t>5.20</w:t>
+        <w:t xml:space="preserve">金属有机化学基础</w:t>
       </w:r>
     </w:p>
     <w:p>
@@ -5790,8 +6424,8 @@
         </w:pict>
       </w:r>
     </w:p>
-    <w:bookmarkEnd w:id="52"/>
-    <w:bookmarkStart w:id="53" w:name="初赛讲义-金属有机化学-习题5.21"/>
+    <w:bookmarkEnd w:id="68"/>
+    <w:bookmarkStart w:id="69" w:name="金属有机化学基础-8"/>
     <w:p>
       <w:pPr>
         <w:pStyle w:val="Heading2"/>
@@ -5801,43 +6435,13 @@
         <w:rPr>
           <w:rFonts w:ascii="Times New Roman" w:hAnsi="Times New Roman" w:eastAsia="Times New Roman" w:cs="Times New Roman"/>
         </w:rPr>
-        <w:t xml:space="preserve">7.17 </w:t>
+        <w:t xml:space="preserve">7.30 </w:t>
       </w:r>
       <w:r>
         <w:rPr>
           <w:rFonts w:hint="eastAsia" w:ascii="Times New Roman" w:hAnsi="Times New Roman" w:eastAsia="SimHei" w:cs="Times New Roman"/>
         </w:rPr>
-        <w:t>初赛讲义</w:t>
-      </w:r>
-      <w:r>
-        <w:rPr>
-          <w:rFonts w:hint="eastAsia" w:ascii="Times New Roman" w:hAnsi="Times New Roman" w:eastAsia="Times New Roman" w:cs="Times New Roman"/>
-        </w:rPr>
-        <w:t>-</w:t>
-      </w:r>
-      <w:r>
-        <w:rPr>
-          <w:rFonts w:hint="eastAsia" w:ascii="Times New Roman" w:hAnsi="Times New Roman" w:eastAsia="SimHei" w:cs="Times New Roman"/>
-        </w:rPr>
-        <w:t>金属有机化学</w:t>
-      </w:r>
-      <w:r>
-        <w:rPr>
-          <w:rFonts w:hint="eastAsia" w:ascii="Times New Roman" w:hAnsi="Times New Roman" w:eastAsia="Times New Roman" w:cs="Times New Roman"/>
-        </w:rPr>
-        <w:t>-</w:t>
-      </w:r>
-      <w:r>
-        <w:rPr>
-          <w:rFonts w:hint="eastAsia" w:ascii="Times New Roman" w:hAnsi="Times New Roman" w:eastAsia="SimHei" w:cs="Times New Roman"/>
-        </w:rPr>
-        <w:t>习题</w:t>
-      </w:r>
-      <w:r>
-        <w:rPr>
-          <w:rFonts w:hint="eastAsia" w:ascii="Times New Roman" w:hAnsi="Times New Roman" w:eastAsia="Times New Roman" w:cs="Times New Roman"/>
-        </w:rPr>
-        <w:t>5.21</w:t>
+        <w:t xml:space="preserve">金属有机化学基础</w:t>
       </w:r>
     </w:p>
     <w:p>
@@ -6094,8 +6698,8 @@
         </w:pict>
       </w:r>
     </w:p>
-    <w:bookmarkEnd w:id="53"/>
-    <w:bookmarkStart w:id="54" w:name="初赛讲义-金属有机化学-习题5.22"/>
+    <w:bookmarkEnd w:id="69"/>
+    <w:bookmarkStart w:id="70" w:name="金属有机化学基础-9"/>
     <w:p>
       <w:pPr>
         <w:pStyle w:val="Heading2"/>
@@ -6105,43 +6709,13 @@
         <w:rPr>
           <w:rFonts w:ascii="Times New Roman" w:hAnsi="Times New Roman" w:eastAsia="Times New Roman" w:cs="Times New Roman"/>
         </w:rPr>
-        <w:t xml:space="preserve">7.18 </w:t>
+        <w:t xml:space="preserve">7.31 </w:t>
       </w:r>
       <w:r>
         <w:rPr>
           <w:rFonts w:hint="eastAsia" w:ascii="Times New Roman" w:hAnsi="Times New Roman" w:eastAsia="SimHei" w:cs="Times New Roman"/>
         </w:rPr>
-        <w:t>初赛讲义</w:t>
-      </w:r>
-      <w:r>
-        <w:rPr>
-          <w:rFonts w:hint="eastAsia" w:ascii="Times New Roman" w:hAnsi="Times New Roman" w:eastAsia="Times New Roman" w:cs="Times New Roman"/>
-        </w:rPr>
-        <w:t>-</w:t>
-      </w:r>
-      <w:r>
-        <w:rPr>
-          <w:rFonts w:hint="eastAsia" w:ascii="Times New Roman" w:hAnsi="Times New Roman" w:eastAsia="SimHei" w:cs="Times New Roman"/>
-        </w:rPr>
-        <w:t>金属有机化学</w:t>
-      </w:r>
-      <w:r>
-        <w:rPr>
-          <w:rFonts w:hint="eastAsia" w:ascii="Times New Roman" w:hAnsi="Times New Roman" w:eastAsia="Times New Roman" w:cs="Times New Roman"/>
-        </w:rPr>
-        <w:t>-</w:t>
-      </w:r>
-      <w:r>
-        <w:rPr>
-          <w:rFonts w:hint="eastAsia" w:ascii="Times New Roman" w:hAnsi="Times New Roman" w:eastAsia="SimHei" w:cs="Times New Roman"/>
-        </w:rPr>
-        <w:t>习题</w:t>
-      </w:r>
-      <w:r>
-        <w:rPr>
-          <w:rFonts w:hint="eastAsia" w:ascii="Times New Roman" w:hAnsi="Times New Roman" w:eastAsia="Times New Roman" w:cs="Times New Roman"/>
-        </w:rPr>
-        <w:t>5.22</w:t>
+        <w:t xml:space="preserve">金属有机化学基础</w:t>
       </w:r>
     </w:p>
     <w:p>
@@ -6466,8 +7040,8 @@
         </w:pict>
       </w:r>
     </w:p>
-    <w:bookmarkEnd w:id="54"/>
-    <w:bookmarkStart w:id="55" w:name="初赛讲义-金属有机化学-习题5.23"/>
+    <w:bookmarkEnd w:id="70"/>
+    <w:bookmarkStart w:id="71" w:name="金属有机化学基础-10"/>
     <w:p>
       <w:pPr>
         <w:pStyle w:val="Heading2"/>
@@ -6477,43 +7051,13 @@
         <w:rPr>
           <w:rFonts w:ascii="Times New Roman" w:hAnsi="Times New Roman" w:eastAsia="Times New Roman" w:cs="Times New Roman"/>
         </w:rPr>
-        <w:t xml:space="preserve">7.19 </w:t>
+        <w:t xml:space="preserve">7.32 </w:t>
       </w:r>
       <w:r>
         <w:rPr>
           <w:rFonts w:hint="eastAsia" w:ascii="Times New Roman" w:hAnsi="Times New Roman" w:eastAsia="SimHei" w:cs="Times New Roman"/>
         </w:rPr>
-        <w:t>初赛讲义</w:t>
-      </w:r>
-      <w:r>
-        <w:rPr>
-          <w:rFonts w:hint="eastAsia" w:ascii="Times New Roman" w:hAnsi="Times New Roman" w:eastAsia="Times New Roman" w:cs="Times New Roman"/>
-        </w:rPr>
-        <w:t>-</w:t>
-      </w:r>
-      <w:r>
-        <w:rPr>
-          <w:rFonts w:hint="eastAsia" w:ascii="Times New Roman" w:hAnsi="Times New Roman" w:eastAsia="SimHei" w:cs="Times New Roman"/>
-        </w:rPr>
-        <w:t>金属有机化学</w:t>
-      </w:r>
-      <w:r>
-        <w:rPr>
-          <w:rFonts w:hint="eastAsia" w:ascii="Times New Roman" w:hAnsi="Times New Roman" w:eastAsia="Times New Roman" w:cs="Times New Roman"/>
-        </w:rPr>
-        <w:t>-</w:t>
-      </w:r>
-      <w:r>
-        <w:rPr>
-          <w:rFonts w:hint="eastAsia" w:ascii="Times New Roman" w:hAnsi="Times New Roman" w:eastAsia="SimHei" w:cs="Times New Roman"/>
-        </w:rPr>
-        <w:t>习题</w:t>
-      </w:r>
-      <w:r>
-        <w:rPr>
-          <w:rFonts w:hint="eastAsia" w:ascii="Times New Roman" w:hAnsi="Times New Roman" w:eastAsia="Times New Roman" w:cs="Times New Roman"/>
-        </w:rPr>
-        <w:t>5.23</w:t>
+        <w:t xml:space="preserve">金属有机化学基础</w:t>
       </w:r>
     </w:p>
     <w:p>
@@ -6822,8 +7366,8 @@
         </w:pict>
       </w:r>
     </w:p>
-    <w:bookmarkEnd w:id="55"/>
-    <w:bookmarkStart w:id="56" w:name="初赛讲义-金属有机化学-习题5.24"/>
+    <w:bookmarkEnd w:id="71"/>
+    <w:bookmarkStart w:id="72" w:name="金属有机化学基础-11"/>
     <w:p>
       <w:pPr>
         <w:pStyle w:val="Heading2"/>
@@ -6833,43 +7377,13 @@
         <w:rPr>
           <w:rFonts w:ascii="Times New Roman" w:hAnsi="Times New Roman" w:eastAsia="Times New Roman" w:cs="Times New Roman"/>
         </w:rPr>
-        <w:t xml:space="preserve">7.20 </w:t>
+        <w:t xml:space="preserve">7.33 </w:t>
       </w:r>
       <w:r>
         <w:rPr>
           <w:rFonts w:hint="eastAsia" w:ascii="Times New Roman" w:hAnsi="Times New Roman" w:eastAsia="SimHei" w:cs="Times New Roman"/>
         </w:rPr>
-        <w:t>初赛讲义</w:t>
-      </w:r>
-      <w:r>
-        <w:rPr>
-          <w:rFonts w:hint="eastAsia" w:ascii="Times New Roman" w:hAnsi="Times New Roman" w:eastAsia="Times New Roman" w:cs="Times New Roman"/>
-        </w:rPr>
-        <w:t>-</w:t>
-      </w:r>
-      <w:r>
-        <w:rPr>
-          <w:rFonts w:hint="eastAsia" w:ascii="Times New Roman" w:hAnsi="Times New Roman" w:eastAsia="SimHei" w:cs="Times New Roman"/>
-        </w:rPr>
-        <w:t>金属有机化学</w:t>
-      </w:r>
-      <w:r>
-        <w:rPr>
-          <w:rFonts w:hint="eastAsia" w:ascii="Times New Roman" w:hAnsi="Times New Roman" w:eastAsia="Times New Roman" w:cs="Times New Roman"/>
-        </w:rPr>
-        <w:t>-</w:t>
-      </w:r>
-      <w:r>
-        <w:rPr>
-          <w:rFonts w:hint="eastAsia" w:ascii="Times New Roman" w:hAnsi="Times New Roman" w:eastAsia="SimHei" w:cs="Times New Roman"/>
-        </w:rPr>
-        <w:t>习题</w:t>
-      </w:r>
-      <w:r>
-        <w:rPr>
-          <w:rFonts w:hint="eastAsia" w:ascii="Times New Roman" w:hAnsi="Times New Roman" w:eastAsia="Times New Roman" w:cs="Times New Roman"/>
-        </w:rPr>
-        <w:t>5.24</w:t>
+        <w:t xml:space="preserve">金属有机化学基础</w:t>
       </w:r>
     </w:p>
     <w:p>
@@ -7437,8 +7951,8 @@
         </w:pict>
       </w:r>
     </w:p>
-    <w:bookmarkEnd w:id="56"/>
-    <w:bookmarkStart w:id="57" w:name="初赛讲义-金属有机化学-习题5.25"/>
+    <w:bookmarkEnd w:id="72"/>
+    <w:bookmarkStart w:id="73" w:name="金属有机化学基础-12"/>
     <w:p>
       <w:pPr>
         <w:pStyle w:val="Heading2"/>
@@ -7448,43 +7962,13 @@
         <w:rPr>
           <w:rFonts w:ascii="Times New Roman" w:hAnsi="Times New Roman" w:eastAsia="Times New Roman" w:cs="Times New Roman"/>
         </w:rPr>
-        <w:t xml:space="preserve">7.21 </w:t>
+        <w:t xml:space="preserve">7.34 </w:t>
       </w:r>
       <w:r>
         <w:rPr>
           <w:rFonts w:hint="eastAsia" w:ascii="Times New Roman" w:hAnsi="Times New Roman" w:eastAsia="SimHei" w:cs="Times New Roman"/>
         </w:rPr>
-        <w:t>初赛讲义</w:t>
-      </w:r>
-      <w:r>
-        <w:rPr>
-          <w:rFonts w:hint="eastAsia" w:ascii="Times New Roman" w:hAnsi="Times New Roman" w:eastAsia="Times New Roman" w:cs="Times New Roman"/>
-        </w:rPr>
-        <w:t>-</w:t>
-      </w:r>
-      <w:r>
-        <w:rPr>
-          <w:rFonts w:hint="eastAsia" w:ascii="Times New Roman" w:hAnsi="Times New Roman" w:eastAsia="SimHei" w:cs="Times New Roman"/>
-        </w:rPr>
-        <w:t>金属有机化学</w:t>
-      </w:r>
-      <w:r>
-        <w:rPr>
-          <w:rFonts w:hint="eastAsia" w:ascii="Times New Roman" w:hAnsi="Times New Roman" w:eastAsia="Times New Roman" w:cs="Times New Roman"/>
-        </w:rPr>
-        <w:t>-</w:t>
-      </w:r>
-      <w:r>
-        <w:rPr>
-          <w:rFonts w:hint="eastAsia" w:ascii="Times New Roman" w:hAnsi="Times New Roman" w:eastAsia="SimHei" w:cs="Times New Roman"/>
-        </w:rPr>
-        <w:t>习题</w:t>
-      </w:r>
-      <w:r>
-        <w:rPr>
-          <w:rFonts w:hint="eastAsia" w:ascii="Times New Roman" w:hAnsi="Times New Roman" w:eastAsia="Times New Roman" w:cs="Times New Roman"/>
-        </w:rPr>
-        <w:t>5.25</w:t>
+        <w:t xml:space="preserve">金属有机化学基础</w:t>
       </w:r>
     </w:p>
     <w:p>
@@ -7682,15 +8166,31 @@
         <w:rPr>
           <w:rFonts w:ascii="Times New Roman" w:hAnsi="Times New Roman" w:eastAsia="Times New Roman" w:cs="Times New Roman"/>
         </w:rPr>
-        <w:t xml:space="preserve"> ScCl</w:t>
-      </w:r>
-      <w:r>
-        <w:rPr>
-          <w:rFonts w:ascii="Times New Roman" w:hAnsi="Times New Roman" w:eastAsia="Times New Roman" w:cs="Times New Roman"/>
-          <w:vertAlign w:val="subscript"/>
-        </w:rPr>
-        <w:t>3</w:t>
-      </w:r>
+        <w:t xml:space="preserve"> </w:t>
+      </w:r>
+      <m:oMath>
+        <m:r>
+          <m:t>S</m:t>
+        </m:r>
+        <m:r>
+          <m:t>c</m:t>
+        </m:r>
+        <m:r>
+          <m:t>C</m:t>
+        </m:r>
+        <m:sSub>
+          <m:e>
+            <m:r>
+              <m:t>l</m:t>
+            </m:r>
+          </m:e>
+          <m:sub>
+            <m:r>
+              <m:t>3</m:t>
+            </m:r>
+          </m:sub>
+        </m:sSub>
+      </m:oMath>
       <w:r>
         <w:rPr>
           <w:rFonts w:ascii="Times New Roman" w:hAnsi="Times New Roman" w:eastAsia="Times New Roman" w:cs="Times New Roman"/>
@@ -8182,15 +8682,28 @@
         <w:rPr>
           <w:rFonts w:ascii="Times New Roman" w:hAnsi="Times New Roman" w:eastAsia="Times New Roman" w:cs="Times New Roman"/>
         </w:rPr>
-        <w:t xml:space="preserve"> Cp</w:t>
-      </w:r>
-      <w:r>
-        <w:rPr>
-          <w:rFonts w:ascii="Times New Roman" w:hAnsi="Times New Roman" w:eastAsia="Times New Roman" w:cs="Times New Roman"/>
-          <w:vertAlign w:val="superscript"/>
-        </w:rPr>
-        <w:t>+</w:t>
-      </w:r>
+        <w:t xml:space="preserve"> </w:t>
+      </w:r>
+      <m:oMath>
+        <m:r>
+          <m:t>C</m:t>
+        </m:r>
+        <m:sSup>
+          <m:e>
+            <m:r>
+              <m:t>p</m:t>
+            </m:r>
+          </m:e>
+          <m:sup>
+            <m:r>
+              <m:rPr>
+                <m:sty m:val="p"/>
+              </m:rPr>
+              <m:t>+</m:t>
+            </m:r>
+          </m:sup>
+        </m:sSup>
+      </m:oMath>
       <w:r>
         <w:rPr>
           <w:rFonts w:ascii="Times New Roman" w:hAnsi="Times New Roman" w:eastAsia="Times New Roman" w:cs="Times New Roman"/>
@@ -8361,8 +8874,8 @@
         </w:pict>
       </w:r>
     </w:p>
-    <w:bookmarkEnd w:id="57"/>
-    <w:bookmarkStart w:id="58" w:name="初赛讲义-金属有机化学-习题5.26"/>
+    <w:bookmarkEnd w:id="73"/>
+    <w:bookmarkStart w:id="74" w:name="金属有机化学基础-13"/>
     <w:p>
       <w:pPr>
         <w:pStyle w:val="Heading2"/>
@@ -8372,43 +8885,13 @@
         <w:rPr>
           <w:rFonts w:ascii="Times New Roman" w:hAnsi="Times New Roman" w:eastAsia="Times New Roman" w:cs="Times New Roman"/>
         </w:rPr>
-        <w:t xml:space="preserve">7.22 </w:t>
+        <w:t xml:space="preserve">7.35 </w:t>
       </w:r>
       <w:r>
         <w:rPr>
           <w:rFonts w:hint="eastAsia" w:ascii="Times New Roman" w:hAnsi="Times New Roman" w:eastAsia="SimHei" w:cs="Times New Roman"/>
         </w:rPr>
-        <w:t>初赛讲义</w:t>
-      </w:r>
-      <w:r>
-        <w:rPr>
-          <w:rFonts w:hint="eastAsia" w:ascii="Times New Roman" w:hAnsi="Times New Roman" w:eastAsia="Times New Roman" w:cs="Times New Roman"/>
-        </w:rPr>
-        <w:t>-</w:t>
-      </w:r>
-      <w:r>
-        <w:rPr>
-          <w:rFonts w:hint="eastAsia" w:ascii="Times New Roman" w:hAnsi="Times New Roman" w:eastAsia="SimHei" w:cs="Times New Roman"/>
-        </w:rPr>
-        <w:t>金属有机化学</w:t>
-      </w:r>
-      <w:r>
-        <w:rPr>
-          <w:rFonts w:hint="eastAsia" w:ascii="Times New Roman" w:hAnsi="Times New Roman" w:eastAsia="Times New Roman" w:cs="Times New Roman"/>
-        </w:rPr>
-        <w:t>-</w:t>
-      </w:r>
-      <w:r>
-        <w:rPr>
-          <w:rFonts w:hint="eastAsia" w:ascii="Times New Roman" w:hAnsi="Times New Roman" w:eastAsia="SimHei" w:cs="Times New Roman"/>
-        </w:rPr>
-        <w:t>习题</w:t>
-      </w:r>
-      <w:r>
-        <w:rPr>
-          <w:rFonts w:hint="eastAsia" w:ascii="Times New Roman" w:hAnsi="Times New Roman" w:eastAsia="Times New Roman" w:cs="Times New Roman"/>
-        </w:rPr>
-        <w:t>5.26</w:t>
+        <w:t xml:space="preserve">金属有机化学基础</w:t>
       </w:r>
     </w:p>
     <w:p>
@@ -9044,8 +9527,8 @@
         </w:pict>
       </w:r>
     </w:p>
-    <w:bookmarkEnd w:id="58"/>
-    <w:bookmarkStart w:id="59" w:name="初赛讲义-金属有机化学-习题5.27"/>
+    <w:bookmarkEnd w:id="74"/>
+    <w:bookmarkStart w:id="75" w:name="金属有机化学基础-14"/>
     <w:p>
       <w:pPr>
         <w:pStyle w:val="Heading2"/>
@@ -9055,43 +9538,13 @@
         <w:rPr>
           <w:rFonts w:ascii="Times New Roman" w:hAnsi="Times New Roman" w:eastAsia="Times New Roman" w:cs="Times New Roman"/>
         </w:rPr>
-        <w:t xml:space="preserve">7.23 </w:t>
+        <w:t xml:space="preserve">7.36 </w:t>
       </w:r>
       <w:r>
         <w:rPr>
           <w:rFonts w:hint="eastAsia" w:ascii="Times New Roman" w:hAnsi="Times New Roman" w:eastAsia="SimHei" w:cs="Times New Roman"/>
         </w:rPr>
-        <w:t>初赛讲义</w:t>
-      </w:r>
-      <w:r>
-        <w:rPr>
-          <w:rFonts w:hint="eastAsia" w:ascii="Times New Roman" w:hAnsi="Times New Roman" w:eastAsia="Times New Roman" w:cs="Times New Roman"/>
-        </w:rPr>
-        <w:t>-</w:t>
-      </w:r>
-      <w:r>
-        <w:rPr>
-          <w:rFonts w:hint="eastAsia" w:ascii="Times New Roman" w:hAnsi="Times New Roman" w:eastAsia="SimHei" w:cs="Times New Roman"/>
-        </w:rPr>
-        <w:t>金属有机化学</w:t>
-      </w:r>
-      <w:r>
-        <w:rPr>
-          <w:rFonts w:hint="eastAsia" w:ascii="Times New Roman" w:hAnsi="Times New Roman" w:eastAsia="Times New Roman" w:cs="Times New Roman"/>
-        </w:rPr>
-        <w:t>-</w:t>
-      </w:r>
-      <w:r>
-        <w:rPr>
-          <w:rFonts w:hint="eastAsia" w:ascii="Times New Roman" w:hAnsi="Times New Roman" w:eastAsia="SimHei" w:cs="Times New Roman"/>
-        </w:rPr>
-        <w:t>习题</w:t>
-      </w:r>
-      <w:r>
-        <w:rPr>
-          <w:rFonts w:hint="eastAsia" w:ascii="Times New Roman" w:hAnsi="Times New Roman" w:eastAsia="Times New Roman" w:cs="Times New Roman"/>
-        </w:rPr>
-        <w:t>5.27</w:t>
+        <w:t xml:space="preserve">金属有机化学基础</w:t>
       </w:r>
     </w:p>
     <w:p>
@@ -10175,8 +10628,8 @@
         </w:pict>
       </w:r>
     </w:p>
-    <w:bookmarkEnd w:id="59"/>
-    <w:bookmarkStart w:id="60" w:name="初赛讲义-金属有机化学-习题5.28"/>
+    <w:bookmarkEnd w:id="75"/>
+    <w:bookmarkStart w:id="76" w:name="金属有机化学基础-15"/>
     <w:p>
       <w:pPr>
         <w:pStyle w:val="Heading2"/>
@@ -10186,43 +10639,13 @@
         <w:rPr>
           <w:rFonts w:ascii="Times New Roman" w:hAnsi="Times New Roman" w:eastAsia="Times New Roman" w:cs="Times New Roman"/>
         </w:rPr>
-        <w:t xml:space="preserve">7.24 </w:t>
+        <w:t xml:space="preserve">7.37 </w:t>
       </w:r>
       <w:r>
         <w:rPr>
           <w:rFonts w:hint="eastAsia" w:ascii="Times New Roman" w:hAnsi="Times New Roman" w:eastAsia="SimHei" w:cs="Times New Roman"/>
         </w:rPr>
-        <w:t>初赛讲义</w:t>
-      </w:r>
-      <w:r>
-        <w:rPr>
-          <w:rFonts w:hint="eastAsia" w:ascii="Times New Roman" w:hAnsi="Times New Roman" w:eastAsia="Times New Roman" w:cs="Times New Roman"/>
-        </w:rPr>
-        <w:t>-</w:t>
-      </w:r>
-      <w:r>
-        <w:rPr>
-          <w:rFonts w:hint="eastAsia" w:ascii="Times New Roman" w:hAnsi="Times New Roman" w:eastAsia="SimHei" w:cs="Times New Roman"/>
-        </w:rPr>
-        <w:t>金属有机化学</w:t>
-      </w:r>
-      <w:r>
-        <w:rPr>
-          <w:rFonts w:hint="eastAsia" w:ascii="Times New Roman" w:hAnsi="Times New Roman" w:eastAsia="Times New Roman" w:cs="Times New Roman"/>
-        </w:rPr>
-        <w:t>-</w:t>
-      </w:r>
-      <w:r>
-        <w:rPr>
-          <w:rFonts w:hint="eastAsia" w:ascii="Times New Roman" w:hAnsi="Times New Roman" w:eastAsia="SimHei" w:cs="Times New Roman"/>
-        </w:rPr>
-        <w:t>习题</w:t>
-      </w:r>
-      <w:r>
-        <w:rPr>
-          <w:rFonts w:hint="eastAsia" w:ascii="Times New Roman" w:hAnsi="Times New Roman" w:eastAsia="Times New Roman" w:cs="Times New Roman"/>
-        </w:rPr>
-        <w:t>5.28</w:t>
+        <w:t xml:space="preserve">金属有机化学基础</w:t>
       </w:r>
     </w:p>
     <w:p>
@@ -10673,8 +11096,8 @@
         </w:pict>
       </w:r>
     </w:p>
-    <w:bookmarkEnd w:id="60"/>
-    <w:bookmarkStart w:id="61" w:name="初赛讲义-金属有机化学-习题5.29"/>
+    <w:bookmarkEnd w:id="76"/>
+    <w:bookmarkStart w:id="77" w:name="金属有机化学基础-16"/>
     <w:p>
       <w:pPr>
         <w:pStyle w:val="Heading2"/>
@@ -10684,43 +11107,13 @@
         <w:rPr>
           <w:rFonts w:ascii="Times New Roman" w:hAnsi="Times New Roman" w:eastAsia="Times New Roman" w:cs="Times New Roman"/>
         </w:rPr>
-        <w:t xml:space="preserve">7.25 </w:t>
+        <w:t xml:space="preserve">7.38 </w:t>
       </w:r>
       <w:r>
         <w:rPr>
           <w:rFonts w:hint="eastAsia" w:ascii="Times New Roman" w:hAnsi="Times New Roman" w:eastAsia="SimHei" w:cs="Times New Roman"/>
         </w:rPr>
-        <w:t>初赛讲义</w:t>
-      </w:r>
-      <w:r>
-        <w:rPr>
-          <w:rFonts w:hint="eastAsia" w:ascii="Times New Roman" w:hAnsi="Times New Roman" w:eastAsia="Times New Roman" w:cs="Times New Roman"/>
-        </w:rPr>
-        <w:t>-</w:t>
-      </w:r>
-      <w:r>
-        <w:rPr>
-          <w:rFonts w:hint="eastAsia" w:ascii="Times New Roman" w:hAnsi="Times New Roman" w:eastAsia="SimHei" w:cs="Times New Roman"/>
-        </w:rPr>
-        <w:t>金属有机化学</w:t>
-      </w:r>
-      <w:r>
-        <w:rPr>
-          <w:rFonts w:hint="eastAsia" w:ascii="Times New Roman" w:hAnsi="Times New Roman" w:eastAsia="Times New Roman" w:cs="Times New Roman"/>
-        </w:rPr>
-        <w:t>-</w:t>
-      </w:r>
-      <w:r>
-        <w:rPr>
-          <w:rFonts w:hint="eastAsia" w:ascii="Times New Roman" w:hAnsi="Times New Roman" w:eastAsia="SimHei" w:cs="Times New Roman"/>
-        </w:rPr>
-        <w:t>习题</w:t>
-      </w:r>
-      <w:r>
-        <w:rPr>
-          <w:rFonts w:hint="eastAsia" w:ascii="Times New Roman" w:hAnsi="Times New Roman" w:eastAsia="Times New Roman" w:cs="Times New Roman"/>
-        </w:rPr>
-        <w:t>5.29</w:t>
+        <w:t xml:space="preserve">金属有机化学基础</w:t>
       </w:r>
     </w:p>
     <w:p>
@@ -10859,15 +11252,22 @@
         <w:rPr>
           <w:rFonts w:ascii="Times New Roman" w:hAnsi="Times New Roman" w:eastAsia="Times New Roman" w:cs="Times New Roman"/>
         </w:rPr>
-        <w:t xml:space="preserve"> C</w:t>
-      </w:r>
-      <w:r>
-        <w:rPr>
-          <w:rFonts w:ascii="Times New Roman" w:hAnsi="Times New Roman" w:eastAsia="Times New Roman" w:cs="Times New Roman"/>
-          <w:vertAlign w:val="subscript"/>
-        </w:rPr>
-        <w:t>2</w:t>
-      </w:r>
+        <w:t xml:space="preserve"> </w:t>
+      </w:r>
+      <m:oMath>
+        <m:sSub>
+          <m:e>
+            <m:r>
+              <m:t>C</m:t>
+            </m:r>
+          </m:e>
+          <m:sub>
+            <m:r>
+              <m:t>2</m:t>
+            </m:r>
+          </m:sub>
+        </m:sSub>
+      </m:oMath>
       <w:r>
         <w:rPr>
           <w:rFonts w:ascii="Times New Roman" w:hAnsi="Times New Roman" w:eastAsia="Times New Roman" w:cs="Times New Roman"/>
@@ -11115,8 +11515,8 @@
         </w:pict>
       </w:r>
     </w:p>
-    <w:bookmarkEnd w:id="61"/>
-    <w:bookmarkStart w:id="62" w:name="初赛讲义-金属有机化学-习题5.30"/>
+    <w:bookmarkEnd w:id="77"/>
+    <w:bookmarkStart w:id="78" w:name="金属有机化学基础-17"/>
     <w:p>
       <w:pPr>
         <w:pStyle w:val="Heading2"/>
@@ -11126,43 +11526,13 @@
         <w:rPr>
           <w:rFonts w:ascii="Times New Roman" w:hAnsi="Times New Roman" w:eastAsia="Times New Roman" w:cs="Times New Roman"/>
         </w:rPr>
-        <w:t xml:space="preserve">7.26 </w:t>
+        <w:t xml:space="preserve">7.39 </w:t>
       </w:r>
       <w:r>
         <w:rPr>
           <w:rFonts w:hint="eastAsia" w:ascii="Times New Roman" w:hAnsi="Times New Roman" w:eastAsia="SimHei" w:cs="Times New Roman"/>
         </w:rPr>
-        <w:t>初赛讲义</w:t>
-      </w:r>
-      <w:r>
-        <w:rPr>
-          <w:rFonts w:hint="eastAsia" w:ascii="Times New Roman" w:hAnsi="Times New Roman" w:eastAsia="Times New Roman" w:cs="Times New Roman"/>
-        </w:rPr>
-        <w:t>-</w:t>
-      </w:r>
-      <w:r>
-        <w:rPr>
-          <w:rFonts w:hint="eastAsia" w:ascii="Times New Roman" w:hAnsi="Times New Roman" w:eastAsia="SimHei" w:cs="Times New Roman"/>
-        </w:rPr>
-        <w:t>金属有机化学</w:t>
-      </w:r>
-      <w:r>
-        <w:rPr>
-          <w:rFonts w:hint="eastAsia" w:ascii="Times New Roman" w:hAnsi="Times New Roman" w:eastAsia="Times New Roman" w:cs="Times New Roman"/>
-        </w:rPr>
-        <w:t>-</w:t>
-      </w:r>
-      <w:r>
-        <w:rPr>
-          <w:rFonts w:hint="eastAsia" w:ascii="Times New Roman" w:hAnsi="Times New Roman" w:eastAsia="SimHei" w:cs="Times New Roman"/>
-        </w:rPr>
-        <w:t>习题</w:t>
-      </w:r>
-      <w:r>
-        <w:rPr>
-          <w:rFonts w:hint="eastAsia" w:ascii="Times New Roman" w:hAnsi="Times New Roman" w:eastAsia="Times New Roman" w:cs="Times New Roman"/>
-        </w:rPr>
-        <w:t>5.30</w:t>
+        <w:t xml:space="preserve">金属有机化学基础</w:t>
       </w:r>
     </w:p>
     <w:p>
@@ -12042,8 +12412,8 @@
         </w:pict>
       </w:r>
     </w:p>
-    <w:bookmarkEnd w:id="62"/>
-    <w:bookmarkStart w:id="63" w:name="初赛讲义-金属有机化学-习题5.31"/>
+    <w:bookmarkEnd w:id="78"/>
+    <w:bookmarkStart w:id="79" w:name="金属有机化学基础-18"/>
     <w:p>
       <w:pPr>
         <w:pStyle w:val="Heading2"/>
@@ -12053,43 +12423,13 @@
         <w:rPr>
           <w:rFonts w:ascii="Times New Roman" w:hAnsi="Times New Roman" w:eastAsia="Times New Roman" w:cs="Times New Roman"/>
         </w:rPr>
-        <w:t xml:space="preserve">7.27 </w:t>
+        <w:t xml:space="preserve">7.40 </w:t>
       </w:r>
       <w:r>
         <w:rPr>
           <w:rFonts w:hint="eastAsia" w:ascii="Times New Roman" w:hAnsi="Times New Roman" w:eastAsia="SimHei" w:cs="Times New Roman"/>
         </w:rPr>
-        <w:t>初赛讲义</w:t>
-      </w:r>
-      <w:r>
-        <w:rPr>
-          <w:rFonts w:hint="eastAsia" w:ascii="Times New Roman" w:hAnsi="Times New Roman" w:eastAsia="Times New Roman" w:cs="Times New Roman"/>
-        </w:rPr>
-        <w:t>-</w:t>
-      </w:r>
-      <w:r>
-        <w:rPr>
-          <w:rFonts w:hint="eastAsia" w:ascii="Times New Roman" w:hAnsi="Times New Roman" w:eastAsia="SimHei" w:cs="Times New Roman"/>
-        </w:rPr>
-        <w:t>金属有机化学</w:t>
-      </w:r>
-      <w:r>
-        <w:rPr>
-          <w:rFonts w:hint="eastAsia" w:ascii="Times New Roman" w:hAnsi="Times New Roman" w:eastAsia="Times New Roman" w:cs="Times New Roman"/>
-        </w:rPr>
-        <w:t>-</w:t>
-      </w:r>
-      <w:r>
-        <w:rPr>
-          <w:rFonts w:hint="eastAsia" w:ascii="Times New Roman" w:hAnsi="Times New Roman" w:eastAsia="SimHei" w:cs="Times New Roman"/>
-        </w:rPr>
-        <w:t>习题</w:t>
-      </w:r>
-      <w:r>
-        <w:rPr>
-          <w:rFonts w:hint="eastAsia" w:ascii="Times New Roman" w:hAnsi="Times New Roman" w:eastAsia="Times New Roman" w:cs="Times New Roman"/>
-        </w:rPr>
-        <w:t>5.31</w:t>
+        <w:t xml:space="preserve">金属有机化学基础</w:t>
       </w:r>
     </w:p>
     <w:p>
@@ -12488,8 +12828,8 @@
         </w:pict>
       </w:r>
     </w:p>
-    <w:bookmarkEnd w:id="63"/>
-    <w:bookmarkStart w:id="64" w:name="初赛讲义-金属有机化学-习题5.32"/>
+    <w:bookmarkEnd w:id="79"/>
+    <w:bookmarkStart w:id="80" w:name="金属有机化学基础-19"/>
     <w:p>
       <w:pPr>
         <w:pStyle w:val="Heading2"/>
@@ -12499,43 +12839,13 @@
         <w:rPr>
           <w:rFonts w:ascii="Times New Roman" w:hAnsi="Times New Roman" w:eastAsia="Times New Roman" w:cs="Times New Roman"/>
         </w:rPr>
-        <w:t xml:space="preserve">7.28 </w:t>
+        <w:t xml:space="preserve">7.41 </w:t>
       </w:r>
       <w:r>
         <w:rPr>
           <w:rFonts w:hint="eastAsia" w:ascii="Times New Roman" w:hAnsi="Times New Roman" w:eastAsia="SimHei" w:cs="Times New Roman"/>
         </w:rPr>
-        <w:t>初赛讲义</w:t>
-      </w:r>
-      <w:r>
-        <w:rPr>
-          <w:rFonts w:hint="eastAsia" w:ascii="Times New Roman" w:hAnsi="Times New Roman" w:eastAsia="Times New Roman" w:cs="Times New Roman"/>
-        </w:rPr>
-        <w:t>-</w:t>
-      </w:r>
-      <w:r>
-        <w:rPr>
-          <w:rFonts w:hint="eastAsia" w:ascii="Times New Roman" w:hAnsi="Times New Roman" w:eastAsia="SimHei" w:cs="Times New Roman"/>
-        </w:rPr>
-        <w:t>金属有机化学</w:t>
-      </w:r>
-      <w:r>
-        <w:rPr>
-          <w:rFonts w:hint="eastAsia" w:ascii="Times New Roman" w:hAnsi="Times New Roman" w:eastAsia="Times New Roman" w:cs="Times New Roman"/>
-        </w:rPr>
-        <w:t>-</w:t>
-      </w:r>
-      <w:r>
-        <w:rPr>
-          <w:rFonts w:hint="eastAsia" w:ascii="Times New Roman" w:hAnsi="Times New Roman" w:eastAsia="SimHei" w:cs="Times New Roman"/>
-        </w:rPr>
-        <w:t>习题</w:t>
-      </w:r>
-      <w:r>
-        <w:rPr>
-          <w:rFonts w:hint="eastAsia" w:ascii="Times New Roman" w:hAnsi="Times New Roman" w:eastAsia="Times New Roman" w:cs="Times New Roman"/>
-        </w:rPr>
-        <w:t>5.32</w:t>
+        <w:t xml:space="preserve">金属有机化学基础</w:t>
       </w:r>
     </w:p>
     <w:p>
@@ -13232,8 +13542,8 @@
         </w:pict>
       </w:r>
     </w:p>
-    <w:bookmarkEnd w:id="64"/>
-    <w:bookmarkStart w:id="65" w:name="初赛讲义-金属有机化学-习题5.33"/>
+    <w:bookmarkEnd w:id="80"/>
+    <w:bookmarkStart w:id="81" w:name="金属有机化学基础-20"/>
     <w:p>
       <w:pPr>
         <w:pStyle w:val="Heading2"/>
@@ -13243,43 +13553,13 @@
         <w:rPr>
           <w:rFonts w:ascii="Times New Roman" w:hAnsi="Times New Roman" w:eastAsia="Times New Roman" w:cs="Times New Roman"/>
         </w:rPr>
-        <w:t xml:space="preserve">7.29 </w:t>
+        <w:t xml:space="preserve">7.42 </w:t>
       </w:r>
       <w:r>
         <w:rPr>
           <w:rFonts w:hint="eastAsia" w:ascii="Times New Roman" w:hAnsi="Times New Roman" w:eastAsia="SimHei" w:cs="Times New Roman"/>
         </w:rPr>
-        <w:t>初赛讲义</w:t>
-      </w:r>
-      <w:r>
-        <w:rPr>
-          <w:rFonts w:hint="eastAsia" w:ascii="Times New Roman" w:hAnsi="Times New Roman" w:eastAsia="Times New Roman" w:cs="Times New Roman"/>
-        </w:rPr>
-        <w:t>-</w:t>
-      </w:r>
-      <w:r>
-        <w:rPr>
-          <w:rFonts w:hint="eastAsia" w:ascii="Times New Roman" w:hAnsi="Times New Roman" w:eastAsia="SimHei" w:cs="Times New Roman"/>
-        </w:rPr>
-        <w:t>金属有机化学</w:t>
-      </w:r>
-      <w:r>
-        <w:rPr>
-          <w:rFonts w:hint="eastAsia" w:ascii="Times New Roman" w:hAnsi="Times New Roman" w:eastAsia="Times New Roman" w:cs="Times New Roman"/>
-        </w:rPr>
-        <w:t>-</w:t>
-      </w:r>
-      <w:r>
-        <w:rPr>
-          <w:rFonts w:hint="eastAsia" w:ascii="Times New Roman" w:hAnsi="Times New Roman" w:eastAsia="SimHei" w:cs="Times New Roman"/>
-        </w:rPr>
-        <w:t>习题</w:t>
-      </w:r>
-      <w:r>
-        <w:rPr>
-          <w:rFonts w:hint="eastAsia" w:ascii="Times New Roman" w:hAnsi="Times New Roman" w:eastAsia="Times New Roman" w:cs="Times New Roman"/>
-        </w:rPr>
-        <w:t>5.33</w:t>
+        <w:t xml:space="preserve">金属有机化学基础</w:t>
       </w:r>
     </w:p>
     <w:p>
@@ -13696,8 +13976,8 @@
         </w:pict>
       </w:r>
     </w:p>
-    <w:bookmarkEnd w:id="65"/>
-    <w:bookmarkStart w:id="66" w:name="初赛讲义-金属有机化学-习题5.34"/>
+    <w:bookmarkEnd w:id="81"/>
+    <w:bookmarkStart w:id="82" w:name="金属有机化学基础-21"/>
     <w:p>
       <w:pPr>
         <w:pStyle w:val="Heading2"/>
@@ -13707,43 +13987,13 @@
         <w:rPr>
           <w:rFonts w:ascii="Times New Roman" w:hAnsi="Times New Roman" w:eastAsia="Times New Roman" w:cs="Times New Roman"/>
         </w:rPr>
-        <w:t xml:space="preserve">7.30 </w:t>
+        <w:t xml:space="preserve">7.43 </w:t>
       </w:r>
       <w:r>
         <w:rPr>
           <w:rFonts w:hint="eastAsia" w:ascii="Times New Roman" w:hAnsi="Times New Roman" w:eastAsia="SimHei" w:cs="Times New Roman"/>
         </w:rPr>
-        <w:t>初赛讲义</w:t>
-      </w:r>
-      <w:r>
-        <w:rPr>
-          <w:rFonts w:hint="eastAsia" w:ascii="Times New Roman" w:hAnsi="Times New Roman" w:eastAsia="Times New Roman" w:cs="Times New Roman"/>
-        </w:rPr>
-        <w:t>-</w:t>
-      </w:r>
-      <w:r>
-        <w:rPr>
-          <w:rFonts w:hint="eastAsia" w:ascii="Times New Roman" w:hAnsi="Times New Roman" w:eastAsia="SimHei" w:cs="Times New Roman"/>
-        </w:rPr>
-        <w:t>金属有机化学</w:t>
-      </w:r>
-      <w:r>
-        <w:rPr>
-          <w:rFonts w:hint="eastAsia" w:ascii="Times New Roman" w:hAnsi="Times New Roman" w:eastAsia="Times New Roman" w:cs="Times New Roman"/>
-        </w:rPr>
-        <w:t>-</w:t>
-      </w:r>
-      <w:r>
-        <w:rPr>
-          <w:rFonts w:hint="eastAsia" w:ascii="Times New Roman" w:hAnsi="Times New Roman" w:eastAsia="SimHei" w:cs="Times New Roman"/>
-        </w:rPr>
-        <w:t>习题</w:t>
-      </w:r>
-      <w:r>
-        <w:rPr>
-          <w:rFonts w:hint="eastAsia" w:ascii="Times New Roman" w:hAnsi="Times New Roman" w:eastAsia="Times New Roman" w:cs="Times New Roman"/>
-        </w:rPr>
-        <w:t>5.34</w:t>
+        <w:t xml:space="preserve">金属有机化学基础</w:t>
       </w:r>
     </w:p>
     <w:p>
@@ -14394,8 +14644,8 @@
         </w:pict>
       </w:r>
     </w:p>
-    <w:bookmarkEnd w:id="66"/>
-    <w:bookmarkStart w:id="67" w:name="初赛讲义-金属有机化学-习题5.35"/>
+    <w:bookmarkEnd w:id="82"/>
+    <w:bookmarkStart w:id="83" w:name="金属有机化学基础-22"/>
     <w:p>
       <w:pPr>
         <w:pStyle w:val="Heading2"/>
@@ -14405,43 +14655,13 @@
         <w:rPr>
           <w:rFonts w:ascii="Times New Roman" w:hAnsi="Times New Roman" w:eastAsia="Times New Roman" w:cs="Times New Roman"/>
         </w:rPr>
-        <w:t xml:space="preserve">7.31 </w:t>
+        <w:t xml:space="preserve">7.44 </w:t>
       </w:r>
       <w:r>
         <w:rPr>
           <w:rFonts w:hint="eastAsia" w:ascii="Times New Roman" w:hAnsi="Times New Roman" w:eastAsia="SimHei" w:cs="Times New Roman"/>
         </w:rPr>
-        <w:t>初赛讲义</w:t>
-      </w:r>
-      <w:r>
-        <w:rPr>
-          <w:rFonts w:hint="eastAsia" w:ascii="Times New Roman" w:hAnsi="Times New Roman" w:eastAsia="Times New Roman" w:cs="Times New Roman"/>
-        </w:rPr>
-        <w:t>-</w:t>
-      </w:r>
-      <w:r>
-        <w:rPr>
-          <w:rFonts w:hint="eastAsia" w:ascii="Times New Roman" w:hAnsi="Times New Roman" w:eastAsia="SimHei" w:cs="Times New Roman"/>
-        </w:rPr>
-        <w:t>金属有机化学</w:t>
-      </w:r>
-      <w:r>
-        <w:rPr>
-          <w:rFonts w:hint="eastAsia" w:ascii="Times New Roman" w:hAnsi="Times New Roman" w:eastAsia="Times New Roman" w:cs="Times New Roman"/>
-        </w:rPr>
-        <w:t>-</w:t>
-      </w:r>
-      <w:r>
-        <w:rPr>
-          <w:rFonts w:hint="eastAsia" w:ascii="Times New Roman" w:hAnsi="Times New Roman" w:eastAsia="SimHei" w:cs="Times New Roman"/>
-        </w:rPr>
-        <w:t>习题</w:t>
-      </w:r>
-      <w:r>
-        <w:rPr>
-          <w:rFonts w:hint="eastAsia" w:ascii="Times New Roman" w:hAnsi="Times New Roman" w:eastAsia="Times New Roman" w:cs="Times New Roman"/>
-        </w:rPr>
-        <w:t>5.35</w:t>
+        <w:t xml:space="preserve">金属有机化学基础</w:t>
       </w:r>
     </w:p>
     <w:p>
@@ -14868,15 +15088,31 @@
         <w:rPr>
           <w:rFonts w:ascii="Times New Roman" w:hAnsi="Times New Roman" w:eastAsia="Times New Roman" w:cs="Times New Roman"/>
         </w:rPr>
-        <w:t xml:space="preserve"> AlCl</w:t>
-      </w:r>
-      <w:r>
-        <w:rPr>
-          <w:rFonts w:ascii="Times New Roman" w:hAnsi="Times New Roman" w:eastAsia="Times New Roman" w:cs="Times New Roman"/>
-          <w:vertAlign w:val="subscript"/>
-        </w:rPr>
-        <w:t>3</w:t>
-      </w:r>
+        <w:t xml:space="preserve"> </w:t>
+      </w:r>
+      <m:oMath>
+        <m:r>
+          <m:t>A</m:t>
+        </m:r>
+        <m:r>
+          <m:t>l</m:t>
+        </m:r>
+        <m:r>
+          <m:t>C</m:t>
+        </m:r>
+        <m:sSub>
+          <m:e>
+            <m:r>
+              <m:t>l</m:t>
+            </m:r>
+          </m:e>
+          <m:sub>
+            <m:r>
+              <m:t>3</m:t>
+            </m:r>
+          </m:sub>
+        </m:sSub>
+      </m:oMath>
       <w:r>
         <w:rPr>
           <w:rFonts w:ascii="Times New Roman" w:hAnsi="Times New Roman" w:eastAsia="Times New Roman" w:cs="Times New Roman"/>
@@ -16550,8 +16786,8 @@
         </w:pict>
       </w:r>
     </w:p>
-    <w:bookmarkEnd w:id="67"/>
-    <w:bookmarkStart w:id="68" w:name="初赛讲义-金属有机化学-习题5.36"/>
+    <w:bookmarkEnd w:id="83"/>
+    <w:bookmarkStart w:id="84" w:name="金属有机化学基础-23"/>
     <w:p>
       <w:pPr>
         <w:pStyle w:val="Heading2"/>
@@ -16561,43 +16797,13 @@
         <w:rPr>
           <w:rFonts w:ascii="Times New Roman" w:hAnsi="Times New Roman" w:eastAsia="Times New Roman" w:cs="Times New Roman"/>
         </w:rPr>
-        <w:t xml:space="preserve">7.32 </w:t>
+        <w:t xml:space="preserve">7.45 </w:t>
       </w:r>
       <w:r>
         <w:rPr>
           <w:rFonts w:hint="eastAsia" w:ascii="Times New Roman" w:hAnsi="Times New Roman" w:eastAsia="SimHei" w:cs="Times New Roman"/>
         </w:rPr>
-        <w:t>初赛讲义</w:t>
-      </w:r>
-      <w:r>
-        <w:rPr>
-          <w:rFonts w:hint="eastAsia" w:ascii="Times New Roman" w:hAnsi="Times New Roman" w:eastAsia="Times New Roman" w:cs="Times New Roman"/>
-        </w:rPr>
-        <w:t>-</w:t>
-      </w:r>
-      <w:r>
-        <w:rPr>
-          <w:rFonts w:hint="eastAsia" w:ascii="Times New Roman" w:hAnsi="Times New Roman" w:eastAsia="SimHei" w:cs="Times New Roman"/>
-        </w:rPr>
-        <w:t>金属有机化学</w:t>
-      </w:r>
-      <w:r>
-        <w:rPr>
-          <w:rFonts w:hint="eastAsia" w:ascii="Times New Roman" w:hAnsi="Times New Roman" w:eastAsia="Times New Roman" w:cs="Times New Roman"/>
-        </w:rPr>
-        <w:t>-</w:t>
-      </w:r>
-      <w:r>
-        <w:rPr>
-          <w:rFonts w:hint="eastAsia" w:ascii="Times New Roman" w:hAnsi="Times New Roman" w:eastAsia="SimHei" w:cs="Times New Roman"/>
-        </w:rPr>
-        <w:t>习题</w:t>
-      </w:r>
-      <w:r>
-        <w:rPr>
-          <w:rFonts w:hint="eastAsia" w:ascii="Times New Roman" w:hAnsi="Times New Roman" w:eastAsia="Times New Roman" w:cs="Times New Roman"/>
-        </w:rPr>
-        <w:t>5.36</w:t>
+        <w:t xml:space="preserve">金属有机化学基础</w:t>
       </w:r>
     </w:p>
     <w:p>
@@ -16927,8 +17133,8 @@
         </w:pict>
       </w:r>
     </w:p>
-    <w:bookmarkEnd w:id="68"/>
-    <w:bookmarkStart w:id="69" w:name="初赛讲义-金属有机化学-习题5.37"/>
+    <w:bookmarkEnd w:id="84"/>
+    <w:bookmarkStart w:id="85" w:name="金属有机化学基础-24"/>
     <w:p>
       <w:pPr>
         <w:pStyle w:val="Heading2"/>
@@ -16938,43 +17144,13 @@
         <w:rPr>
           <w:rFonts w:ascii="Times New Roman" w:hAnsi="Times New Roman" w:eastAsia="Times New Roman" w:cs="Times New Roman"/>
         </w:rPr>
-        <w:t xml:space="preserve">7.33 </w:t>
+        <w:t xml:space="preserve">7.46 </w:t>
       </w:r>
       <w:r>
         <w:rPr>
           <w:rFonts w:hint="eastAsia" w:ascii="Times New Roman" w:hAnsi="Times New Roman" w:eastAsia="SimHei" w:cs="Times New Roman"/>
         </w:rPr>
-        <w:t>初赛讲义</w:t>
-      </w:r>
-      <w:r>
-        <w:rPr>
-          <w:rFonts w:hint="eastAsia" w:ascii="Times New Roman" w:hAnsi="Times New Roman" w:eastAsia="Times New Roman" w:cs="Times New Roman"/>
-        </w:rPr>
-        <w:t>-</w:t>
-      </w:r>
-      <w:r>
-        <w:rPr>
-          <w:rFonts w:hint="eastAsia" w:ascii="Times New Roman" w:hAnsi="Times New Roman" w:eastAsia="SimHei" w:cs="Times New Roman"/>
-        </w:rPr>
-        <w:t>金属有机化学</w:t>
-      </w:r>
-      <w:r>
-        <w:rPr>
-          <w:rFonts w:hint="eastAsia" w:ascii="Times New Roman" w:hAnsi="Times New Roman" w:eastAsia="Times New Roman" w:cs="Times New Roman"/>
-        </w:rPr>
-        <w:t>-</w:t>
-      </w:r>
-      <w:r>
-        <w:rPr>
-          <w:rFonts w:hint="eastAsia" w:ascii="Times New Roman" w:hAnsi="Times New Roman" w:eastAsia="SimHei" w:cs="Times New Roman"/>
-        </w:rPr>
-        <w:t>习题</w:t>
-      </w:r>
-      <w:r>
-        <w:rPr>
-          <w:rFonts w:hint="eastAsia" w:ascii="Times New Roman" w:hAnsi="Times New Roman" w:eastAsia="Times New Roman" w:cs="Times New Roman"/>
-        </w:rPr>
-        <w:t>5.37</w:t>
+        <w:t xml:space="preserve">金属有机化学基础</w:t>
       </w:r>
     </w:p>
     <w:p>
@@ -17956,8 +18132,8 @@
         </w:pict>
       </w:r>
     </w:p>
-    <w:bookmarkEnd w:id="69"/>
-    <w:bookmarkStart w:id="70" w:name="初赛讲义-金属有机化学-习题5.38"/>
+    <w:bookmarkEnd w:id="85"/>
+    <w:bookmarkStart w:id="86" w:name="金属有机化学基础-25"/>
     <w:p>
       <w:pPr>
         <w:pStyle w:val="Heading2"/>
@@ -17967,43 +18143,13 @@
         <w:rPr>
           <w:rFonts w:ascii="Times New Roman" w:hAnsi="Times New Roman" w:eastAsia="Times New Roman" w:cs="Times New Roman"/>
         </w:rPr>
-        <w:t xml:space="preserve">7.34 </w:t>
+        <w:t xml:space="preserve">7.47 </w:t>
       </w:r>
       <w:r>
         <w:rPr>
           <w:rFonts w:hint="eastAsia" w:ascii="Times New Roman" w:hAnsi="Times New Roman" w:eastAsia="SimHei" w:cs="Times New Roman"/>
         </w:rPr>
-        <w:t>初赛讲义</w:t>
-      </w:r>
-      <w:r>
-        <w:rPr>
-          <w:rFonts w:hint="eastAsia" w:ascii="Times New Roman" w:hAnsi="Times New Roman" w:eastAsia="Times New Roman" w:cs="Times New Roman"/>
-        </w:rPr>
-        <w:t>-</w:t>
-      </w:r>
-      <w:r>
-        <w:rPr>
-          <w:rFonts w:hint="eastAsia" w:ascii="Times New Roman" w:hAnsi="Times New Roman" w:eastAsia="SimHei" w:cs="Times New Roman"/>
-        </w:rPr>
-        <w:t>金属有机化学</w:t>
-      </w:r>
-      <w:r>
-        <w:rPr>
-          <w:rFonts w:hint="eastAsia" w:ascii="Times New Roman" w:hAnsi="Times New Roman" w:eastAsia="Times New Roman" w:cs="Times New Roman"/>
-        </w:rPr>
-        <w:t>-</w:t>
-      </w:r>
-      <w:r>
-        <w:rPr>
-          <w:rFonts w:hint="eastAsia" w:ascii="Times New Roman" w:hAnsi="Times New Roman" w:eastAsia="SimHei" w:cs="Times New Roman"/>
-        </w:rPr>
-        <w:t>习题</w:t>
-      </w:r>
-      <w:r>
-        <w:rPr>
-          <w:rFonts w:hint="eastAsia" w:ascii="Times New Roman" w:hAnsi="Times New Roman" w:eastAsia="Times New Roman" w:cs="Times New Roman"/>
-        </w:rPr>
-        <w:t>5.38</w:t>
+        <w:t xml:space="preserve">金属有机化学基础</w:t>
       </w:r>
     </w:p>
     <w:p>
@@ -18112,20 +18258,33 @@
         <w:rPr>
           <w:rFonts w:ascii="Times New Roman" w:hAnsi="Times New Roman" w:eastAsia="Times New Roman" w:cs="Times New Roman"/>
         </w:rPr>
-        <w:t xml:space="preserve"> H</w:t>
-      </w:r>
-      <w:r>
-        <w:rPr>
-          <w:rFonts w:ascii="Times New Roman" w:hAnsi="Times New Roman" w:eastAsia="Times New Roman" w:cs="Times New Roman"/>
-          <w:vertAlign w:val="subscript"/>
-        </w:rPr>
-        <w:t>2</w:t>
-      </w:r>
-      <w:r>
-        <w:rPr>
-          <w:rFonts w:ascii="Times New Roman" w:hAnsi="Times New Roman" w:eastAsia="Times New Roman" w:cs="Times New Roman"/>
-        </w:rPr>
-        <w:t xml:space="preserve"> tpda。</w:t>
+        <w:t xml:space="preserve"> </w:t>
+      </w:r>
+      <m:oMath>
+        <m:sSub>
+          <m:e>
+            <m:r>
+              <m:t>H</m:t>
+            </m:r>
+          </m:e>
+          <m:sub>
+            <m:r>
+              <m:t>2</m:t>
+            </m:r>
+          </m:sub>
+        </m:sSub>
+      </m:oMath>
+      <w:r>
+        <w:rPr>
+          <w:rFonts w:ascii="Times New Roman" w:hAnsi="Times New Roman" w:eastAsia="Times New Roman" w:cs="Times New Roman"/>
+        </w:rPr>
+        <w:t xml:space="preserve"> </w:t>
+      </w:r>
+      <w:r>
+        <w:rPr>
+          <w:rFonts w:ascii="Times New Roman" w:hAnsi="Times New Roman" w:eastAsia="Times New Roman" w:cs="Times New Roman"/>
+        </w:rPr>
+        <w:t xml:space="preserve">tpda。</w:t>
       </w:r>
     </w:p>
     <w:p>
@@ -18685,8 +18844,8 @@
         </w:pict>
       </w:r>
     </w:p>
-    <w:bookmarkEnd w:id="70"/>
-    <w:bookmarkStart w:id="71" w:name="初赛讲义-金属有机化学-习题5.39"/>
+    <w:bookmarkEnd w:id="86"/>
+    <w:bookmarkStart w:id="87" w:name="金属有机化学基础-26"/>
     <w:p>
       <w:pPr>
         <w:pStyle w:val="Heading2"/>
@@ -18696,43 +18855,13 @@
         <w:rPr>
           <w:rFonts w:ascii="Times New Roman" w:hAnsi="Times New Roman" w:eastAsia="Times New Roman" w:cs="Times New Roman"/>
         </w:rPr>
-        <w:t xml:space="preserve">7.35 </w:t>
+        <w:t xml:space="preserve">7.48 </w:t>
       </w:r>
       <w:r>
         <w:rPr>
           <w:rFonts w:hint="eastAsia" w:ascii="Times New Roman" w:hAnsi="Times New Roman" w:eastAsia="SimHei" w:cs="Times New Roman"/>
         </w:rPr>
-        <w:t>初赛讲义</w:t>
-      </w:r>
-      <w:r>
-        <w:rPr>
-          <w:rFonts w:hint="eastAsia" w:ascii="Times New Roman" w:hAnsi="Times New Roman" w:eastAsia="Times New Roman" w:cs="Times New Roman"/>
-        </w:rPr>
-        <w:t>-</w:t>
-      </w:r>
-      <w:r>
-        <w:rPr>
-          <w:rFonts w:hint="eastAsia" w:ascii="Times New Roman" w:hAnsi="Times New Roman" w:eastAsia="SimHei" w:cs="Times New Roman"/>
-        </w:rPr>
-        <w:t>金属有机化学</w:t>
-      </w:r>
-      <w:r>
-        <w:rPr>
-          <w:rFonts w:hint="eastAsia" w:ascii="Times New Roman" w:hAnsi="Times New Roman" w:eastAsia="Times New Roman" w:cs="Times New Roman"/>
-        </w:rPr>
-        <w:t>-</w:t>
-      </w:r>
-      <w:r>
-        <w:rPr>
-          <w:rFonts w:hint="eastAsia" w:ascii="Times New Roman" w:hAnsi="Times New Roman" w:eastAsia="SimHei" w:cs="Times New Roman"/>
-        </w:rPr>
-        <w:t>习题</w:t>
-      </w:r>
-      <w:r>
-        <w:rPr>
-          <w:rFonts w:hint="eastAsia" w:ascii="Times New Roman" w:hAnsi="Times New Roman" w:eastAsia="Times New Roman" w:cs="Times New Roman"/>
-        </w:rPr>
-        <w:t>5.39</w:t>
+        <w:t xml:space="preserve">金属有机化学基础</w:t>
       </w:r>
     </w:p>
     <w:p>
@@ -19415,770 +19544,24 @@
         <w:rPr>
           <w:rFonts w:ascii="Times New Roman" w:hAnsi="Times New Roman" w:eastAsia="Times New Roman" w:cs="Times New Roman"/>
         </w:rPr>
-        <w:t xml:space="preserve"> HBF</w:t>
-      </w:r>
-      <w:r>
-        <w:rPr>
-          <w:rFonts w:ascii="Times New Roman" w:hAnsi="Times New Roman" w:eastAsia="Times New Roman" w:cs="Times New Roman"/>
-          <w:vertAlign w:val="subscript"/>
-        </w:rPr>
-        <w:t>4</w:t>
-      </w:r>
-      <w:r>
-        <w:rPr>
-          <w:rFonts w:ascii="Times New Roman" w:hAnsi="Times New Roman" w:eastAsia="Times New Roman" w:cs="Times New Roman"/>
-        </w:rPr>
-        <w:t xml:space="preserve"> </w:t>
-      </w:r>
-      <w:r>
-        <w:rPr>
-          <w:rFonts w:hint="eastAsia" w:ascii="Times New Roman" w:hAnsi="Times New Roman" w:eastAsia="FangSong" w:cs="Times New Roman"/>
-        </w:rPr>
-        <w:t>质子化该溶液</w:t>
-      </w:r>
-      <w:r>
-        <w:rPr>
-          <w:rFonts w:hint="eastAsia" w:ascii="Times New Roman" w:hAnsi="Times New Roman" w:eastAsia="Times New Roman" w:cs="Times New Roman"/>
-        </w:rPr>
-        <w:t>，</w:t>
-      </w:r>
-      <w:r>
-        <w:rPr>
-          <w:rFonts w:hint="eastAsia" w:ascii="Times New Roman" w:hAnsi="Times New Roman" w:eastAsia="FangSong" w:cs="Times New Roman"/>
-        </w:rPr>
-        <w:t>获得</w:t>
-      </w:r>
-      <w:r>
-        <w:rPr>
-          <w:rFonts w:ascii="Times New Roman" w:hAnsi="Times New Roman" w:eastAsia="Times New Roman" w:cs="Times New Roman"/>
-        </w:rPr>
-        <w:t xml:space="preserve"> G、J </w:t>
-      </w:r>
-      <w:r>
-        <w:rPr>
-          <w:rFonts w:hint="eastAsia" w:ascii="Times New Roman" w:hAnsi="Times New Roman" w:eastAsia="FangSong" w:cs="Times New Roman"/>
-        </w:rPr>
-        <w:t>的平衡混合物溶液</w:t>
-      </w:r>
-      <w:r>
-        <w:rPr>
-          <w:rFonts w:hint="eastAsia" w:ascii="Times New Roman" w:hAnsi="Times New Roman" w:eastAsia="Times New Roman" w:cs="Times New Roman"/>
-        </w:rPr>
-        <w:t>，</w:t>
-      </w:r>
-      <w:r>
-        <w:rPr>
-          <w:rFonts w:hint="eastAsia" w:ascii="Times New Roman" w:hAnsi="Times New Roman" w:eastAsia="FangSong" w:cs="Times New Roman"/>
-        </w:rPr>
-        <w:t>颜色为黄水仙色</w:t>
-      </w:r>
-      <w:r>
-        <w:rPr>
-          <w:rFonts w:hint="eastAsia" w:ascii="Times New Roman" w:hAnsi="Times New Roman" w:eastAsia="Times New Roman" w:cs="Times New Roman"/>
-        </w:rPr>
-        <w:t>，</w:t>
-      </w:r>
-      <w:r>
-        <w:rPr>
-          <w:rFonts w:hint="eastAsia" w:ascii="Times New Roman" w:hAnsi="Times New Roman" w:eastAsia="FangSong" w:cs="Times New Roman"/>
-        </w:rPr>
-        <w:t>电导和</w:t>
-      </w:r>
-      <w:r>
-        <w:rPr>
-          <w:rFonts w:ascii="Times New Roman" w:hAnsi="Times New Roman" w:eastAsia="Times New Roman" w:cs="Times New Roman"/>
-        </w:rPr>
-        <w:t xml:space="preserve"> LiAlH</w:t>
-      </w:r>
-      <w:r>
-        <w:rPr>
-          <w:rFonts w:ascii="Times New Roman" w:hAnsi="Times New Roman" w:eastAsia="Times New Roman" w:cs="Times New Roman"/>
-          <w:vertAlign w:val="subscript"/>
-        </w:rPr>
-        <w:t>4</w:t>
-      </w:r>
-      <w:r>
-        <w:rPr>
-          <w:rFonts w:ascii="Times New Roman" w:hAnsi="Times New Roman" w:eastAsia="Times New Roman" w:cs="Times New Roman"/>
-        </w:rPr>
-        <w:t xml:space="preserve"> </w:t>
-      </w:r>
-      <w:r>
-        <w:rPr>
-          <w:rFonts w:hint="eastAsia" w:ascii="Times New Roman" w:hAnsi="Times New Roman" w:eastAsia="FangSong" w:cs="Times New Roman"/>
-        </w:rPr>
-        <w:t>比较接近</w:t>
-      </w:r>
-      <w:r>
-        <w:rPr>
-          <w:rFonts w:hint="eastAsia" w:ascii="Times New Roman" w:hAnsi="Times New Roman" w:eastAsia="Times New Roman" w:cs="Times New Roman"/>
-        </w:rPr>
-        <w:t>。</w:t>
-      </w:r>
-      <w:r>
-        <w:rPr>
-          <w:rFonts w:hint="eastAsia" w:ascii="Times New Roman" w:hAnsi="Times New Roman" w:eastAsia="FangSong" w:cs="Times New Roman"/>
-        </w:rPr>
-        <w:t>已知</w:t>
-      </w:r>
-      <w:r>
-        <w:rPr>
-          <w:rFonts w:ascii="Times New Roman" w:hAnsi="Times New Roman" w:eastAsia="Times New Roman" w:cs="Times New Roman"/>
-        </w:rPr>
-        <w:t xml:space="preserve"> D、E、G </w:t>
-      </w:r>
-      <w:r>
-        <w:rPr>
-          <w:rFonts w:hint="eastAsia" w:ascii="Times New Roman" w:hAnsi="Times New Roman" w:eastAsia="FangSong" w:cs="Times New Roman"/>
-        </w:rPr>
-        <w:t xml:space="preserve">中金属的配位数都是</w:t>
-      </w:r>
-      <w:r>
-        <w:rPr>
-          <w:rFonts w:ascii="Times New Roman" w:hAnsi="Times New Roman" w:eastAsia="Times New Roman" w:cs="Times New Roman"/>
-        </w:rPr>
-        <w:t xml:space="preserve"> 7、J </w:t>
-      </w:r>
-      <w:r>
-        <w:rPr>
-          <w:rFonts w:hint="eastAsia" w:ascii="Times New Roman" w:hAnsi="Times New Roman" w:eastAsia="FangSong" w:cs="Times New Roman"/>
-        </w:rPr>
-        <w:t xml:space="preserve">中金属的配位数是</w:t>
-      </w:r>
-      <w:r>
-        <w:rPr>
-          <w:rFonts w:ascii="Times New Roman" w:hAnsi="Times New Roman" w:eastAsia="Times New Roman" w:cs="Times New Roman"/>
-        </w:rPr>
-        <w:t xml:space="preserve"> 8。</w:t>
-      </w:r>
-    </w:p>
-    <w:p>
-      <w:pPr>
-        <w:pStyle w:val="Compact"/>
-        <w:numPr>
-          <w:ilvl w:val="0"/>
-          <w:numId w:val="1014"/>
-        </w:numPr>
-      </w:pPr>
-      <w:r>
-        <w:rPr>
-          <w:rFonts w:hint="eastAsia" w:ascii="Times New Roman" w:hAnsi="Times New Roman" w:eastAsia="FangSong" w:cs="Times New Roman"/>
-        </w:rPr>
-        <w:t xml:space="preserve">确定</w:t>
-      </w:r>
-      <w:r>
-        <w:rPr>
-          <w:rFonts w:ascii="Times New Roman" w:hAnsi="Times New Roman" w:eastAsia="Times New Roman" w:cs="Times New Roman"/>
-        </w:rPr>
-        <w:t xml:space="preserve"> M </w:t>
-      </w:r>
-      <w:r>
-        <w:rPr>
-          <w:rFonts w:hint="eastAsia" w:ascii="Times New Roman" w:hAnsi="Times New Roman" w:eastAsia="FangSong" w:cs="Times New Roman"/>
-        </w:rPr>
-        <w:t xml:space="preserve">和</w:t>
-      </w:r>
-      <w:r>
-        <w:rPr>
-          <w:rFonts w:ascii="Times New Roman" w:hAnsi="Times New Roman" w:eastAsia="Times New Roman" w:cs="Times New Roman"/>
-        </w:rPr>
-        <w:t xml:space="preserve"> B </w:t>
-      </w:r>
-      <w:r>
-        <w:rPr>
-          <w:rFonts w:hint="eastAsia" w:ascii="Times New Roman" w:hAnsi="Times New Roman" w:eastAsia="FangSong" w:cs="Times New Roman"/>
-        </w:rPr>
-        <w:t>的化学式</w:t>
-      </w:r>
-      <w:r>
-        <w:rPr>
-          <w:rFonts w:hint="eastAsia" w:ascii="Times New Roman" w:hAnsi="Times New Roman" w:eastAsia="Times New Roman" w:cs="Times New Roman"/>
-        </w:rPr>
-        <w:t>。</w:t>
-      </w:r>
-    </w:p>
-    <w:p>
-      <w:pPr>
-        <w:pStyle w:val="Compact"/>
-        <w:numPr>
-          <w:ilvl w:val="0"/>
-          <w:numId w:val="1014"/>
-        </w:numPr>
-      </w:pPr>
-      <w:r>
-        <w:rPr>
-          <w:rFonts w:hint="eastAsia" w:ascii="Times New Roman" w:hAnsi="Times New Roman" w:eastAsia="FangSong" w:cs="Times New Roman"/>
-        </w:rPr>
-        <w:t xml:space="preserve">确定非电解质</w:t>
-      </w:r>
-      <w:r>
-        <w:rPr>
-          <w:rFonts w:ascii="Times New Roman" w:hAnsi="Times New Roman" w:eastAsia="Times New Roman" w:cs="Times New Roman"/>
-        </w:rPr>
-        <w:t xml:space="preserve"> C~E </w:t>
-      </w:r>
-      <w:r>
-        <w:rPr>
-          <w:rFonts w:hint="eastAsia" w:ascii="Times New Roman" w:hAnsi="Times New Roman" w:eastAsia="FangSong" w:cs="Times New Roman"/>
-        </w:rPr>
-        <w:t>的化学式</w:t>
-      </w:r>
-      <w:r>
-        <w:rPr>
-          <w:rFonts w:hint="eastAsia" w:ascii="Times New Roman" w:hAnsi="Times New Roman" w:eastAsia="Times New Roman" w:cs="Times New Roman"/>
-        </w:rPr>
-        <w:t>,</w:t>
-      </w:r>
-      <w:r>
-        <w:rPr>
-          <w:rFonts w:ascii="Times New Roman" w:hAnsi="Times New Roman" w:eastAsia="Times New Roman" w:cs="Times New Roman"/>
-        </w:rPr>
-        <w:t xml:space="preserve"> </w:t>
-      </w:r>
-      <w:r>
-        <w:rPr>
-          <w:rFonts w:hint="eastAsia" w:ascii="Times New Roman" w:hAnsi="Times New Roman" w:eastAsia="FangSong" w:cs="Times New Roman"/>
-        </w:rPr>
-        <w:t xml:space="preserve">其中</w:t>
-      </w:r>
-      <w:r>
-        <w:rPr>
-          <w:rFonts w:ascii="Times New Roman" w:hAnsi="Times New Roman" w:eastAsia="Times New Roman" w:cs="Times New Roman"/>
-        </w:rPr>
-        <w:t xml:space="preserve"> M </w:t>
-      </w:r>
-      <w:r>
-        <w:rPr>
-          <w:rFonts w:hint="eastAsia" w:ascii="Times New Roman" w:hAnsi="Times New Roman" w:eastAsia="FangSong" w:cs="Times New Roman"/>
-        </w:rPr>
-        <w:t>都是三价</w:t>
-      </w:r>
-      <w:r>
-        <w:rPr>
-          <w:rFonts w:hint="eastAsia" w:ascii="Times New Roman" w:hAnsi="Times New Roman" w:eastAsia="Times New Roman" w:cs="Times New Roman"/>
-        </w:rPr>
-        <w:t>。</w:t>
-      </w:r>
-      <w:r>
-        <w:rPr>
-          <w:rFonts w:hint="eastAsia" w:ascii="Times New Roman" w:hAnsi="Times New Roman" w:eastAsia="FangSong" w:cs="Times New Roman"/>
-        </w:rPr>
-        <w:t>据此计算</w:t>
-      </w:r>
-      <w:r>
-        <w:rPr>
-          <w:rFonts w:ascii="Times New Roman" w:hAnsi="Times New Roman" w:eastAsia="Times New Roman" w:cs="Times New Roman"/>
-        </w:rPr>
-        <w:t xml:space="preserve"> m。</w:t>
-      </w:r>
-    </w:p>
-    <w:p>
-      <w:pPr>
-        <w:pStyle w:val="Compact"/>
-        <w:numPr>
-          <w:ilvl w:val="0"/>
-          <w:numId w:val="1014"/>
-        </w:numPr>
-      </w:pPr>
-      <w:r>
-        <w:rPr>
-          <w:rFonts w:hint="eastAsia" w:ascii="Times New Roman" w:hAnsi="Times New Roman" w:eastAsia="FangSong" w:cs="Times New Roman"/>
-        </w:rPr>
-        <w:t xml:space="preserve">确定</w:t>
-      </w:r>
-      <w:r>
-        <w:rPr>
-          <w:rFonts w:ascii="Times New Roman" w:hAnsi="Times New Roman" w:eastAsia="Times New Roman" w:cs="Times New Roman"/>
-        </w:rPr>
-        <w:t xml:space="preserve"> G、J </w:t>
-      </w:r>
-      <w:r>
-        <w:rPr>
-          <w:rFonts w:hint="eastAsia" w:ascii="Times New Roman" w:hAnsi="Times New Roman" w:eastAsia="FangSong" w:cs="Times New Roman"/>
-        </w:rPr>
-        <w:t>的化学式</w:t>
-      </w:r>
-      <w:r>
-        <w:rPr>
-          <w:rFonts w:hint="eastAsia" w:ascii="Times New Roman" w:hAnsi="Times New Roman" w:eastAsia="Times New Roman" w:cs="Times New Roman"/>
-        </w:rPr>
-        <w:t>。</w:t>
-      </w:r>
-      <w:r>
-        <w:rPr>
-          <w:rFonts w:hint="eastAsia" w:ascii="Times New Roman" w:hAnsi="Times New Roman" w:eastAsia="FangSong" w:cs="Times New Roman"/>
-        </w:rPr>
-        <w:t>已知</w:t>
-      </w:r>
-      <w:r>
-        <w:rPr>
-          <w:rFonts w:ascii="Times New Roman" w:hAnsi="Times New Roman" w:eastAsia="Times New Roman" w:cs="Times New Roman"/>
-        </w:rPr>
-        <w:t xml:space="preserve"> J </w:t>
-      </w:r>
-      <w:r>
-        <w:rPr>
-          <w:rFonts w:hint="eastAsia" w:ascii="Times New Roman" w:hAnsi="Times New Roman" w:eastAsia="FangSong" w:cs="Times New Roman"/>
-        </w:rPr>
-        <w:t xml:space="preserve">的红外光谱在</w:t>
-      </w:r>
-      <w:r>
-        <w:rPr>
-          <w:rFonts w:ascii="Times New Roman" w:hAnsi="Times New Roman" w:eastAsia="Times New Roman" w:cs="Times New Roman"/>
-        </w:rPr>
-        <w:t xml:space="preserve"> 2692cm</w:t>
-      </w:r>
-      <w:r>
-        <w:rPr>
-          <w:rFonts w:ascii="Times New Roman" w:hAnsi="Times New Roman" w:eastAsia="Times New Roman" w:cs="Times New Roman"/>
-          <w:vertAlign w:val="superscript"/>
-        </w:rPr>
-        <w:t>-1</w:t>
-      </w:r>
-      <w:r>
-        <w:rPr>
-          <w:rFonts w:ascii="Times New Roman" w:hAnsi="Times New Roman" w:eastAsia="Times New Roman" w:cs="Times New Roman"/>
-        </w:rPr>
-        <w:t xml:space="preserve"> </w:t>
-      </w:r>
-      <w:r>
-        <w:rPr>
-          <w:rFonts w:hint="eastAsia" w:ascii="Times New Roman" w:hAnsi="Times New Roman" w:eastAsia="FangSong" w:cs="Times New Roman"/>
-        </w:rPr>
-        <w:t>有两个峰</w:t>
-      </w:r>
-      <w:r>
-        <w:rPr>
-          <w:rFonts w:hint="eastAsia" w:ascii="Times New Roman" w:hAnsi="Times New Roman" w:eastAsia="Times New Roman" w:cs="Times New Roman"/>
-        </w:rPr>
-        <w:t>。(</w:t>
-      </w:r>
-      <w:r>
-        <w:rPr>
-          <w:rFonts w:hint="eastAsia" w:ascii="Times New Roman" w:hAnsi="Times New Roman" w:eastAsia="FangSong" w:cs="Times New Roman"/>
-        </w:rPr>
-        <w:t>参考</w:t>
-      </w:r>
-      <w:r>
-        <w:rPr>
-          <w:rFonts w:hint="eastAsia" w:ascii="Times New Roman" w:hAnsi="Times New Roman" w:eastAsia="Times New Roman" w:cs="Times New Roman"/>
-        </w:rPr>
-        <w:t>:KML</w:t>
-      </w:r>
-      <w:r>
-        <w:rPr>
-          <w:rFonts w:hint="eastAsia" w:ascii="Times New Roman" w:hAnsi="Times New Roman" w:eastAsia="Times New Roman" w:cs="Times New Roman"/>
-          <w:vertAlign w:val="subscript"/>
-        </w:rPr>
-        <w:t>4</w:t>
-      </w:r>
-      <w:r>
-        <w:rPr>
-          <w:rFonts w:ascii="Times New Roman" w:hAnsi="Times New Roman" w:eastAsia="Times New Roman" w:cs="Times New Roman"/>
-        </w:rPr>
-        <w:t xml:space="preserve"> </w:t>
-      </w:r>
-      <w:r>
-        <w:rPr>
-          <w:rFonts w:hint="eastAsia" w:ascii="Times New Roman" w:hAnsi="Times New Roman" w:eastAsia="FangSong" w:cs="Times New Roman"/>
-        </w:rPr>
-        <w:t>的红外光谱峰为</w:t>
-      </w:r>
-      <w:r>
-        <w:rPr>
-          <w:rFonts w:hint="eastAsia" w:ascii="Times New Roman" w:hAnsi="Times New Roman" w:eastAsia="Times New Roman" w:cs="Times New Roman"/>
-        </w:rPr>
-        <w:t>1828cm</w:t>
-      </w:r>
-      <w:r>
-        <w:rPr>
-          <w:rFonts w:hint="eastAsia" w:ascii="Times New Roman" w:hAnsi="Times New Roman" w:eastAsia="Times New Roman" w:cs="Times New Roman"/>
-          <w:vertAlign w:val="superscript"/>
-        </w:rPr>
-        <w:t>-1</w:t>
-      </w:r>
-      <w:r>
-        <w:rPr>
-          <w:rFonts w:hint="eastAsia" w:ascii="Times New Roman" w:hAnsi="Times New Roman" w:eastAsia="Times New Roman" w:cs="Times New Roman"/>
-        </w:rPr>
-        <w:t>)</w:t>
-      </w:r>
-    </w:p>
-    <w:p>
-      <w:pPr>
-        <w:pStyle w:val="Compact"/>
-        <w:numPr>
-          <w:ilvl w:val="0"/>
-          <w:numId w:val="1014"/>
-        </w:numPr>
-      </w:pPr>
-      <w:r>
-        <w:rPr>
-          <w:rFonts w:hint="eastAsia" w:ascii="Times New Roman" w:hAnsi="Times New Roman" w:eastAsia="FangSong" w:cs="Times New Roman"/>
-        </w:rPr>
-        <w:t xml:space="preserve">建议一个</w:t>
-      </w:r>
-      <w:r>
-        <w:rPr>
-          <w:rFonts w:ascii="Times New Roman" w:hAnsi="Times New Roman" w:eastAsia="Times New Roman" w:cs="Times New Roman"/>
-        </w:rPr>
         <w:t xml:space="preserve"> </w:t>
       </w:r>
       <m:oMath>
         <m:r>
-          <m:rPr>
-            <m:sty m:val="bi"/>
-          </m:rPr>
-          <m:t>G</m:t>
-        </m:r>
-        <m:r>
-          <m:rPr>
-            <m:sty m:val="p"/>
-          </m:rPr>
-          <m:t>⇌</m:t>
-        </m:r>
-        <m:r>
-          <m:rPr>
-            <m:sty m:val="bi"/>
-          </m:rPr>
-          <m:t>J</m:t>
-        </m:r>
-      </m:oMath>
-      <w:r>
-        <w:rPr>
-          <w:rFonts w:ascii="Times New Roman" w:hAnsi="Times New Roman" w:eastAsia="Times New Roman" w:cs="Times New Roman"/>
-        </w:rPr>
-        <w:t xml:space="preserve"> </w:t>
-      </w:r>
-      <w:r>
-        <w:rPr>
-          <w:rFonts w:hint="eastAsia" w:ascii="Times New Roman" w:hAnsi="Times New Roman" w:eastAsia="FangSong" w:cs="Times New Roman"/>
-        </w:rPr>
-        <w:t>过程中的中间体的结构</w:t>
-      </w:r>
-      <w:r>
-        <w:rPr>
-          <w:rFonts w:hint="eastAsia" w:ascii="Times New Roman" w:hAnsi="Times New Roman" w:eastAsia="Times New Roman" w:cs="Times New Roman"/>
-        </w:rPr>
-        <w:t>。G、J</w:t>
-      </w:r>
-      <w:r>
-        <w:rPr>
-          <w:rFonts w:ascii="Times New Roman" w:hAnsi="Times New Roman" w:eastAsia="Times New Roman" w:cs="Times New Roman"/>
-        </w:rPr>
-        <w:t xml:space="preserve"> </w:t>
-      </w:r>
-      <w:r>
-        <w:rPr>
-          <w:rFonts w:hint="eastAsia" w:ascii="Times New Roman" w:hAnsi="Times New Roman" w:eastAsia="FangSong" w:cs="Times New Roman"/>
-        </w:rPr>
-        <w:t xml:space="preserve">和中间体中</w:t>
-      </w:r>
-      <w:r>
-        <w:rPr>
-          <w:rFonts w:ascii="Times New Roman" w:hAnsi="Times New Roman" w:eastAsia="Times New Roman" w:cs="Times New Roman"/>
-        </w:rPr>
-        <w:t xml:space="preserve"> L—L </w:t>
-      </w:r>
-      <w:r>
-        <w:rPr>
-          <w:rFonts w:hint="eastAsia" w:ascii="Times New Roman" w:hAnsi="Times New Roman" w:eastAsia="FangSong" w:cs="Times New Roman"/>
-        </w:rPr>
-        <w:t xml:space="preserve">键长分别为</w:t>
-      </w:r>
-      <w:r>
-        <w:rPr>
-          <w:rFonts w:ascii="Times New Roman" w:hAnsi="Times New Roman" w:eastAsia="Times New Roman" w:cs="Times New Roman"/>
-        </w:rPr>
-        <w:t xml:space="preserve"> 0.084、0.160 </w:t>
-      </w:r>
-      <w:r>
-        <w:rPr>
-          <w:rFonts w:hint="eastAsia" w:ascii="Times New Roman" w:hAnsi="Times New Roman" w:eastAsia="FangSong" w:cs="Times New Roman"/>
-        </w:rPr>
-        <w:t xml:space="preserve">和</w:t>
-      </w:r>
-      <w:r>
-        <w:rPr>
-          <w:rFonts w:ascii="Times New Roman" w:hAnsi="Times New Roman" w:eastAsia="Times New Roman" w:cs="Times New Roman"/>
-        </w:rPr>
-        <w:t xml:space="preserve"> 0.138nm。</w:t>
-      </w:r>
-    </w:p>
-    <w:p>
-      <w:pPr>
-        <w:pStyle w:val="FirstParagraph"/>
-      </w:pPr>
-      <w:r>
-        <w:rPr>
-          <w:rFonts w:ascii="Times New Roman" w:hAnsi="Times New Roman" w:eastAsia="Times New Roman" w:cs="Times New Roman"/>
-        </w:rPr>
-        <w:t xml:space="preserve">(Journal of the American Chemical Society 112, No. 19 (1990): 6912-6918)</w:t>
-      </w:r>
-    </w:p>
-    <w:p>
-      <w:pPr>
-        <w:pStyle w:val="BodyText"/>
-      </w:pPr>
-      <w:r>
-        <w:rPr>
-          <w:rFonts w:hint="eastAsia" w:ascii="Times New Roman" w:hAnsi="Times New Roman" w:eastAsia="FangSong" w:cs="Times New Roman"/>
-          <w:b/>
-          <w:bCs/>
-        </w:rPr>
-        <w:t xml:space="preserve">来源</w:t>
-      </w:r>
-      <w:r>
-        <w:rPr>
-          <w:rFonts w:hint="eastAsia" w:ascii="Times New Roman" w:hAnsi="Times New Roman" w:eastAsia="Times New Roman" w:cs="Times New Roman"/>
-        </w:rPr>
-        <w:t>：</w:t>
-      </w:r>
-      <w:r>
-        <w:rPr>
-          <w:rFonts w:hint="eastAsia" w:ascii="Times New Roman" w:hAnsi="Times New Roman" w:eastAsia="FangSong" w:cs="Times New Roman"/>
-        </w:rPr>
-        <w:t>化学竞赛初赛讲义</w:t>
-      </w:r>
-      <w:r>
-        <w:rPr>
-          <w:rFonts w:ascii="Times New Roman" w:hAnsi="Times New Roman" w:eastAsia="Times New Roman" w:cs="Times New Roman"/>
-        </w:rPr>
-        <w:t xml:space="preserve"> </w:t>
-      </w:r>
-      <w:r>
-        <w:rPr>
-          <w:rFonts w:hint="eastAsia" w:ascii="Times New Roman" w:hAnsi="Times New Roman" w:eastAsia="FangSong" w:cs="Times New Roman"/>
-        </w:rPr>
-        <w:t>第</w:t>
-      </w:r>
-      <w:r>
-        <w:rPr>
-          <w:rFonts w:hint="eastAsia" w:ascii="Times New Roman" w:hAnsi="Times New Roman" w:eastAsia="Times New Roman" w:cs="Times New Roman"/>
-        </w:rPr>
-        <w:t>5</w:t>
-      </w:r>
-      <w:r>
-        <w:rPr>
-          <w:rFonts w:hint="eastAsia" w:ascii="Times New Roman" w:hAnsi="Times New Roman" w:eastAsia="FangSong" w:cs="Times New Roman"/>
-        </w:rPr>
-        <w:t>讲</w:t>
-      </w:r>
-      <w:r>
-        <w:rPr>
-          <w:rFonts w:ascii="Times New Roman" w:hAnsi="Times New Roman" w:eastAsia="Times New Roman" w:cs="Times New Roman"/>
-        </w:rPr>
-        <w:t xml:space="preserve"> </w:t>
-      </w:r>
-      <w:r>
-        <w:rPr>
-          <w:rFonts w:hint="eastAsia" w:ascii="Times New Roman" w:hAnsi="Times New Roman" w:eastAsia="FangSong" w:cs="Times New Roman"/>
-        </w:rPr>
-        <w:t xml:space="preserve">习题</w:t>
-      </w:r>
-    </w:p>
-    <w:p>
-      <w:pPr>
-        <w:pStyle w:val="BlockText"/>
-      </w:pPr>
-      <w:r>
-        <w:rPr>
-          <w:rFonts w:hint="eastAsia" w:ascii="Times New Roman" w:hAnsi="Times New Roman" w:eastAsia="FangSong" w:cs="Times New Roman"/>
-        </w:rPr>
-        <w:t xml:space="preserve">答案见</w:t>
-      </w:r>
-      <w:r>
-        <w:rPr>
-          <w:rFonts w:ascii="Times New Roman" w:hAnsi="Times New Roman" w:eastAsia="Times New Roman" w:cs="Times New Roman"/>
-        </w:rPr>
-        <w:t xml:space="preserve"> </w:t>
-      </w:r>
-      <w:r>
-        <w:rPr>
-          <w:rFonts w:hint="eastAsia" w:ascii="Times New Roman" w:hAnsi="Times New Roman" w:eastAsia="Times New Roman" w:cs="Times New Roman"/>
-        </w:rPr>
-        <w:t>04-</w:t>
-      </w:r>
-      <w:r>
-        <w:rPr>
-          <w:rFonts w:hint="eastAsia" w:ascii="Times New Roman" w:hAnsi="Times New Roman" w:eastAsia="FangSong" w:cs="Times New Roman"/>
-        </w:rPr>
-        <w:t>题库</w:t>
-      </w:r>
-      <w:r>
-        <w:rPr>
-          <w:rFonts w:hint="eastAsia" w:ascii="Times New Roman" w:hAnsi="Times New Roman" w:eastAsia="Times New Roman" w:cs="Times New Roman"/>
-        </w:rPr>
-        <w:t>/</w:t>
-      </w:r>
-      <w:r>
-        <w:rPr>
-          <w:rFonts w:hint="eastAsia" w:ascii="Times New Roman" w:hAnsi="Times New Roman" w:eastAsia="FangSong" w:cs="Times New Roman"/>
-        </w:rPr>
-        <w:t>教材习题</w:t>
-      </w:r>
-      <w:r>
-        <w:rPr>
-          <w:rFonts w:hint="eastAsia" w:ascii="Times New Roman" w:hAnsi="Times New Roman" w:eastAsia="Times New Roman" w:cs="Times New Roman"/>
-        </w:rPr>
-        <w:t>/</w:t>
-      </w:r>
-      <w:r>
-        <w:rPr>
-          <w:rFonts w:hint="eastAsia" w:ascii="Times New Roman" w:hAnsi="Times New Roman" w:eastAsia="FangSong" w:cs="Times New Roman"/>
-        </w:rPr>
-        <w:t>化学竞赛初赛讲义</w:t>
-      </w:r>
-      <w:r>
-        <w:rPr>
-          <w:rFonts w:hint="eastAsia" w:ascii="Times New Roman" w:hAnsi="Times New Roman" w:eastAsia="Times New Roman" w:cs="Times New Roman"/>
-        </w:rPr>
-        <w:t>/</w:t>
-      </w:r>
-      <w:r>
-        <w:rPr>
-          <w:rFonts w:hint="eastAsia" w:ascii="Times New Roman" w:hAnsi="Times New Roman" w:eastAsia="FangSong" w:cs="Times New Roman"/>
-        </w:rPr>
-        <w:t>答案</w:t>
-      </w:r>
-      <w:r>
-        <w:rPr>
-          <w:rFonts w:hint="eastAsia" w:ascii="Times New Roman" w:hAnsi="Times New Roman" w:eastAsia="Times New Roman" w:cs="Times New Roman"/>
-        </w:rPr>
-        <w:t>/</w:t>
-      </w:r>
-      <w:r>
-        <w:rPr>
-          <w:rFonts w:hint="eastAsia" w:ascii="Times New Roman" w:hAnsi="Times New Roman" w:eastAsia="FangSong" w:cs="Times New Roman"/>
-        </w:rPr>
-        <w:t>第</w:t>
-      </w:r>
-      <w:r>
-        <w:rPr>
-          <w:rFonts w:hint="eastAsia" w:ascii="Times New Roman" w:hAnsi="Times New Roman" w:eastAsia="Times New Roman" w:cs="Times New Roman"/>
-        </w:rPr>
-        <w:t>5</w:t>
-      </w:r>
-      <w:r>
-        <w:rPr>
-          <w:rFonts w:hint="eastAsia" w:ascii="Times New Roman" w:hAnsi="Times New Roman" w:eastAsia="FangSong" w:cs="Times New Roman"/>
-        </w:rPr>
-        <w:t>讲</w:t>
-      </w:r>
-      <w:r>
-        <w:rPr>
-          <w:rFonts w:hint="eastAsia" w:ascii="Times New Roman" w:hAnsi="Times New Roman" w:eastAsia="Times New Roman" w:cs="Times New Roman"/>
-        </w:rPr>
-        <w:t>-</w:t>
-      </w:r>
-      <w:r>
-        <w:rPr>
-          <w:rFonts w:hint="eastAsia" w:ascii="Times New Roman" w:hAnsi="Times New Roman" w:eastAsia="FangSong" w:cs="Times New Roman"/>
-        </w:rPr>
-        <w:t>金属有机化学</w:t>
-      </w:r>
-      <w:r>
-        <w:rPr>
-          <w:rFonts w:hint="eastAsia" w:ascii="Times New Roman" w:hAnsi="Times New Roman" w:eastAsia="Times New Roman" w:cs="Times New Roman"/>
-        </w:rPr>
-        <w:t>-</w:t>
-      </w:r>
-      <w:r>
-        <w:rPr>
-          <w:rFonts w:hint="eastAsia" w:ascii="Times New Roman" w:hAnsi="Times New Roman" w:eastAsia="FangSong" w:cs="Times New Roman"/>
-        </w:rPr>
-        <w:t>答案</w:t>
-      </w:r>
-    </w:p>
-    <w:p>
-      <w:pPr>
-        <w:spacing w:before="160" w:after="80"/>
-      </w:pPr>
-      <w:r>
-        <w:pict>
-          <v:rect style="width:0;height:1.5pt" o:hralign="center" o:hrstd="t" o:hr="t"/>
-        </w:pict>
-      </w:r>
-    </w:p>
-    <w:bookmarkEnd w:id="71"/>
-    <w:bookmarkStart w:id="72" w:name="初赛讲义-金属有机化学-习题5.2"/>
-    <w:p>
-      <w:pPr>
-        <w:pStyle w:val="Heading2"/>
-        <w:spacing w:before="280" w:after="120"/>
-      </w:pPr>
-      <w:r>
-        <w:rPr>
-          <w:rFonts w:ascii="Times New Roman" w:hAnsi="Times New Roman" w:eastAsia="Times New Roman" w:cs="Times New Roman"/>
-        </w:rPr>
-        <w:t xml:space="preserve">7.36 </w:t>
-      </w:r>
-      <w:r>
-        <w:rPr>
-          <w:rFonts w:hint="eastAsia" w:ascii="Times New Roman" w:hAnsi="Times New Roman" w:eastAsia="SimHei" w:cs="Times New Roman"/>
-        </w:rPr>
-        <w:t>初赛讲义</w:t>
-      </w:r>
-      <w:r>
-        <w:rPr>
-          <w:rFonts w:hint="eastAsia" w:ascii="Times New Roman" w:hAnsi="Times New Roman" w:eastAsia="Times New Roman" w:cs="Times New Roman"/>
-        </w:rPr>
-        <w:t>-</w:t>
-      </w:r>
-      <w:r>
-        <w:rPr>
-          <w:rFonts w:hint="eastAsia" w:ascii="Times New Roman" w:hAnsi="Times New Roman" w:eastAsia="SimHei" w:cs="Times New Roman"/>
-        </w:rPr>
-        <w:t>金属有机化学</w:t>
-      </w:r>
-      <w:r>
-        <w:rPr>
-          <w:rFonts w:hint="eastAsia" w:ascii="Times New Roman" w:hAnsi="Times New Roman" w:eastAsia="Times New Roman" w:cs="Times New Roman"/>
-        </w:rPr>
-        <w:t>-</w:t>
-      </w:r>
-      <w:r>
-        <w:rPr>
-          <w:rFonts w:hint="eastAsia" w:ascii="Times New Roman" w:hAnsi="Times New Roman" w:eastAsia="SimHei" w:cs="Times New Roman"/>
-        </w:rPr>
-        <w:t>习题</w:t>
-      </w:r>
-      <w:r>
-        <w:rPr>
-          <w:rFonts w:hint="eastAsia" w:ascii="Times New Roman" w:hAnsi="Times New Roman" w:eastAsia="Times New Roman" w:cs="Times New Roman"/>
-        </w:rPr>
-        <w:t>5.2</w:t>
-      </w:r>
-    </w:p>
-    <w:p>
-      <w:pPr>
-        <w:pStyle w:val="FirstParagraph"/>
-      </w:pPr>
-      <w:r>
-        <w:rPr>
-          <w:rFonts w:hint="eastAsia" w:ascii="Times New Roman" w:hAnsi="Times New Roman" w:eastAsia="FangSong" w:cs="Times New Roman"/>
-        </w:rPr>
-        <w:t xml:space="preserve">下图示出了</w:t>
-      </w:r>
-      <w:r>
-        <w:rPr>
-          <w:rFonts w:ascii="Times New Roman" w:hAnsi="Times New Roman" w:eastAsia="Times New Roman" w:cs="Times New Roman"/>
-        </w:rPr>
-        <w:t xml:space="preserve"> </w:t>
-      </w:r>
-      <m:oMath>
+          <m:t>H</m:t>
+        </m:r>
+        <m:r>
+          <m:t>B</m:t>
+        </m:r>
         <m:sSub>
           <m:e>
             <m:r>
-              <m:t>D</m:t>
+              <m:t>F</m:t>
             </m:r>
           </m:e>
           <m:sub>
             <m:r>
               <m:t>4</m:t>
-            </m:r>
-            <m:r>
-              <m:t>h</m:t>
             </m:r>
           </m:sub>
         </m:sSub>
@@ -20191,104 +19574,9 @@
       </w:r>
       <w:r>
         <w:rPr>
-          <w:rFonts w:hint="eastAsia" w:ascii="Times New Roman" w:hAnsi="Times New Roman" w:eastAsia="Times New Roman" w:cs="Times New Roman"/>
-        </w:rPr>
-        <w:t>（</w:t>
-      </w:r>
-      <w:r>
-        <w:rPr>
-          <w:rFonts w:hint="eastAsia" w:ascii="Times New Roman" w:hAnsi="Times New Roman" w:eastAsia="FangSong" w:cs="Times New Roman"/>
-        </w:rPr>
-        <w:t>平面四方对称性</w:t>
-      </w:r>
-      <w:r>
-        <w:rPr>
-          <w:rFonts w:hint="eastAsia" w:ascii="Times New Roman" w:hAnsi="Times New Roman" w:eastAsia="Times New Roman" w:cs="Times New Roman"/>
-        </w:rPr>
-        <w:t>）</w:t>
-      </w:r>
-      <w:r>
-        <w:rPr>
-          <w:rFonts w:hint="eastAsia" w:ascii="Times New Roman" w:hAnsi="Times New Roman" w:eastAsia="FangSong" w:cs="Times New Roman"/>
-        </w:rPr>
-        <w:t>的</w:t>
-      </w:r>
-      <w:r>
-        <w:rPr>
-          <w:rFonts w:ascii="Times New Roman" w:hAnsi="Times New Roman" w:eastAsia="Times New Roman" w:cs="Times New Roman"/>
-        </w:rPr>
-        <w:t xml:space="preserve"> </w:t>
-      </w:r>
-      <m:oMath>
-        <m:sSub>
-          <m:e>
-            <m:r>
-              <m:rPr>
-                <m:sty m:val="p"/>
-              </m:rPr>
-              <m:t>M</m:t>
-            </m:r>
-            <m:r>
-              <m:rPr>
-                <m:sty m:val="p"/>
-              </m:rPr>
-              <m:t>L</m:t>
-            </m:r>
-          </m:e>
-          <m:sub>
-            <m:r>
-              <m:t>4</m:t>
-            </m:r>
-          </m:sub>
-        </m:sSub>
-      </m:oMath>
-      <w:r>
-        <w:rPr>
-          <w:rFonts w:ascii="Times New Roman" w:hAnsi="Times New Roman" w:eastAsia="Times New Roman" w:cs="Times New Roman"/>
-        </w:rPr>
-        <w:t xml:space="preserve"> </w:t>
-      </w:r>
-      <w:r>
-        <w:rPr>
-          <w:rFonts w:hint="eastAsia" w:ascii="Times New Roman" w:hAnsi="Times New Roman" w:eastAsia="FangSong" w:cs="Times New Roman"/>
-        </w:rPr>
-        <w:t>体系的分子轨道</w:t>
-      </w:r>
-      <w:r>
-        <w:rPr>
-          <w:rFonts w:hint="eastAsia" w:ascii="Times New Roman" w:hAnsi="Times New Roman" w:eastAsia="Times New Roman" w:cs="Times New Roman"/>
-        </w:rPr>
-        <w:t>。</w:t>
-      </w:r>
-      <w:r>
-        <w:rPr>
-          <w:rFonts w:hint="eastAsia" w:ascii="Times New Roman" w:hAnsi="Times New Roman" w:eastAsia="FangSong" w:cs="Times New Roman"/>
-        </w:rPr>
-        <w:t>请问</w:t>
-      </w:r>
-      <w:r>
-        <w:rPr>
-          <w:rFonts w:hint="eastAsia" w:ascii="Times New Roman" w:hAnsi="Times New Roman" w:eastAsia="Times New Roman" w:cs="Times New Roman"/>
-        </w:rPr>
-        <w:t>：</w:t>
-      </w:r>
-      <w:r>
-        <w:rPr>
-          <w:rFonts w:hint="eastAsia" w:ascii="Times New Roman" w:hAnsi="Times New Roman" w:eastAsia="FangSong" w:cs="Times New Roman"/>
-        </w:rPr>
-        <w:t>在强场</w:t>
-      </w:r>
-      <w:r>
-        <w:rPr>
-          <w:rFonts w:hint="eastAsia" w:ascii="Times New Roman" w:hAnsi="Times New Roman" w:eastAsia="Times New Roman" w:cs="Times New Roman"/>
-        </w:rPr>
-        <w:t>、</w:t>
-      </w:r>
-      <w:r>
-        <w:rPr>
-          <w:rFonts w:hint="eastAsia" w:ascii="Times New Roman" w:hAnsi="Times New Roman" w:eastAsia="FangSong" w:cs="Times New Roman"/>
-        </w:rPr>
-        <w:t>平面四方形立体构型的配合物中</w:t>
+          <w:rFonts w:hint="eastAsia" w:ascii="Times New Roman" w:hAnsi="Times New Roman" w:eastAsia="FangSong" w:cs="Times New Roman"/>
+        </w:rPr>
+        <w:t>质子化该溶液</w:t>
       </w:r>
       <w:r>
         <w:rPr>
@@ -20300,143 +19588,19 @@
         <w:rPr>
           <w:rFonts w:hint="eastAsia" w:ascii="Times New Roman" w:hAnsi="Times New Roman" w:eastAsia="FangSong" w:cs="Times New Roman"/>
         </w:rPr>
-        <w:t>最稳定的电子构型一般是多少</w:t>
-      </w:r>
-      <w:r>
-        <w:rPr>
-          <w:rFonts w:hint="eastAsia" w:ascii="Times New Roman" w:hAnsi="Times New Roman" w:eastAsia="Times New Roman" w:cs="Times New Roman"/>
-        </w:rPr>
-        <w:t>？</w:t>
-      </w:r>
-      <w:r>
-        <w:rPr>
-          <w:rFonts w:hint="eastAsia" w:ascii="Times New Roman" w:hAnsi="Times New Roman" w:eastAsia="FangSong" w:cs="Times New Roman"/>
-        </w:rPr>
-        <w:t>解释你的结论</w:t>
-      </w:r>
-      <w:r>
-        <w:rPr>
-          <w:rFonts w:hint="eastAsia" w:ascii="Times New Roman" w:hAnsi="Times New Roman" w:eastAsia="Times New Roman" w:cs="Times New Roman"/>
-        </w:rPr>
-        <w:t>。</w:t>
-      </w:r>
-    </w:p>
-    <w:p>
-      <w:pPr>
-        <w:pStyle w:val="BodyText"/>
-      </w:pPr>
-      <w:r>
-        <w:rPr>
-          <w:rFonts w:hint="eastAsia" w:ascii="Times New Roman" w:hAnsi="Times New Roman" w:eastAsia="Times New Roman" w:cs="Times New Roman"/>
-        </w:rPr>
-        <w:t>![]../../../06-</w:t>
-      </w:r>
-      <w:r>
-        <w:rPr>
-          <w:rFonts w:hint="eastAsia" w:ascii="Times New Roman" w:hAnsi="Times New Roman" w:eastAsia="FangSong" w:cs="Times New Roman"/>
-        </w:rPr>
-        <w:t>外部资料导入</w:t>
-      </w:r>
-      <w:r>
-        <w:rPr>
-          <w:rFonts w:hint="eastAsia" w:ascii="Times New Roman" w:hAnsi="Times New Roman" w:eastAsia="Times New Roman" w:cs="Times New Roman"/>
-        </w:rPr>
-        <w:t>/</w:t>
-      </w:r>
-      <w:r>
-        <w:rPr>
-          <w:rFonts w:hint="eastAsia" w:ascii="Times New Roman" w:hAnsi="Times New Roman" w:eastAsia="FangSong" w:cs="Times New Roman"/>
-        </w:rPr>
-        <w:t>化学竞赛初赛讲义</w:t>
-      </w:r>
-      <w:r>
-        <w:rPr>
-          <w:rFonts w:hint="eastAsia" w:ascii="Times New Roman" w:hAnsi="Times New Roman" w:eastAsia="Times New Roman" w:cs="Times New Roman"/>
-        </w:rPr>
-        <w:t>/（</w:t>
-      </w:r>
-      <w:r>
-        <w:rPr>
-          <w:rFonts w:hint="eastAsia" w:ascii="Times New Roman" w:hAnsi="Times New Roman" w:eastAsia="FangSong" w:cs="Times New Roman"/>
-        </w:rPr>
-        <w:t>已压缩</w:t>
-      </w:r>
-      <w:r>
-        <w:rPr>
-          <w:rFonts w:hint="eastAsia" w:ascii="Times New Roman" w:hAnsi="Times New Roman" w:eastAsia="Times New Roman" w:cs="Times New Roman"/>
-        </w:rPr>
-        <w:t>）51-100_images/cb9a5d8cfe1827492bc3625b91821e5a6b713afd05f0054ef8d121d9c6118183.jpg)</w:t>
-      </w:r>
-    </w:p>
-    <w:p>
-      <w:pPr>
-        <w:spacing w:before="160" w:after="80"/>
-      </w:pPr>
-      <w:r>
-        <w:pict>
-          <v:rect style="width:0;height:1.5pt" o:hralign="center" o:hrstd="t" o:hr="t"/>
-        </w:pict>
-      </w:r>
-    </w:p>
-    <w:bookmarkEnd w:id="72"/>
-    <w:bookmarkStart w:id="73" w:name="二茂铁制备反应方程式第28届初赛"/>
-    <w:p>
-      <w:pPr>
-        <w:pStyle w:val="Heading2"/>
-        <w:spacing w:before="280" w:after="120"/>
-      </w:pPr>
-      <w:r>
-        <w:rPr>
-          <w:rFonts w:ascii="Times New Roman" w:hAnsi="Times New Roman" w:eastAsia="Times New Roman" w:cs="Times New Roman"/>
-        </w:rPr>
-        <w:t xml:space="preserve">7.37 </w:t>
-      </w:r>
-      <w:r>
-        <w:rPr>
-          <w:rFonts w:hint="eastAsia" w:ascii="Times New Roman" w:hAnsi="Times New Roman" w:eastAsia="SimHei" w:cs="Times New Roman"/>
-        </w:rPr>
-        <w:t>二茂铁制备反应方程式</w:t>
-      </w:r>
-      <w:r>
-        <w:rPr>
-          <w:rFonts w:hint="eastAsia" w:ascii="Times New Roman" w:hAnsi="Times New Roman" w:eastAsia="Times New Roman" w:cs="Times New Roman"/>
-        </w:rPr>
-        <w:t>（</w:t>
-      </w:r>
-      <w:r>
-        <w:rPr>
-          <w:rFonts w:hint="eastAsia" w:ascii="Times New Roman" w:hAnsi="Times New Roman" w:eastAsia="SimHei" w:cs="Times New Roman"/>
-        </w:rPr>
-        <w:t>第</w:t>
-      </w:r>
-      <w:r>
-        <w:rPr>
-          <w:rFonts w:hint="eastAsia" w:ascii="Times New Roman" w:hAnsi="Times New Roman" w:eastAsia="Times New Roman" w:cs="Times New Roman"/>
-        </w:rPr>
-        <w:t>28</w:t>
-      </w:r>
-      <w:r>
-        <w:rPr>
-          <w:rFonts w:hint="eastAsia" w:ascii="Times New Roman" w:hAnsi="Times New Roman" w:eastAsia="SimHei" w:cs="Times New Roman"/>
-        </w:rPr>
-        <w:t>届初赛</w:t>
-      </w:r>
-      <w:r>
-        <w:rPr>
-          <w:rFonts w:hint="eastAsia" w:ascii="Times New Roman" w:hAnsi="Times New Roman" w:eastAsia="Times New Roman" w:cs="Times New Roman"/>
-        </w:rPr>
-        <w:t>）</w:t>
-      </w:r>
-    </w:p>
-    <w:p>
-      <w:pPr>
-        <w:pStyle w:val="FirstParagraph"/>
-      </w:pPr>
-      <w:r>
-        <w:rPr>
-          <w:rFonts w:hint="eastAsia" w:ascii="Times New Roman" w:hAnsi="Times New Roman" w:eastAsia="FangSong" w:cs="Times New Roman"/>
-        </w:rPr>
-        <w:t>环戊二烯钠与氯化亚铁在四氢呋喃中反应</w:t>
+        <w:t>获得</w:t>
+      </w:r>
+      <w:r>
+        <w:rPr>
+          <w:rFonts w:ascii="Times New Roman" w:hAnsi="Times New Roman" w:eastAsia="Times New Roman" w:cs="Times New Roman"/>
+        </w:rPr>
+        <w:t xml:space="preserve"> G、J </w:t>
+      </w:r>
+      <w:r>
+        <w:rPr>
+          <w:rFonts w:hint="eastAsia" w:ascii="Times New Roman" w:hAnsi="Times New Roman" w:eastAsia="FangSong" w:cs="Times New Roman"/>
+        </w:rPr>
+        <w:t>的平衡混合物溶液</w:t>
       </w:r>
       <w:r>
         <w:rPr>
@@ -20448,7 +19612,7 @@
         <w:rPr>
           <w:rFonts w:hint="eastAsia" w:ascii="Times New Roman" w:hAnsi="Times New Roman" w:eastAsia="FangSong" w:cs="Times New Roman"/>
         </w:rPr>
-        <w:t>或环戊二烯与氯化亚铁在三乙胺存在下反应</w:t>
+        <w:t>颜色为黄水仙色</w:t>
       </w:r>
       <w:r>
         <w:rPr>
@@ -20460,153 +19624,7 @@
         <w:rPr>
           <w:rFonts w:hint="eastAsia" w:ascii="Times New Roman" w:hAnsi="Times New Roman" w:eastAsia="FangSong" w:cs="Times New Roman"/>
         </w:rPr>
-        <w:t>可制得稳定的双环戊二烯基合铁</w:t>
-      </w:r>
-      <w:r>
-        <w:rPr>
-          <w:rFonts w:hint="eastAsia" w:ascii="Times New Roman" w:hAnsi="Times New Roman" w:eastAsia="Times New Roman" w:cs="Times New Roman"/>
-        </w:rPr>
-        <w:t>（</w:t>
-      </w:r>
-      <w:r>
-        <w:rPr>
-          <w:rFonts w:hint="eastAsia" w:ascii="Times New Roman" w:hAnsi="Times New Roman" w:eastAsia="FangSong" w:cs="Times New Roman"/>
-        </w:rPr>
-        <w:t>二茂铁</w:t>
-      </w:r>
-      <w:r>
-        <w:rPr>
-          <w:rFonts w:hint="eastAsia" w:ascii="Times New Roman" w:hAnsi="Times New Roman" w:eastAsia="Times New Roman" w:cs="Times New Roman"/>
-        </w:rPr>
-        <w:t>）。</w:t>
-      </w:r>
-    </w:p>
-    <w:p>
-      <w:pPr>
-        <w:pStyle w:val="BodyText"/>
-      </w:pPr>
-      <w:r>
-        <w:rPr>
-          <w:rFonts w:ascii="Times New Roman" w:hAnsi="Times New Roman" w:eastAsia="Times New Roman" w:cs="Times New Roman"/>
-        </w:rPr>
-        <w:t xml:space="preserve">5-1 </w:t>
-      </w:r>
-      <w:r>
-        <w:rPr>
-          <w:rFonts w:hint="eastAsia" w:ascii="Times New Roman" w:hAnsi="Times New Roman" w:eastAsia="FangSong" w:cs="Times New Roman"/>
-        </w:rPr>
-        <w:t>写出上述制备二茂铁的两种反应的方程式</w:t>
-      </w:r>
-      <w:r>
-        <w:rPr>
-          <w:rFonts w:hint="eastAsia" w:ascii="Times New Roman" w:hAnsi="Times New Roman" w:eastAsia="Times New Roman" w:cs="Times New Roman"/>
-        </w:rPr>
-        <w:t>。</w:t>
-      </w:r>
-    </w:p>
-    <w:p>
-      <w:pPr>
-        <w:pStyle w:val="BodyText"/>
-      </w:pPr>
-      <w:r>
-        <w:rPr>
-          <w:rFonts w:ascii="Times New Roman" w:hAnsi="Times New Roman" w:eastAsia="Times New Roman" w:cs="Times New Roman"/>
-        </w:rPr>
-        <w:t xml:space="preserve">5-2 </w:t>
-      </w:r>
-      <w:r>
-        <w:rPr>
-          <w:rFonts w:hint="eastAsia" w:ascii="Times New Roman" w:hAnsi="Times New Roman" w:eastAsia="FangSong" w:cs="Times New Roman"/>
-        </w:rPr>
-        <w:t>通常认为</w:t>
-      </w:r>
-      <w:r>
-        <w:rPr>
-          <w:rFonts w:hint="eastAsia" w:ascii="Times New Roman" w:hAnsi="Times New Roman" w:eastAsia="Times New Roman" w:cs="Times New Roman"/>
-        </w:rPr>
-        <w:t>，</w:t>
-      </w:r>
-      <w:r>
-        <w:rPr>
-          <w:rFonts w:hint="eastAsia" w:ascii="Times New Roman" w:hAnsi="Times New Roman" w:eastAsia="FangSong" w:cs="Times New Roman"/>
-        </w:rPr>
-        <w:t>二茂铁分子中铁原子的配位数为</w:t>
-      </w:r>
-      <w:r>
-        <w:rPr>
-          <w:rFonts w:ascii="Times New Roman" w:hAnsi="Times New Roman" w:eastAsia="Times New Roman" w:cs="Times New Roman"/>
-        </w:rPr>
-        <w:t xml:space="preserve"> </w:t>
-      </w:r>
-      <w:r>
-        <w:rPr>
-          <w:rFonts w:hint="eastAsia" w:ascii="Times New Roman" w:hAnsi="Times New Roman" w:eastAsia="Times New Roman" w:cs="Times New Roman"/>
-        </w:rPr>
-        <w:t>6，</w:t>
-      </w:r>
-      <w:r>
-        <w:rPr>
-          <w:rFonts w:hint="eastAsia" w:ascii="Times New Roman" w:hAnsi="Times New Roman" w:eastAsia="FangSong" w:cs="Times New Roman"/>
-        </w:rPr>
-        <w:t>这是如何算得的</w:t>
-      </w:r>
-      <w:r>
-        <w:rPr>
-          <w:rFonts w:hint="eastAsia" w:ascii="Times New Roman" w:hAnsi="Times New Roman" w:eastAsia="Times New Roman" w:cs="Times New Roman"/>
-        </w:rPr>
-        <w:t>？</w:t>
-      </w:r>
-    </w:p>
-    <w:p>
-      <w:pPr>
-        <w:pStyle w:val="BodyText"/>
-      </w:pPr>
-      <w:r>
-        <w:rPr>
-          <w:rFonts w:ascii="Times New Roman" w:hAnsi="Times New Roman" w:eastAsia="Times New Roman" w:cs="Times New Roman"/>
-        </w:rPr>
-        <w:t xml:space="preserve">5-3 </w:t>
-      </w:r>
-      <w:r>
-        <w:rPr>
-          <w:rFonts w:hint="eastAsia" w:ascii="Times New Roman" w:hAnsi="Times New Roman" w:eastAsia="FangSong" w:cs="Times New Roman"/>
-        </w:rPr>
-        <w:t>二茂铁晶体属于哪种晶体类型</w:t>
-      </w:r>
-      <w:r>
-        <w:rPr>
-          <w:rFonts w:hint="eastAsia" w:ascii="Times New Roman" w:hAnsi="Times New Roman" w:eastAsia="Times New Roman" w:cs="Times New Roman"/>
-        </w:rPr>
-        <w:t>？</w:t>
-      </w:r>
-    </w:p>
-    <w:p>
-      <w:pPr>
-        <w:pStyle w:val="BodyText"/>
-      </w:pPr>
-      <w:r>
-        <w:rPr>
-          <w:rFonts w:ascii="Times New Roman" w:hAnsi="Times New Roman" w:eastAsia="Times New Roman" w:cs="Times New Roman"/>
-        </w:rPr>
-        <w:t xml:space="preserve">163.9 K </w:t>
-      </w:r>
-      <w:r>
-        <w:rPr>
-          <w:rFonts w:hint="eastAsia" w:ascii="Times New Roman" w:hAnsi="Times New Roman" w:eastAsia="FangSong" w:cs="Times New Roman"/>
-        </w:rPr>
-        <w:t>以上形成的晶体属于单斜晶系</w:t>
-      </w:r>
-      <w:r>
-        <w:rPr>
-          <w:rFonts w:hint="eastAsia" w:ascii="Times New Roman" w:hAnsi="Times New Roman" w:eastAsia="Times New Roman" w:cs="Times New Roman"/>
-        </w:rPr>
-        <w:t>，</w:t>
-      </w:r>
-      <w:r>
-        <w:rPr>
-          <w:rFonts w:hint="eastAsia" w:ascii="Times New Roman" w:hAnsi="Times New Roman" w:eastAsia="FangSong" w:cs="Times New Roman"/>
-        </w:rPr>
-        <w:t>晶胞参数</w:t>
+        <w:t>电导和</w:t>
       </w:r>
       <w:r>
         <w:rPr>
@@ -20624,38 +19642,1116 @@
           </m:ctrlPr>
         </m:oMathPr>
         <m:r>
-          <m:t>a</m:t>
+          <m:t>L</m:t>
+        </m:r>
+        <m:r>
+          <m:t>i</m:t>
+        </m:r>
+        <m:r>
+          <m:t>A</m:t>
+        </m:r>
+        <m:r>
+          <m:t>l</m:t>
+        </m:r>
+        <m:sSub>
+          <m:e>
+            <m:r>
+              <m:t>H</m:t>
+            </m:r>
+          </m:e>
+          <m:sub>
+            <m:r>
+              <m:t>4</m:t>
+            </m:r>
+          </m:sub>
+        </m:sSub>
+      </m:oMath>
+      <w:r>
+        <w:rPr>
+          <w:rFonts w:ascii="Times New Roman" w:hAnsi="Times New Roman" w:eastAsia="Times New Roman" w:cs="Times New Roman"/>
+        </w:rPr>
+        <w:t xml:space="preserve"> </w:t>
+      </w:r>
+      <w:r>
+        <w:rPr>
+          <w:rFonts w:hint="eastAsia" w:ascii="Times New Roman" w:hAnsi="Times New Roman" w:eastAsia="FangSong" w:cs="Times New Roman"/>
+        </w:rPr>
+        <w:t>比较接近</w:t>
+      </w:r>
+      <w:r>
+        <w:rPr>
+          <w:rFonts w:hint="eastAsia" w:ascii="Times New Roman" w:hAnsi="Times New Roman" w:eastAsia="Times New Roman" w:cs="Times New Roman"/>
+        </w:rPr>
+        <w:t>。</w:t>
+      </w:r>
+      <w:r>
+        <w:rPr>
+          <w:rFonts w:hint="eastAsia" w:ascii="Times New Roman" w:hAnsi="Times New Roman" w:eastAsia="FangSong" w:cs="Times New Roman"/>
+        </w:rPr>
+        <w:t>已知</w:t>
+      </w:r>
+      <w:r>
+        <w:rPr>
+          <w:rFonts w:ascii="Times New Roman" w:hAnsi="Times New Roman" w:eastAsia="Times New Roman" w:cs="Times New Roman"/>
+        </w:rPr>
+        <w:t xml:space="preserve"> D、E、G </w:t>
+      </w:r>
+      <w:r>
+        <w:rPr>
+          <w:rFonts w:hint="eastAsia" w:ascii="Times New Roman" w:hAnsi="Times New Roman" w:eastAsia="FangSong" w:cs="Times New Roman"/>
+        </w:rPr>
+        <w:t xml:space="preserve">中金属的配位数都是</w:t>
+      </w:r>
+      <w:r>
+        <w:rPr>
+          <w:rFonts w:ascii="Times New Roman" w:hAnsi="Times New Roman" w:eastAsia="Times New Roman" w:cs="Times New Roman"/>
+        </w:rPr>
+        <w:t xml:space="preserve"> 7、J </w:t>
+      </w:r>
+      <w:r>
+        <w:rPr>
+          <w:rFonts w:hint="eastAsia" w:ascii="Times New Roman" w:hAnsi="Times New Roman" w:eastAsia="FangSong" w:cs="Times New Roman"/>
+        </w:rPr>
+        <w:t xml:space="preserve">中金属的配位数是</w:t>
+      </w:r>
+      <w:r>
+        <w:rPr>
+          <w:rFonts w:ascii="Times New Roman" w:hAnsi="Times New Roman" w:eastAsia="Times New Roman" w:cs="Times New Roman"/>
+        </w:rPr>
+        <w:t xml:space="preserve"> 8。</w:t>
+      </w:r>
+    </w:p>
+    <w:p>
+      <w:pPr>
+        <w:pStyle w:val="Compact"/>
+        <w:numPr>
+          <w:ilvl w:val="0"/>
+          <w:numId w:val="1014"/>
+        </w:numPr>
+      </w:pPr>
+      <w:r>
+        <w:rPr>
+          <w:rFonts w:hint="eastAsia" w:ascii="Times New Roman" w:hAnsi="Times New Roman" w:eastAsia="FangSong" w:cs="Times New Roman"/>
+        </w:rPr>
+        <w:t xml:space="preserve">确定</w:t>
+      </w:r>
+      <w:r>
+        <w:rPr>
+          <w:rFonts w:ascii="Times New Roman" w:hAnsi="Times New Roman" w:eastAsia="Times New Roman" w:cs="Times New Roman"/>
+        </w:rPr>
+        <w:t xml:space="preserve"> M </w:t>
+      </w:r>
+      <w:r>
+        <w:rPr>
+          <w:rFonts w:hint="eastAsia" w:ascii="Times New Roman" w:hAnsi="Times New Roman" w:eastAsia="FangSong" w:cs="Times New Roman"/>
+        </w:rPr>
+        <w:t xml:space="preserve">和</w:t>
+      </w:r>
+      <w:r>
+        <w:rPr>
+          <w:rFonts w:ascii="Times New Roman" w:hAnsi="Times New Roman" w:eastAsia="Times New Roman" w:cs="Times New Roman"/>
+        </w:rPr>
+        <w:t xml:space="preserve"> B </w:t>
+      </w:r>
+      <w:r>
+        <w:rPr>
+          <w:rFonts w:hint="eastAsia" w:ascii="Times New Roman" w:hAnsi="Times New Roman" w:eastAsia="FangSong" w:cs="Times New Roman"/>
+        </w:rPr>
+        <w:t>的化学式</w:t>
+      </w:r>
+      <w:r>
+        <w:rPr>
+          <w:rFonts w:hint="eastAsia" w:ascii="Times New Roman" w:hAnsi="Times New Roman" w:eastAsia="Times New Roman" w:cs="Times New Roman"/>
+        </w:rPr>
+        <w:t>。</w:t>
+      </w:r>
+    </w:p>
+    <w:p>
+      <w:pPr>
+        <w:pStyle w:val="Compact"/>
+        <w:numPr>
+          <w:ilvl w:val="0"/>
+          <w:numId w:val="1014"/>
+        </w:numPr>
+      </w:pPr>
+      <w:r>
+        <w:rPr>
+          <w:rFonts w:hint="eastAsia" w:ascii="Times New Roman" w:hAnsi="Times New Roman" w:eastAsia="FangSong" w:cs="Times New Roman"/>
+        </w:rPr>
+        <w:t xml:space="preserve">确定非电解质</w:t>
+      </w:r>
+      <w:r>
+        <w:rPr>
+          <w:rFonts w:ascii="Times New Roman" w:hAnsi="Times New Roman" w:eastAsia="Times New Roman" w:cs="Times New Roman"/>
+        </w:rPr>
+        <w:t xml:space="preserve"> C~E </w:t>
+      </w:r>
+      <w:r>
+        <w:rPr>
+          <w:rFonts w:hint="eastAsia" w:ascii="Times New Roman" w:hAnsi="Times New Roman" w:eastAsia="FangSong" w:cs="Times New Roman"/>
+        </w:rPr>
+        <w:t>的化学式</w:t>
+      </w:r>
+      <w:r>
+        <w:rPr>
+          <w:rFonts w:hint="eastAsia" w:ascii="Times New Roman" w:hAnsi="Times New Roman" w:eastAsia="Times New Roman" w:cs="Times New Roman"/>
+        </w:rPr>
+        <w:t>,</w:t>
+      </w:r>
+      <w:r>
+        <w:rPr>
+          <w:rFonts w:ascii="Times New Roman" w:hAnsi="Times New Roman" w:eastAsia="Times New Roman" w:cs="Times New Roman"/>
+        </w:rPr>
+        <w:t xml:space="preserve"> </w:t>
+      </w:r>
+      <w:r>
+        <w:rPr>
+          <w:rFonts w:hint="eastAsia" w:ascii="Times New Roman" w:hAnsi="Times New Roman" w:eastAsia="FangSong" w:cs="Times New Roman"/>
+        </w:rPr>
+        <w:t xml:space="preserve">其中</w:t>
+      </w:r>
+      <w:r>
+        <w:rPr>
+          <w:rFonts w:ascii="Times New Roman" w:hAnsi="Times New Roman" w:eastAsia="Times New Roman" w:cs="Times New Roman"/>
+        </w:rPr>
+        <w:t xml:space="preserve"> M </w:t>
+      </w:r>
+      <w:r>
+        <w:rPr>
+          <w:rFonts w:hint="eastAsia" w:ascii="Times New Roman" w:hAnsi="Times New Roman" w:eastAsia="FangSong" w:cs="Times New Roman"/>
+        </w:rPr>
+        <w:t>都是三价</w:t>
+      </w:r>
+      <w:r>
+        <w:rPr>
+          <w:rFonts w:hint="eastAsia" w:ascii="Times New Roman" w:hAnsi="Times New Roman" w:eastAsia="Times New Roman" w:cs="Times New Roman"/>
+        </w:rPr>
+        <w:t>。</w:t>
+      </w:r>
+      <w:r>
+        <w:rPr>
+          <w:rFonts w:hint="eastAsia" w:ascii="Times New Roman" w:hAnsi="Times New Roman" w:eastAsia="FangSong" w:cs="Times New Roman"/>
+        </w:rPr>
+        <w:t>据此计算</w:t>
+      </w:r>
+      <w:r>
+        <w:rPr>
+          <w:rFonts w:ascii="Times New Roman" w:hAnsi="Times New Roman" w:eastAsia="Times New Roman" w:cs="Times New Roman"/>
+        </w:rPr>
+        <w:t xml:space="preserve"> m。</w:t>
+      </w:r>
+    </w:p>
+    <w:p>
+      <w:pPr>
+        <w:pStyle w:val="Compact"/>
+        <w:numPr>
+          <w:ilvl w:val="0"/>
+          <w:numId w:val="1014"/>
+        </w:numPr>
+      </w:pPr>
+      <w:r>
+        <w:rPr>
+          <w:rFonts w:hint="eastAsia" w:ascii="Times New Roman" w:hAnsi="Times New Roman" w:eastAsia="FangSong" w:cs="Times New Roman"/>
+        </w:rPr>
+        <w:t xml:space="preserve">确定</w:t>
+      </w:r>
+      <w:r>
+        <w:rPr>
+          <w:rFonts w:ascii="Times New Roman" w:hAnsi="Times New Roman" w:eastAsia="Times New Roman" w:cs="Times New Roman"/>
+        </w:rPr>
+        <w:t xml:space="preserve"> G、J </w:t>
+      </w:r>
+      <w:r>
+        <w:rPr>
+          <w:rFonts w:hint="eastAsia" w:ascii="Times New Roman" w:hAnsi="Times New Roman" w:eastAsia="FangSong" w:cs="Times New Roman"/>
+        </w:rPr>
+        <w:t>的化学式</w:t>
+      </w:r>
+      <w:r>
+        <w:rPr>
+          <w:rFonts w:hint="eastAsia" w:ascii="Times New Roman" w:hAnsi="Times New Roman" w:eastAsia="Times New Roman" w:cs="Times New Roman"/>
+        </w:rPr>
+        <w:t>。</w:t>
+      </w:r>
+      <w:r>
+        <w:rPr>
+          <w:rFonts w:hint="eastAsia" w:ascii="Times New Roman" w:hAnsi="Times New Roman" w:eastAsia="FangSong" w:cs="Times New Roman"/>
+        </w:rPr>
+        <w:t>已知</w:t>
+      </w:r>
+      <w:r>
+        <w:rPr>
+          <w:rFonts w:ascii="Times New Roman" w:hAnsi="Times New Roman" w:eastAsia="Times New Roman" w:cs="Times New Roman"/>
+        </w:rPr>
+        <w:t xml:space="preserve"> J </w:t>
+      </w:r>
+      <w:r>
+        <w:rPr>
+          <w:rFonts w:hint="eastAsia" w:ascii="Times New Roman" w:hAnsi="Times New Roman" w:eastAsia="FangSong" w:cs="Times New Roman"/>
+        </w:rPr>
+        <w:t xml:space="preserve">的红外光谱在</w:t>
+      </w:r>
+      <w:r>
+        <w:rPr>
+          <w:rFonts w:ascii="Times New Roman" w:hAnsi="Times New Roman" w:eastAsia="Times New Roman" w:cs="Times New Roman"/>
+        </w:rPr>
+        <w:t xml:space="preserve"> 2692cm</w:t>
+      </w:r>
+      <w:r>
+        <w:rPr>
+          <w:rFonts w:ascii="Times New Roman" w:hAnsi="Times New Roman" w:eastAsia="Times New Roman" w:cs="Times New Roman"/>
+          <w:vertAlign w:val="superscript"/>
+        </w:rPr>
+        <w:t>-1</w:t>
+      </w:r>
+      <w:r>
+        <w:rPr>
+          <w:rFonts w:ascii="Times New Roman" w:hAnsi="Times New Roman" w:eastAsia="Times New Roman" w:cs="Times New Roman"/>
+        </w:rPr>
+        <w:t xml:space="preserve"> </w:t>
+      </w:r>
+      <w:r>
+        <w:rPr>
+          <w:rFonts w:hint="eastAsia" w:ascii="Times New Roman" w:hAnsi="Times New Roman" w:eastAsia="FangSong" w:cs="Times New Roman"/>
+        </w:rPr>
+        <w:t>有两个峰</w:t>
+      </w:r>
+      <w:r>
+        <w:rPr>
+          <w:rFonts w:hint="eastAsia" w:ascii="Times New Roman" w:hAnsi="Times New Roman" w:eastAsia="Times New Roman" w:cs="Times New Roman"/>
+        </w:rPr>
+        <w:t>。(</w:t>
+      </w:r>
+      <w:r>
+        <w:rPr>
+          <w:rFonts w:hint="eastAsia" w:ascii="Times New Roman" w:hAnsi="Times New Roman" w:eastAsia="FangSong" w:cs="Times New Roman"/>
+        </w:rPr>
+        <w:t>参考</w:t>
+      </w:r>
+      <w:r>
+        <w:rPr>
+          <w:rFonts w:hint="eastAsia" w:ascii="Times New Roman" w:hAnsi="Times New Roman" w:eastAsia="Times New Roman" w:cs="Times New Roman"/>
+        </w:rPr>
+        <w:t>:KML</w:t>
+      </w:r>
+      <w:r>
+        <w:rPr>
+          <w:rFonts w:hint="eastAsia" w:ascii="Times New Roman" w:hAnsi="Times New Roman" w:eastAsia="Times New Roman" w:cs="Times New Roman"/>
+          <w:vertAlign w:val="subscript"/>
+        </w:rPr>
+        <w:t>4</w:t>
+      </w:r>
+      <w:r>
+        <w:rPr>
+          <w:rFonts w:ascii="Times New Roman" w:hAnsi="Times New Roman" w:eastAsia="Times New Roman" w:cs="Times New Roman"/>
+        </w:rPr>
+        <w:t xml:space="preserve"> </w:t>
+      </w:r>
+      <w:r>
+        <w:rPr>
+          <w:rFonts w:hint="eastAsia" w:ascii="Times New Roman" w:hAnsi="Times New Roman" w:eastAsia="FangSong" w:cs="Times New Roman"/>
+        </w:rPr>
+        <w:t>的红外光谱峰为</w:t>
+      </w:r>
+      <w:r>
+        <w:rPr>
+          <w:rFonts w:hint="eastAsia" w:ascii="Times New Roman" w:hAnsi="Times New Roman" w:eastAsia="Times New Roman" w:cs="Times New Roman"/>
+        </w:rPr>
+        <w:t>1828cm</w:t>
+      </w:r>
+      <w:r>
+        <w:rPr>
+          <w:rFonts w:hint="eastAsia" w:ascii="Times New Roman" w:hAnsi="Times New Roman" w:eastAsia="Times New Roman" w:cs="Times New Roman"/>
+          <w:vertAlign w:val="superscript"/>
+        </w:rPr>
+        <w:t>-1</w:t>
+      </w:r>
+      <w:r>
+        <w:rPr>
+          <w:rFonts w:hint="eastAsia" w:ascii="Times New Roman" w:hAnsi="Times New Roman" w:eastAsia="Times New Roman" w:cs="Times New Roman"/>
+        </w:rPr>
+        <w:t>)</w:t>
+      </w:r>
+    </w:p>
+    <w:p>
+      <w:pPr>
+        <w:pStyle w:val="Compact"/>
+        <w:numPr>
+          <w:ilvl w:val="0"/>
+          <w:numId w:val="1014"/>
+        </w:numPr>
+      </w:pPr>
+      <w:r>
+        <w:rPr>
+          <w:rFonts w:hint="eastAsia" w:ascii="Times New Roman" w:hAnsi="Times New Roman" w:eastAsia="FangSong" w:cs="Times New Roman"/>
+        </w:rPr>
+        <w:t xml:space="preserve">建议一个</w:t>
+      </w:r>
+      <w:r>
+        <w:rPr>
+          <w:rFonts w:ascii="Times New Roman" w:hAnsi="Times New Roman" w:eastAsia="Times New Roman" w:cs="Times New Roman"/>
+        </w:rPr>
+        <w:t xml:space="preserve"> </w:t>
+      </w:r>
+      <m:oMath>
+        <m:r>
+          <m:rPr>
+            <m:sty m:val="bi"/>
+          </m:rPr>
+          <m:t>G</m:t>
         </m:r>
         <m:r>
           <m:rPr>
             <m:sty m:val="p"/>
           </m:rPr>
-          <m:t>=</m:t>
-        </m:r>
-        <m:r>
-          <m:t>1044.35</m:t>
-        </m:r>
-        <m:r>
-          <m:t> </m:t>
+          <m:t>⇌</m:t>
         </m:r>
         <m:r>
           <m:rPr>
-            <m:sty m:val="p"/>
+            <m:sty m:val="bi"/>
           </m:rPr>
-          <m:t>p</m:t>
-        </m:r>
-        <m:r>
-          <m:rPr>
-            <m:sty m:val="p"/>
-          </m:rPr>
-          <m:t>m</m:t>
+          <m:t>J</m:t>
         </m:r>
       </m:oMath>
       <w:r>
         <w:rPr>
-          <w:rFonts w:hint="eastAsia" w:ascii="Times New Roman" w:hAnsi="Times New Roman" w:eastAsia="Times New Roman" w:cs="Times New Roman"/>
-        </w:rPr>
-        <w:t xml:space="preserve">，</w:t>
+          <w:rFonts w:ascii="Times New Roman" w:hAnsi="Times New Roman" w:eastAsia="Times New Roman" w:cs="Times New Roman"/>
+        </w:rPr>
+        <w:t xml:space="preserve"> </w:t>
+      </w:r>
+      <w:r>
+        <w:rPr>
+          <w:rFonts w:hint="eastAsia" w:ascii="Times New Roman" w:hAnsi="Times New Roman" w:eastAsia="FangSong" w:cs="Times New Roman"/>
+        </w:rPr>
+        <w:t>过程中的中间体的结构</w:t>
+      </w:r>
+      <w:r>
+        <w:rPr>
+          <w:rFonts w:hint="eastAsia" w:ascii="Times New Roman" w:hAnsi="Times New Roman" w:eastAsia="Times New Roman" w:cs="Times New Roman"/>
+        </w:rPr>
+        <w:t>。G、J</w:t>
+      </w:r>
+      <w:r>
+        <w:rPr>
+          <w:rFonts w:ascii="Times New Roman" w:hAnsi="Times New Roman" w:eastAsia="Times New Roman" w:cs="Times New Roman"/>
+        </w:rPr>
+        <w:t xml:space="preserve"> </w:t>
+      </w:r>
+      <w:r>
+        <w:rPr>
+          <w:rFonts w:hint="eastAsia" w:ascii="Times New Roman" w:hAnsi="Times New Roman" w:eastAsia="FangSong" w:cs="Times New Roman"/>
+        </w:rPr>
+        <w:t xml:space="preserve">和中间体中</w:t>
+      </w:r>
+      <w:r>
+        <w:rPr>
+          <w:rFonts w:ascii="Times New Roman" w:hAnsi="Times New Roman" w:eastAsia="Times New Roman" w:cs="Times New Roman"/>
+        </w:rPr>
+        <w:t xml:space="preserve"> L—L </w:t>
+      </w:r>
+      <w:r>
+        <w:rPr>
+          <w:rFonts w:hint="eastAsia" w:ascii="Times New Roman" w:hAnsi="Times New Roman" w:eastAsia="FangSong" w:cs="Times New Roman"/>
+        </w:rPr>
+        <w:t xml:space="preserve">键长分别为</w:t>
+      </w:r>
+      <w:r>
+        <w:rPr>
+          <w:rFonts w:ascii="Times New Roman" w:hAnsi="Times New Roman" w:eastAsia="Times New Roman" w:cs="Times New Roman"/>
+        </w:rPr>
+        <w:t xml:space="preserve"> 0.084、0.160 </w:t>
+      </w:r>
+      <w:r>
+        <w:rPr>
+          <w:rFonts w:hint="eastAsia" w:ascii="Times New Roman" w:hAnsi="Times New Roman" w:eastAsia="FangSong" w:cs="Times New Roman"/>
+        </w:rPr>
+        <w:t xml:space="preserve">和</w:t>
+      </w:r>
+      <w:r>
+        <w:rPr>
+          <w:rFonts w:ascii="Times New Roman" w:hAnsi="Times New Roman" w:eastAsia="Times New Roman" w:cs="Times New Roman"/>
+        </w:rPr>
+        <w:t xml:space="preserve"> 0.138nm。</w:t>
+      </w:r>
+    </w:p>
+    <w:p>
+      <w:pPr>
+        <w:pStyle w:val="FirstParagraph"/>
+      </w:pPr>
+      <w:r>
+        <w:rPr>
+          <w:rFonts w:ascii="Times New Roman" w:hAnsi="Times New Roman" w:eastAsia="Times New Roman" w:cs="Times New Roman"/>
+        </w:rPr>
+        <w:t xml:space="preserve">(Journal of the American Chemical Society 112, No. 19 (1990): 6912-6918)</w:t>
+      </w:r>
+    </w:p>
+    <w:p>
+      <w:pPr>
+        <w:pStyle w:val="BodyText"/>
+      </w:pPr>
+      <w:r>
+        <w:rPr>
+          <w:rFonts w:hint="eastAsia" w:ascii="Times New Roman" w:hAnsi="Times New Roman" w:eastAsia="FangSong" w:cs="Times New Roman"/>
+          <w:b/>
+          <w:bCs/>
+        </w:rPr>
+        <w:t xml:space="preserve">来源</w:t>
+      </w:r>
+      <w:r>
+        <w:rPr>
+          <w:rFonts w:hint="eastAsia" w:ascii="Times New Roman" w:hAnsi="Times New Roman" w:eastAsia="Times New Roman" w:cs="Times New Roman"/>
+        </w:rPr>
+        <w:t>：</w:t>
+      </w:r>
+      <w:r>
+        <w:rPr>
+          <w:rFonts w:hint="eastAsia" w:ascii="Times New Roman" w:hAnsi="Times New Roman" w:eastAsia="FangSong" w:cs="Times New Roman"/>
+        </w:rPr>
+        <w:t>化学竞赛初赛讲义</w:t>
+      </w:r>
+      <w:r>
+        <w:rPr>
+          <w:rFonts w:ascii="Times New Roman" w:hAnsi="Times New Roman" w:eastAsia="Times New Roman" w:cs="Times New Roman"/>
+        </w:rPr>
+        <w:t xml:space="preserve"> </w:t>
+      </w:r>
+      <w:r>
+        <w:rPr>
+          <w:rFonts w:hint="eastAsia" w:ascii="Times New Roman" w:hAnsi="Times New Roman" w:eastAsia="FangSong" w:cs="Times New Roman"/>
+        </w:rPr>
+        <w:t>第</w:t>
+      </w:r>
+      <w:r>
+        <w:rPr>
+          <w:rFonts w:hint="eastAsia" w:ascii="Times New Roman" w:hAnsi="Times New Roman" w:eastAsia="Times New Roman" w:cs="Times New Roman"/>
+        </w:rPr>
+        <w:t>5</w:t>
+      </w:r>
+      <w:r>
+        <w:rPr>
+          <w:rFonts w:hint="eastAsia" w:ascii="Times New Roman" w:hAnsi="Times New Roman" w:eastAsia="FangSong" w:cs="Times New Roman"/>
+        </w:rPr>
+        <w:t>讲</w:t>
+      </w:r>
+      <w:r>
+        <w:rPr>
+          <w:rFonts w:ascii="Times New Roman" w:hAnsi="Times New Roman" w:eastAsia="Times New Roman" w:cs="Times New Roman"/>
+        </w:rPr>
+        <w:t xml:space="preserve"> </w:t>
+      </w:r>
+      <w:r>
+        <w:rPr>
+          <w:rFonts w:hint="eastAsia" w:ascii="Times New Roman" w:hAnsi="Times New Roman" w:eastAsia="FangSong" w:cs="Times New Roman"/>
+        </w:rPr>
+        <w:t xml:space="preserve">习题</w:t>
+      </w:r>
+    </w:p>
+    <w:p>
+      <w:pPr>
+        <w:pStyle w:val="BlockText"/>
+      </w:pPr>
+      <w:r>
+        <w:rPr>
+          <w:rFonts w:hint="eastAsia" w:ascii="Times New Roman" w:hAnsi="Times New Roman" w:eastAsia="FangSong" w:cs="Times New Roman"/>
+        </w:rPr>
+        <w:t xml:space="preserve">答案见</w:t>
+      </w:r>
+      <w:r>
+        <w:rPr>
+          <w:rFonts w:ascii="Times New Roman" w:hAnsi="Times New Roman" w:eastAsia="Times New Roman" w:cs="Times New Roman"/>
+        </w:rPr>
+        <w:t xml:space="preserve"> </w:t>
+      </w:r>
+      <w:r>
+        <w:rPr>
+          <w:rFonts w:hint="eastAsia" w:ascii="Times New Roman" w:hAnsi="Times New Roman" w:eastAsia="Times New Roman" w:cs="Times New Roman"/>
+        </w:rPr>
+        <w:t>04-</w:t>
+      </w:r>
+      <w:r>
+        <w:rPr>
+          <w:rFonts w:hint="eastAsia" w:ascii="Times New Roman" w:hAnsi="Times New Roman" w:eastAsia="FangSong" w:cs="Times New Roman"/>
+        </w:rPr>
+        <w:t>题库</w:t>
+      </w:r>
+      <w:r>
+        <w:rPr>
+          <w:rFonts w:hint="eastAsia" w:ascii="Times New Roman" w:hAnsi="Times New Roman" w:eastAsia="Times New Roman" w:cs="Times New Roman"/>
+        </w:rPr>
+        <w:t>/</w:t>
+      </w:r>
+      <w:r>
+        <w:rPr>
+          <w:rFonts w:hint="eastAsia" w:ascii="Times New Roman" w:hAnsi="Times New Roman" w:eastAsia="FangSong" w:cs="Times New Roman"/>
+        </w:rPr>
+        <w:t>教材习题</w:t>
+      </w:r>
+      <w:r>
+        <w:rPr>
+          <w:rFonts w:hint="eastAsia" w:ascii="Times New Roman" w:hAnsi="Times New Roman" w:eastAsia="Times New Roman" w:cs="Times New Roman"/>
+        </w:rPr>
+        <w:t>/</w:t>
+      </w:r>
+      <w:r>
+        <w:rPr>
+          <w:rFonts w:hint="eastAsia" w:ascii="Times New Roman" w:hAnsi="Times New Roman" w:eastAsia="FangSong" w:cs="Times New Roman"/>
+        </w:rPr>
+        <w:t>化学竞赛初赛讲义</w:t>
+      </w:r>
+      <w:r>
+        <w:rPr>
+          <w:rFonts w:hint="eastAsia" w:ascii="Times New Roman" w:hAnsi="Times New Roman" w:eastAsia="Times New Roman" w:cs="Times New Roman"/>
+        </w:rPr>
+        <w:t>/</w:t>
+      </w:r>
+      <w:r>
+        <w:rPr>
+          <w:rFonts w:hint="eastAsia" w:ascii="Times New Roman" w:hAnsi="Times New Roman" w:eastAsia="FangSong" w:cs="Times New Roman"/>
+        </w:rPr>
+        <w:t>答案</w:t>
+      </w:r>
+      <w:r>
+        <w:rPr>
+          <w:rFonts w:hint="eastAsia" w:ascii="Times New Roman" w:hAnsi="Times New Roman" w:eastAsia="Times New Roman" w:cs="Times New Roman"/>
+        </w:rPr>
+        <w:t>/</w:t>
+      </w:r>
+      <w:r>
+        <w:rPr>
+          <w:rFonts w:hint="eastAsia" w:ascii="Times New Roman" w:hAnsi="Times New Roman" w:eastAsia="FangSong" w:cs="Times New Roman"/>
+        </w:rPr>
+        <w:t>第</w:t>
+      </w:r>
+      <w:r>
+        <w:rPr>
+          <w:rFonts w:hint="eastAsia" w:ascii="Times New Roman" w:hAnsi="Times New Roman" w:eastAsia="Times New Roman" w:cs="Times New Roman"/>
+        </w:rPr>
+        <w:t>5</w:t>
+      </w:r>
+      <w:r>
+        <w:rPr>
+          <w:rFonts w:hint="eastAsia" w:ascii="Times New Roman" w:hAnsi="Times New Roman" w:eastAsia="FangSong" w:cs="Times New Roman"/>
+        </w:rPr>
+        <w:t>讲</w:t>
+      </w:r>
+      <w:r>
+        <w:rPr>
+          <w:rFonts w:hint="eastAsia" w:ascii="Times New Roman" w:hAnsi="Times New Roman" w:eastAsia="Times New Roman" w:cs="Times New Roman"/>
+        </w:rPr>
+        <w:t>-</w:t>
+      </w:r>
+      <w:r>
+        <w:rPr>
+          <w:rFonts w:hint="eastAsia" w:ascii="Times New Roman" w:hAnsi="Times New Roman" w:eastAsia="FangSong" w:cs="Times New Roman"/>
+        </w:rPr>
+        <w:t>金属有机化学</w:t>
+      </w:r>
+      <w:r>
+        <w:rPr>
+          <w:rFonts w:hint="eastAsia" w:ascii="Times New Roman" w:hAnsi="Times New Roman" w:eastAsia="Times New Roman" w:cs="Times New Roman"/>
+        </w:rPr>
+        <w:t>-</w:t>
+      </w:r>
+      <w:r>
+        <w:rPr>
+          <w:rFonts w:hint="eastAsia" w:ascii="Times New Roman" w:hAnsi="Times New Roman" w:eastAsia="FangSong" w:cs="Times New Roman"/>
+        </w:rPr>
+        <w:t>答案</w:t>
+      </w:r>
+    </w:p>
+    <w:p>
+      <w:pPr>
+        <w:spacing w:before="160" w:after="80"/>
+      </w:pPr>
+      <w:r>
+        <w:pict>
+          <v:rect style="width:0;height:1.5pt" o:hralign="center" o:hrstd="t" o:hr="t"/>
+        </w:pict>
+      </w:r>
+    </w:p>
+    <w:bookmarkEnd w:id="87"/>
+    <w:bookmarkStart w:id="88" w:name="金属有机化学基础-27"/>
+    <w:p>
+      <w:pPr>
+        <w:pStyle w:val="Heading2"/>
+        <w:spacing w:before="280" w:after="120"/>
+      </w:pPr>
+      <w:r>
+        <w:rPr>
+          <w:rFonts w:ascii="Times New Roman" w:hAnsi="Times New Roman" w:eastAsia="Times New Roman" w:cs="Times New Roman"/>
+        </w:rPr>
+        <w:t xml:space="preserve">7.49 </w:t>
+      </w:r>
+      <w:r>
+        <w:rPr>
+          <w:rFonts w:hint="eastAsia" w:ascii="Times New Roman" w:hAnsi="Times New Roman" w:eastAsia="SimHei" w:cs="Times New Roman"/>
+        </w:rPr>
+        <w:t xml:space="preserve">金属有机化学基础</w:t>
+      </w:r>
+    </w:p>
+    <w:p>
+      <w:pPr>
+        <w:pStyle w:val="FirstParagraph"/>
+      </w:pPr>
+      <w:r>
+        <w:rPr>
+          <w:rFonts w:hint="eastAsia" w:ascii="Times New Roman" w:hAnsi="Times New Roman" w:eastAsia="FangSong" w:cs="Times New Roman"/>
+        </w:rPr>
+        <w:t xml:space="preserve">下图示出了</w:t>
+      </w:r>
+      <w:r>
+        <w:rPr>
+          <w:rFonts w:ascii="Times New Roman" w:hAnsi="Times New Roman" w:eastAsia="Times New Roman" w:cs="Times New Roman"/>
+        </w:rPr>
+        <w:t xml:space="preserve"> </w:t>
+      </w:r>
+      <m:oMath>
+        <m:sSub>
+          <m:e>
+            <m:r>
+              <m:t>D</m:t>
+            </m:r>
+          </m:e>
+          <m:sub>
+            <m:r>
+              <m:t>4</m:t>
+            </m:r>
+            <m:r>
+              <m:t>h</m:t>
+            </m:r>
+          </m:sub>
+        </m:sSub>
+      </m:oMath>
+      <w:r>
+        <w:rPr>
+          <w:rFonts w:ascii="Times New Roman" w:hAnsi="Times New Roman" w:eastAsia="Times New Roman" w:cs="Times New Roman"/>
+        </w:rPr>
+        <w:t xml:space="preserve"> </w:t>
+      </w:r>
+      <w:r>
+        <w:rPr>
+          <w:rFonts w:hint="eastAsia" w:ascii="Times New Roman" w:hAnsi="Times New Roman" w:eastAsia="Times New Roman" w:cs="Times New Roman"/>
+        </w:rPr>
+        <w:t>（</w:t>
+      </w:r>
+      <w:r>
+        <w:rPr>
+          <w:rFonts w:hint="eastAsia" w:ascii="Times New Roman" w:hAnsi="Times New Roman" w:eastAsia="FangSong" w:cs="Times New Roman"/>
+        </w:rPr>
+        <w:t>平面四方对称性</w:t>
+      </w:r>
+      <w:r>
+        <w:rPr>
+          <w:rFonts w:hint="eastAsia" w:ascii="Times New Roman" w:hAnsi="Times New Roman" w:eastAsia="Times New Roman" w:cs="Times New Roman"/>
+        </w:rPr>
+        <w:t>）</w:t>
+      </w:r>
+      <w:r>
+        <w:rPr>
+          <w:rFonts w:hint="eastAsia" w:ascii="Times New Roman" w:hAnsi="Times New Roman" w:eastAsia="FangSong" w:cs="Times New Roman"/>
+        </w:rPr>
+        <w:t>的</w:t>
+      </w:r>
+      <w:r>
+        <w:rPr>
+          <w:rFonts w:ascii="Times New Roman" w:hAnsi="Times New Roman" w:eastAsia="Times New Roman" w:cs="Times New Roman"/>
+        </w:rPr>
+        <w:t xml:space="preserve"> </w:t>
+      </w:r>
+      <m:oMath>
+        <m:sSub>
+          <m:e>
+            <m:r>
+              <m:rPr>
+                <m:sty m:val="p"/>
+              </m:rPr>
+              <m:t>M</m:t>
+            </m:r>
+            <m:r>
+              <m:rPr>
+                <m:sty m:val="p"/>
+              </m:rPr>
+              <m:t>L</m:t>
+            </m:r>
+          </m:e>
+          <m:sub>
+            <m:r>
+              <m:t>4</m:t>
+            </m:r>
+          </m:sub>
+        </m:sSub>
+      </m:oMath>
+      <w:r>
+        <w:rPr>
+          <w:rFonts w:ascii="Times New Roman" w:hAnsi="Times New Roman" w:eastAsia="Times New Roman" w:cs="Times New Roman"/>
+        </w:rPr>
+        <w:t xml:space="preserve"> </w:t>
+      </w:r>
+      <w:r>
+        <w:rPr>
+          <w:rFonts w:hint="eastAsia" w:ascii="Times New Roman" w:hAnsi="Times New Roman" w:eastAsia="FangSong" w:cs="Times New Roman"/>
+        </w:rPr>
+        <w:t>体系的分子轨道</w:t>
+      </w:r>
+      <w:r>
+        <w:rPr>
+          <w:rFonts w:hint="eastAsia" w:ascii="Times New Roman" w:hAnsi="Times New Roman" w:eastAsia="Times New Roman" w:cs="Times New Roman"/>
+        </w:rPr>
+        <w:t>。</w:t>
+      </w:r>
+      <w:r>
+        <w:rPr>
+          <w:rFonts w:hint="eastAsia" w:ascii="Times New Roman" w:hAnsi="Times New Roman" w:eastAsia="FangSong" w:cs="Times New Roman"/>
+        </w:rPr>
+        <w:t>请问</w:t>
+      </w:r>
+      <w:r>
+        <w:rPr>
+          <w:rFonts w:hint="eastAsia" w:ascii="Times New Roman" w:hAnsi="Times New Roman" w:eastAsia="Times New Roman" w:cs="Times New Roman"/>
+        </w:rPr>
+        <w:t>：</w:t>
+      </w:r>
+      <w:r>
+        <w:rPr>
+          <w:rFonts w:hint="eastAsia" w:ascii="Times New Roman" w:hAnsi="Times New Roman" w:eastAsia="FangSong" w:cs="Times New Roman"/>
+        </w:rPr>
+        <w:t>在强场</w:t>
+      </w:r>
+      <w:r>
+        <w:rPr>
+          <w:rFonts w:hint="eastAsia" w:ascii="Times New Roman" w:hAnsi="Times New Roman" w:eastAsia="Times New Roman" w:cs="Times New Roman"/>
+        </w:rPr>
+        <w:t>、</w:t>
+      </w:r>
+      <w:r>
+        <w:rPr>
+          <w:rFonts w:hint="eastAsia" w:ascii="Times New Roman" w:hAnsi="Times New Roman" w:eastAsia="FangSong" w:cs="Times New Roman"/>
+        </w:rPr>
+        <w:t>平面四方形立体构型的配合物中</w:t>
+      </w:r>
+      <w:r>
+        <w:rPr>
+          <w:rFonts w:hint="eastAsia" w:ascii="Times New Roman" w:hAnsi="Times New Roman" w:eastAsia="Times New Roman" w:cs="Times New Roman"/>
+        </w:rPr>
+        <w:t>，</w:t>
+      </w:r>
+      <w:r>
+        <w:rPr>
+          <w:rFonts w:hint="eastAsia" w:ascii="Times New Roman" w:hAnsi="Times New Roman" w:eastAsia="FangSong" w:cs="Times New Roman"/>
+        </w:rPr>
+        <w:t>最稳定的电子构型一般是多少</w:t>
+      </w:r>
+      <w:r>
+        <w:rPr>
+          <w:rFonts w:hint="eastAsia" w:ascii="Times New Roman" w:hAnsi="Times New Roman" w:eastAsia="Times New Roman" w:cs="Times New Roman"/>
+        </w:rPr>
+        <w:t>？</w:t>
+      </w:r>
+      <w:r>
+        <w:rPr>
+          <w:rFonts w:hint="eastAsia" w:ascii="Times New Roman" w:hAnsi="Times New Roman" w:eastAsia="FangSong" w:cs="Times New Roman"/>
+        </w:rPr>
+        <w:t>解释你的结论</w:t>
+      </w:r>
+      <w:r>
+        <w:rPr>
+          <w:rFonts w:hint="eastAsia" w:ascii="Times New Roman" w:hAnsi="Times New Roman" w:eastAsia="Times New Roman" w:cs="Times New Roman"/>
+        </w:rPr>
+        <w:t>。</w:t>
+      </w:r>
+    </w:p>
+    <w:p>
+      <w:pPr>
+        <w:pStyle w:val="BodyText"/>
+      </w:pPr>
+      <w:r>
+        <w:rPr>
+          <w:rFonts w:hint="eastAsia" w:ascii="Times New Roman" w:hAnsi="Times New Roman" w:eastAsia="Times New Roman" w:cs="Times New Roman"/>
+        </w:rPr>
+        <w:t>![]../../../06-</w:t>
+      </w:r>
+      <w:r>
+        <w:rPr>
+          <w:rFonts w:hint="eastAsia" w:ascii="Times New Roman" w:hAnsi="Times New Roman" w:eastAsia="FangSong" w:cs="Times New Roman"/>
+        </w:rPr>
+        <w:t>外部资料导入</w:t>
+      </w:r>
+      <w:r>
+        <w:rPr>
+          <w:rFonts w:hint="eastAsia" w:ascii="Times New Roman" w:hAnsi="Times New Roman" w:eastAsia="Times New Roman" w:cs="Times New Roman"/>
+        </w:rPr>
+        <w:t>/</w:t>
+      </w:r>
+      <w:r>
+        <w:rPr>
+          <w:rFonts w:hint="eastAsia" w:ascii="Times New Roman" w:hAnsi="Times New Roman" w:eastAsia="FangSong" w:cs="Times New Roman"/>
+        </w:rPr>
+        <w:t>化学竞赛初赛讲义</w:t>
+      </w:r>
+      <w:r>
+        <w:rPr>
+          <w:rFonts w:hint="eastAsia" w:ascii="Times New Roman" w:hAnsi="Times New Roman" w:eastAsia="Times New Roman" w:cs="Times New Roman"/>
+        </w:rPr>
+        <w:t>/（</w:t>
+      </w:r>
+      <w:r>
+        <w:rPr>
+          <w:rFonts w:hint="eastAsia" w:ascii="Times New Roman" w:hAnsi="Times New Roman" w:eastAsia="FangSong" w:cs="Times New Roman"/>
+        </w:rPr>
+        <w:t>已压缩</w:t>
+      </w:r>
+      <w:r>
+        <w:rPr>
+          <w:rFonts w:hint="eastAsia" w:ascii="Times New Roman" w:hAnsi="Times New Roman" w:eastAsia="Times New Roman" w:cs="Times New Roman"/>
+        </w:rPr>
+        <w:t>）51-100_images/cb9a5d8cfe1827492bc3625b91821e5a6b713afd05f0054ef8d121d9c6118183.jpg)</w:t>
+      </w:r>
+    </w:p>
+    <w:p>
+      <w:pPr>
+        <w:spacing w:before="160" w:after="80"/>
+      </w:pPr>
+      <w:r>
+        <w:pict>
+          <v:rect style="width:0;height:1.5pt" o:hralign="center" o:hrstd="t" o:hr="t"/>
+        </w:pict>
+      </w:r>
+    </w:p>
+    <w:bookmarkEnd w:id="88"/>
+    <w:bookmarkStart w:id="89" w:name="二茂铁制备反应方程式第28届初赛"/>
+    <w:p>
+      <w:pPr>
+        <w:pStyle w:val="Heading2"/>
+        <w:spacing w:before="280" w:after="120"/>
+      </w:pPr>
+      <w:r>
+        <w:rPr>
+          <w:rFonts w:ascii="Times New Roman" w:hAnsi="Times New Roman" w:eastAsia="Times New Roman" w:cs="Times New Roman"/>
+        </w:rPr>
+        <w:t xml:space="preserve">7.50 </w:t>
+      </w:r>
+      <w:r>
+        <w:rPr>
+          <w:rFonts w:hint="eastAsia" w:ascii="Times New Roman" w:hAnsi="Times New Roman" w:eastAsia="SimHei" w:cs="Times New Roman"/>
+        </w:rPr>
+        <w:t>二茂铁制备反应方程式</w:t>
+      </w:r>
+      <w:r>
+        <w:rPr>
+          <w:rFonts w:hint="eastAsia" w:ascii="Times New Roman" w:hAnsi="Times New Roman" w:eastAsia="Times New Roman" w:cs="Times New Roman"/>
+        </w:rPr>
+        <w:t>（</w:t>
+      </w:r>
+      <w:r>
+        <w:rPr>
+          <w:rFonts w:hint="eastAsia" w:ascii="Times New Roman" w:hAnsi="Times New Roman" w:eastAsia="SimHei" w:cs="Times New Roman"/>
+        </w:rPr>
+        <w:t>第</w:t>
+      </w:r>
+      <w:r>
+        <w:rPr>
+          <w:rFonts w:hint="eastAsia" w:ascii="Times New Roman" w:hAnsi="Times New Roman" w:eastAsia="Times New Roman" w:cs="Times New Roman"/>
+        </w:rPr>
+        <w:t>28</w:t>
+      </w:r>
+      <w:r>
+        <w:rPr>
+          <w:rFonts w:hint="eastAsia" w:ascii="Times New Roman" w:hAnsi="Times New Roman" w:eastAsia="SimHei" w:cs="Times New Roman"/>
+        </w:rPr>
+        <w:t>届初赛</w:t>
+      </w:r>
+      <w:r>
+        <w:rPr>
+          <w:rFonts w:hint="eastAsia" w:ascii="Times New Roman" w:hAnsi="Times New Roman" w:eastAsia="Times New Roman" w:cs="Times New Roman"/>
+        </w:rPr>
+        <w:t>）</w:t>
+      </w:r>
+    </w:p>
+    <w:p>
+      <w:pPr>
+        <w:pStyle w:val="FirstParagraph"/>
+      </w:pPr>
+      <w:r>
+        <w:rPr>
+          <w:rFonts w:hint="eastAsia" w:ascii="Times New Roman" w:hAnsi="Times New Roman" w:eastAsia="FangSong" w:cs="Times New Roman"/>
+        </w:rPr>
+        <w:t>环戊二烯钠与氯化亚铁在四氢呋喃中反应</w:t>
+      </w:r>
+      <w:r>
+        <w:rPr>
+          <w:rFonts w:hint="eastAsia" w:ascii="Times New Roman" w:hAnsi="Times New Roman" w:eastAsia="Times New Roman" w:cs="Times New Roman"/>
+        </w:rPr>
+        <w:t>，</w:t>
+      </w:r>
+      <w:r>
+        <w:rPr>
+          <w:rFonts w:hint="eastAsia" w:ascii="Times New Roman" w:hAnsi="Times New Roman" w:eastAsia="FangSong" w:cs="Times New Roman"/>
+        </w:rPr>
+        <w:t>或环戊二烯与氯化亚铁在三乙胺存在下反应</w:t>
+      </w:r>
+      <w:r>
+        <w:rPr>
+          <w:rFonts w:hint="eastAsia" w:ascii="Times New Roman" w:hAnsi="Times New Roman" w:eastAsia="Times New Roman" w:cs="Times New Roman"/>
+        </w:rPr>
+        <w:t>，</w:t>
+      </w:r>
+      <w:r>
+        <w:rPr>
+          <w:rFonts w:hint="eastAsia" w:ascii="Times New Roman" w:hAnsi="Times New Roman" w:eastAsia="FangSong" w:cs="Times New Roman"/>
+        </w:rPr>
+        <w:t>可制得稳定的双环戊二烯基合铁</w:t>
+      </w:r>
+      <w:r>
+        <w:rPr>
+          <w:rFonts w:hint="eastAsia" w:ascii="Times New Roman" w:hAnsi="Times New Roman" w:eastAsia="Times New Roman" w:cs="Times New Roman"/>
+        </w:rPr>
+        <w:t>（</w:t>
+      </w:r>
+      <w:r>
+        <w:rPr>
+          <w:rFonts w:hint="eastAsia" w:ascii="Times New Roman" w:hAnsi="Times New Roman" w:eastAsia="FangSong" w:cs="Times New Roman"/>
+        </w:rPr>
+        <w:t>二茂铁</w:t>
+      </w:r>
+      <w:r>
+        <w:rPr>
+          <w:rFonts w:hint="eastAsia" w:ascii="Times New Roman" w:hAnsi="Times New Roman" w:eastAsia="Times New Roman" w:cs="Times New Roman"/>
+        </w:rPr>
+        <w:t>）。</w:t>
+      </w:r>
+    </w:p>
+    <w:p>
+      <w:pPr>
+        <w:pStyle w:val="BodyText"/>
+      </w:pPr>
+      <w:r>
+        <w:rPr>
+          <w:rFonts w:ascii="Times New Roman" w:hAnsi="Times New Roman" w:eastAsia="Times New Roman" w:cs="Times New Roman"/>
+        </w:rPr>
+        <w:t xml:space="preserve">5-1 </w:t>
+      </w:r>
+      <w:r>
+        <w:rPr>
+          <w:rFonts w:hint="eastAsia" w:ascii="Times New Roman" w:hAnsi="Times New Roman" w:eastAsia="FangSong" w:cs="Times New Roman"/>
+        </w:rPr>
+        <w:t>写出上述制备二茂铁的两种反应的方程式</w:t>
+      </w:r>
+      <w:r>
+        <w:rPr>
+          <w:rFonts w:hint="eastAsia" w:ascii="Times New Roman" w:hAnsi="Times New Roman" w:eastAsia="Times New Roman" w:cs="Times New Roman"/>
+        </w:rPr>
+        <w:t>。</w:t>
+      </w:r>
+    </w:p>
+    <w:p>
+      <w:pPr>
+        <w:pStyle w:val="BodyText"/>
+      </w:pPr>
+      <w:r>
+        <w:rPr>
+          <w:rFonts w:ascii="Times New Roman" w:hAnsi="Times New Roman" w:eastAsia="Times New Roman" w:cs="Times New Roman"/>
+        </w:rPr>
+        <w:t xml:space="preserve">5-2 </w:t>
+      </w:r>
+      <w:r>
+        <w:rPr>
+          <w:rFonts w:hint="eastAsia" w:ascii="Times New Roman" w:hAnsi="Times New Roman" w:eastAsia="FangSong" w:cs="Times New Roman"/>
+        </w:rPr>
+        <w:t>通常认为</w:t>
+      </w:r>
+      <w:r>
+        <w:rPr>
+          <w:rFonts w:hint="eastAsia" w:ascii="Times New Roman" w:hAnsi="Times New Roman" w:eastAsia="Times New Roman" w:cs="Times New Roman"/>
+        </w:rPr>
+        <w:t>，</w:t>
+      </w:r>
+      <w:r>
+        <w:rPr>
+          <w:rFonts w:hint="eastAsia" w:ascii="Times New Roman" w:hAnsi="Times New Roman" w:eastAsia="FangSong" w:cs="Times New Roman"/>
+        </w:rPr>
+        <w:t>二茂铁分子中铁原子的配位数为</w:t>
+      </w:r>
+      <w:r>
+        <w:rPr>
+          <w:rFonts w:ascii="Times New Roman" w:hAnsi="Times New Roman" w:eastAsia="Times New Roman" w:cs="Times New Roman"/>
+        </w:rPr>
+        <w:t xml:space="preserve"> </w:t>
+      </w:r>
+      <w:r>
+        <w:rPr>
+          <w:rFonts w:hint="eastAsia" w:ascii="Times New Roman" w:hAnsi="Times New Roman" w:eastAsia="Times New Roman" w:cs="Times New Roman"/>
+        </w:rPr>
+        <w:t>6，</w:t>
+      </w:r>
+      <w:r>
+        <w:rPr>
+          <w:rFonts w:hint="eastAsia" w:ascii="Times New Roman" w:hAnsi="Times New Roman" w:eastAsia="FangSong" w:cs="Times New Roman"/>
+        </w:rPr>
+        <w:t>这是如何算得的</w:t>
+      </w:r>
+      <w:r>
+        <w:rPr>
+          <w:rFonts w:hint="eastAsia" w:ascii="Times New Roman" w:hAnsi="Times New Roman" w:eastAsia="Times New Roman" w:cs="Times New Roman"/>
+        </w:rPr>
+        <w:t>？</w:t>
+      </w:r>
+    </w:p>
+    <w:p>
+      <w:pPr>
+        <w:pStyle w:val="BodyText"/>
+      </w:pPr>
+      <w:r>
+        <w:rPr>
+          <w:rFonts w:ascii="Times New Roman" w:hAnsi="Times New Roman" w:eastAsia="Times New Roman" w:cs="Times New Roman"/>
+        </w:rPr>
+        <w:t xml:space="preserve">5-3 </w:t>
+      </w:r>
+      <w:r>
+        <w:rPr>
+          <w:rFonts w:hint="eastAsia" w:ascii="Times New Roman" w:hAnsi="Times New Roman" w:eastAsia="FangSong" w:cs="Times New Roman"/>
+        </w:rPr>
+        <w:t>二茂铁晶体属于哪种晶体类型</w:t>
+      </w:r>
+      <w:r>
+        <w:rPr>
+          <w:rFonts w:hint="eastAsia" w:ascii="Times New Roman" w:hAnsi="Times New Roman" w:eastAsia="Times New Roman" w:cs="Times New Roman"/>
+        </w:rPr>
+        <w:t>？</w:t>
+      </w:r>
+    </w:p>
+    <w:p>
+      <w:pPr>
+        <w:pStyle w:val="BodyText"/>
+      </w:pPr>
+      <w:r>
+        <w:rPr>
+          <w:rFonts w:ascii="Times New Roman" w:hAnsi="Times New Roman" w:eastAsia="Times New Roman" w:cs="Times New Roman"/>
+        </w:rPr>
+        <w:t xml:space="preserve">163.9 K </w:t>
+      </w:r>
+      <w:r>
+        <w:rPr>
+          <w:rFonts w:hint="eastAsia" w:ascii="Times New Roman" w:hAnsi="Times New Roman" w:eastAsia="FangSong" w:cs="Times New Roman"/>
+        </w:rPr>
+        <w:t>以上形成的晶体属于单斜晶系</w:t>
+      </w:r>
+      <w:r>
+        <w:rPr>
+          <w:rFonts w:hint="eastAsia" w:ascii="Times New Roman" w:hAnsi="Times New Roman" w:eastAsia="Times New Roman" w:cs="Times New Roman"/>
+        </w:rPr>
+        <w:t>，</w:t>
+      </w:r>
+      <w:r>
+        <w:rPr>
+          <w:rFonts w:hint="eastAsia" w:ascii="Times New Roman" w:hAnsi="Times New Roman" w:eastAsia="FangSong" w:cs="Times New Roman"/>
+        </w:rPr>
+        <w:t>晶胞参数</w:t>
+      </w:r>
+      <w:r>
+        <w:rPr>
+          <w:rFonts w:ascii="Times New Roman" w:hAnsi="Times New Roman" w:eastAsia="Times New Roman" w:cs="Times New Roman"/>
+        </w:rPr>
+        <w:t xml:space="preserve"> </w:t>
       </w:r>
       <m:oMath>
         <m:oMathPr>
@@ -20667,7 +20763,7 @@
           </m:ctrlPr>
         </m:oMathPr>
         <m:r>
-          <m:t>b</m:t>
+          <m:t>a</m:t>
         </m:r>
         <m:r>
           <m:rPr>
@@ -20676,7 +20772,7 @@
           <m:t>=</m:t>
         </m:r>
         <m:r>
-          <m:t>757.24</m:t>
+          <m:t>1044.35</m:t>
         </m:r>
         <m:r>
           <m:t> </m:t>
@@ -20710,7 +20806,7 @@
           </m:ctrlPr>
         </m:oMathPr>
         <m:r>
-          <m:t>c</m:t>
+          <m:t>b</m:t>
         </m:r>
         <m:r>
           <m:rPr>
@@ -20719,7 +20815,7 @@
           <m:t>=</m:t>
         </m:r>
         <m:r>
-          <m:t>582.44</m:t>
+          <m:t>757.24</m:t>
         </m:r>
         <m:r>
           <m:t> </m:t>
@@ -20753,7 +20849,7 @@
           </m:ctrlPr>
         </m:oMathPr>
         <m:r>
-          <m:t>β</m:t>
+          <m:t>c</m:t>
         </m:r>
         <m:r>
           <m:rPr>
@@ -20761,39 +20857,30 @@
           </m:rPr>
           <m:t>=</m:t>
         </m:r>
-        <m:sSup>
-          <m:e>
-            <m:r>
-              <m:t>120.958</m:t>
-            </m:r>
-          </m:e>
-          <m:sup>
-            <m:r>
-              <m:rPr>
-                <m:sty m:val="p"/>
-              </m:rPr>
-              <m:t>∘</m:t>
-            </m:r>
-          </m:sup>
-        </m:sSup>
+        <m:r>
+          <m:t>582.44</m:t>
+        </m:r>
+        <m:r>
+          <m:t> </m:t>
+        </m:r>
+        <m:r>
+          <m:rPr>
+            <m:sty m:val="p"/>
+          </m:rPr>
+          <m:t>p</m:t>
+        </m:r>
+        <m:r>
+          <m:rPr>
+            <m:sty m:val="p"/>
+          </m:rPr>
+          <m:t>m</m:t>
+        </m:r>
       </m:oMath>
       <w:r>
         <w:rPr>
           <w:rFonts w:hint="eastAsia" w:ascii="Times New Roman" w:hAnsi="Times New Roman" w:eastAsia="Times New Roman" w:cs="Times New Roman"/>
         </w:rPr>
-        <w:t>。</w:t>
-      </w:r>
-      <w:r>
-        <w:rPr>
-          <w:rFonts w:hint="eastAsia" w:ascii="Times New Roman" w:hAnsi="Times New Roman" w:eastAsia="FangSong" w:cs="Times New Roman"/>
-        </w:rPr>
-        <w:t>密度</w:t>
-      </w:r>
-      <w:r>
-        <w:rPr>
-          <w:rFonts w:ascii="Times New Roman" w:hAnsi="Times New Roman" w:eastAsia="Times New Roman" w:cs="Times New Roman"/>
-        </w:rPr>
-        <w:t xml:space="preserve"> </w:t>
+        <w:t xml:space="preserve">，</w:t>
       </w:r>
       <m:oMath>
         <m:oMathPr>
@@ -20805,413 +20892,41 @@
           </m:ctrlPr>
         </m:oMathPr>
         <m:r>
-          <m:t>1.565</m:t>
-        </m:r>
-        <m:r>
-          <m:t> </m:t>
+          <m:t>β</m:t>
+        </m:r>
+        <m:r>
+          <m:rPr>
+            <m:sty m:val="p"/>
+          </m:rPr>
+          <m:t>=</m:t>
         </m:r>
         <m:sSup>
           <m:e>
+            <m:r>
+              <m:t>120.958</m:t>
+            </m:r>
+          </m:e>
+          <m:sup>
             <m:r>
               <m:rPr>
                 <m:sty m:val="p"/>
               </m:rPr>
-              <m:t>g</m:t>
-            </m:r>
-            <m:r>
-              <m:rPr>
-                <m:sty m:val="p"/>
-              </m:rPr>
-              <m:t> </m:t>
-            </m:r>
-            <m:r>
-              <m:rPr>
-                <m:sty m:val="p"/>
-              </m:rPr>
-              <m:t>c</m:t>
-            </m:r>
-            <m:r>
-              <m:rPr>
-                <m:sty m:val="p"/>
-              </m:rPr>
-              <m:t>m</m:t>
-            </m:r>
-          </m:e>
-          <m:sup>
-            <m:r>
-              <m:rPr>
-                <m:sty m:val="p"/>
-              </m:rPr>
-              <m:t>−</m:t>
-            </m:r>
-            <m:r>
-              <m:t>3</m:t>
+              <m:t>∘</m:t>
             </m:r>
           </m:sup>
         </m:sSup>
       </m:oMath>
       <w:r>
         <w:rPr>
-          <w:rFonts w:ascii="Times New Roman" w:hAnsi="Times New Roman" w:eastAsia="Times New Roman" w:cs="Times New Roman"/>
-        </w:rPr>
-        <w:t xml:space="preserve">。</w:t>
-      </w:r>
-    </w:p>
-    <w:p>
-      <w:pPr>
-        <w:pStyle w:val="BodyText"/>
-      </w:pPr>
-      <w:r>
-        <w:rPr>
-          <w:rFonts w:ascii="Times New Roman" w:hAnsi="Times New Roman" w:eastAsia="Times New Roman" w:cs="Times New Roman"/>
-        </w:rPr>
-        <w:t xml:space="preserve">5-4 </w:t>
-      </w:r>
-      <w:r>
-        <w:rPr>
-          <w:rFonts w:hint="eastAsia" w:ascii="Times New Roman" w:hAnsi="Times New Roman" w:eastAsia="FangSong" w:cs="Times New Roman"/>
-        </w:rPr>
-        <w:t xml:space="preserve">计算二茂铁晶体的</w:t>
-      </w:r>
-      <w:r>
-        <w:rPr>
-          <w:rFonts w:ascii="Times New Roman" w:hAnsi="Times New Roman" w:eastAsia="Times New Roman" w:cs="Times New Roman"/>
-        </w:rPr>
-        <w:t xml:space="preserve"> 1 </w:t>
-      </w:r>
-      <w:r>
-        <w:rPr>
-          <w:rFonts w:hint="eastAsia" w:ascii="Times New Roman" w:hAnsi="Times New Roman" w:eastAsia="FangSong" w:cs="Times New Roman"/>
-        </w:rPr>
-        <w:t>个正当晶胞中的分子数</w:t>
-      </w:r>
-      <w:r>
-        <w:rPr>
           <w:rFonts w:hint="eastAsia" w:ascii="Times New Roman" w:hAnsi="Times New Roman" w:eastAsia="Times New Roman" w:cs="Times New Roman"/>
         </w:rPr>
         <w:t>。</w:t>
       </w:r>
-    </w:p>
-    <w:p>
-      <w:pPr>
-        <w:spacing w:before="160" w:after="80"/>
-      </w:pPr>
-      <w:r>
-        <w:pict>
-          <v:rect style="width:0;height:1.5pt" o:hralign="center" o:hrstd="t" o:hr="t"/>
-        </w:pict>
-      </w:r>
-    </w:p>
-    <w:bookmarkEnd w:id="73"/>
-    <w:bookmarkStart w:id="74" w:name="官能团缩写识别与保护基分类"/>
-    <w:p>
-      <w:pPr>
-        <w:pStyle w:val="Heading2"/>
-        <w:spacing w:before="280" w:after="120"/>
-      </w:pPr>
-      <w:r>
-        <w:rPr>
-          <w:rFonts w:ascii="Times New Roman" w:hAnsi="Times New Roman" w:eastAsia="Times New Roman" w:cs="Times New Roman"/>
-        </w:rPr>
-        <w:t xml:space="preserve">7.38 </w:t>
-      </w:r>
-      <w:r>
-        <w:rPr>
-          <w:rFonts w:hint="eastAsia" w:ascii="Times New Roman" w:hAnsi="Times New Roman" w:eastAsia="SimHei" w:cs="Times New Roman"/>
-        </w:rPr>
-        <w:t xml:space="preserve">官能团缩写识别与保护基分类</w:t>
-      </w:r>
-    </w:p>
-    <w:p>
-      <w:pPr>
-        <w:pStyle w:val="FirstParagraph"/>
-      </w:pPr>
-      <w:r>
-        <w:rPr>
-          <w:rFonts w:hint="eastAsia" w:ascii="Times New Roman" w:hAnsi="Times New Roman" w:eastAsia="FangSong" w:cs="Times New Roman"/>
-        </w:rPr>
-        <w:t>有机合成论文中大量使用官能团缩写</w:t>
-      </w:r>
-      <w:r>
-        <w:rPr>
-          <w:rFonts w:hint="eastAsia" w:ascii="Times New Roman" w:hAnsi="Times New Roman" w:eastAsia="Times New Roman" w:cs="Times New Roman"/>
-        </w:rPr>
-        <w:t>，</w:t>
-      </w:r>
-      <w:r>
-        <w:rPr>
-          <w:rFonts w:hint="eastAsia" w:ascii="Times New Roman" w:hAnsi="Times New Roman" w:eastAsia="FangSong" w:cs="Times New Roman"/>
-        </w:rPr>
-        <w:t>正确识别是阅读文献的基础</w:t>
-      </w:r>
-      <w:r>
-        <w:rPr>
-          <w:rFonts w:hint="eastAsia" w:ascii="Times New Roman" w:hAnsi="Times New Roman" w:eastAsia="Times New Roman" w:cs="Times New Roman"/>
-        </w:rPr>
-        <w:t>。</w:t>
-      </w:r>
-    </w:p>
-    <w:p>
-      <w:pPr>
-        <w:pStyle w:val="BodyText"/>
-      </w:pPr>
-      <w:r>
-        <w:rPr>
-          <w:rFonts w:hint="eastAsia" w:ascii="Times New Roman" w:hAnsi="Times New Roman" w:eastAsia="FangSong" w:cs="Times New Roman"/>
-          <w:b/>
-          <w:bCs/>
-        </w:rPr>
-        <w:t xml:space="preserve">题目</w:t>
-      </w:r>
-      <w:r>
-        <w:rPr>
-          <w:rFonts w:hint="eastAsia" w:ascii="Times New Roman" w:hAnsi="Times New Roman" w:eastAsia="Times New Roman" w:cs="Times New Roman"/>
-        </w:rPr>
-        <w:t xml:space="preserve">：</w:t>
-      </w:r>
-    </w:p>
-    <w:p>
-      <w:pPr>
-        <w:numPr>
-          <w:ilvl w:val="0"/>
-          <w:numId w:val="1015"/>
-        </w:numPr>
-      </w:pPr>
-      <w:r>
-        <w:rPr>
-          <w:rFonts w:hint="eastAsia" w:ascii="Times New Roman" w:hAnsi="Times New Roman" w:eastAsia="FangSong" w:cs="Times New Roman"/>
-        </w:rPr>
-        <w:t>写出以下缩写的完整结构</w:t>
-      </w:r>
-      <w:r>
-        <w:rPr>
-          <w:rFonts w:hint="eastAsia" w:ascii="Times New Roman" w:hAnsi="Times New Roman" w:eastAsia="Times New Roman" w:cs="Times New Roman"/>
-        </w:rPr>
-        <w:t>：</w:t>
-      </w:r>
-    </w:p>
-    <w:p>
-      <w:pPr>
-        <w:pStyle w:val="Compact"/>
-        <w:numPr>
-          <w:ilvl w:val="1"/>
-          <w:numId w:val="1016"/>
-        </w:numPr>
-      </w:pPr>
-      <w:r>
-        <w:rPr>
-          <w:rFonts w:ascii="Times New Roman" w:hAnsi="Times New Roman" w:eastAsia="Times New Roman" w:cs="Times New Roman"/>
-        </w:rPr>
-        <w:t xml:space="preserve">Boc、Cbz、Bn、Ms、Ts、Tf、TBDPS、PMB</w:t>
-      </w:r>
-    </w:p>
-    <w:p>
-      <w:pPr>
-        <w:numPr>
-          <w:ilvl w:val="0"/>
-          <w:numId w:val="1015"/>
-        </w:numPr>
-      </w:pPr>
-      <w:r>
-        <w:rPr>
-          <w:rFonts w:hint="eastAsia" w:ascii="Times New Roman" w:hAnsi="Times New Roman" w:eastAsia="FangSong" w:cs="Times New Roman"/>
-        </w:rPr>
-        <w:t>哪些保护基用于保护羟基</w:t>
-      </w:r>
-      <w:r>
-        <w:rPr>
-          <w:rFonts w:hint="eastAsia" w:ascii="Times New Roman" w:hAnsi="Times New Roman" w:eastAsia="Times New Roman" w:cs="Times New Roman"/>
-        </w:rPr>
-        <w:t>？</w:t>
-      </w:r>
-      <w:r>
-        <w:rPr>
-          <w:rFonts w:hint="eastAsia" w:ascii="Times New Roman" w:hAnsi="Times New Roman" w:eastAsia="FangSong" w:cs="Times New Roman"/>
-        </w:rPr>
-        <w:t>哪些用于保护氨基</w:t>
-      </w:r>
-      <w:r>
-        <w:rPr>
-          <w:rFonts w:hint="eastAsia" w:ascii="Times New Roman" w:hAnsi="Times New Roman" w:eastAsia="Times New Roman" w:cs="Times New Roman"/>
-        </w:rPr>
-        <w:t>？</w:t>
-      </w:r>
-    </w:p>
-    <w:p>
-      <w:pPr>
-        <w:numPr>
-          <w:ilvl w:val="0"/>
-          <w:numId w:val="1015"/>
-        </w:numPr>
-      </w:pPr>
-      <w:r>
-        <w:rPr>
-          <w:rFonts w:hint="eastAsia" w:ascii="Times New Roman" w:hAnsi="Times New Roman" w:eastAsia="Times New Roman" w:cs="Times New Roman"/>
-        </w:rPr>
-        <w:t>Boc</w:t>
-      </w:r>
-      <w:r>
-        <w:rPr>
-          <w:rFonts w:hint="eastAsia" w:ascii="Times New Roman" w:hAnsi="Times New Roman" w:eastAsia="FangSong" w:cs="Times New Roman"/>
-        </w:rPr>
-        <w:t>保护基的安装和脱除条件分别是什么</w:t>
-      </w:r>
-      <w:r>
-        <w:rPr>
-          <w:rFonts w:hint="eastAsia" w:ascii="Times New Roman" w:hAnsi="Times New Roman" w:eastAsia="Times New Roman" w:cs="Times New Roman"/>
-        </w:rPr>
-        <w:t>？</w:t>
-      </w:r>
-    </w:p>
-    <w:p>
-      <w:pPr>
-        <w:numPr>
-          <w:ilvl w:val="0"/>
-          <w:numId w:val="1015"/>
-        </w:numPr>
-      </w:pPr>
-      <w:r>
-        <w:rPr>
-          <w:rFonts w:hint="eastAsia" w:ascii="Times New Roman" w:hAnsi="Times New Roman" w:eastAsia="Times New Roman" w:cs="Times New Roman"/>
-        </w:rPr>
-        <w:t>Ms（</w:t>
-      </w:r>
-      <w:r>
-        <w:rPr>
-          <w:rFonts w:hint="eastAsia" w:ascii="Times New Roman" w:hAnsi="Times New Roman" w:eastAsia="FangSong" w:cs="Times New Roman"/>
-        </w:rPr>
-        <w:t>甲磺酰基</w:t>
-      </w:r>
-      <w:r>
-        <w:rPr>
-          <w:rFonts w:hint="eastAsia" w:ascii="Times New Roman" w:hAnsi="Times New Roman" w:eastAsia="Times New Roman" w:cs="Times New Roman"/>
-        </w:rPr>
-        <w:t>）</w:t>
-      </w:r>
-      <w:r>
-        <w:rPr>
-          <w:rFonts w:hint="eastAsia" w:ascii="Times New Roman" w:hAnsi="Times New Roman" w:eastAsia="FangSong" w:cs="Times New Roman"/>
-        </w:rPr>
-        <w:t>和</w:t>
-      </w:r>
-      <w:r>
-        <w:rPr>
-          <w:rFonts w:hint="eastAsia" w:ascii="Times New Roman" w:hAnsi="Times New Roman" w:eastAsia="Times New Roman" w:cs="Times New Roman"/>
-        </w:rPr>
-        <w:t>Ts（</w:t>
-      </w:r>
-      <w:r>
-        <w:rPr>
-          <w:rFonts w:hint="eastAsia" w:ascii="Times New Roman" w:hAnsi="Times New Roman" w:eastAsia="FangSong" w:cs="Times New Roman"/>
-        </w:rPr>
-        <w:t>对甲苯磺酰基</w:t>
-      </w:r>
-      <w:r>
-        <w:rPr>
-          <w:rFonts w:hint="eastAsia" w:ascii="Times New Roman" w:hAnsi="Times New Roman" w:eastAsia="Times New Roman" w:cs="Times New Roman"/>
-        </w:rPr>
-        <w:t>）</w:t>
-      </w:r>
-      <w:r>
-        <w:rPr>
-          <w:rFonts w:hint="eastAsia" w:ascii="Times New Roman" w:hAnsi="Times New Roman" w:eastAsia="FangSong" w:cs="Times New Roman"/>
-        </w:rPr>
-        <w:t>作为离去基团的活性如何</w:t>
-      </w:r>
-      <w:r>
-        <w:rPr>
-          <w:rFonts w:hint="eastAsia" w:ascii="Times New Roman" w:hAnsi="Times New Roman" w:eastAsia="Times New Roman" w:cs="Times New Roman"/>
-        </w:rPr>
-        <w:t>？</w:t>
-      </w:r>
-    </w:p>
-    <w:p>
-      <w:pPr>
-        <w:spacing w:before="160" w:after="80"/>
-      </w:pPr>
-      <w:r>
-        <w:pict>
-          <v:rect style="width:0;height:1.5pt" o:hralign="center" o:hrstd="t" o:hr="t"/>
-        </w:pict>
-      </w:r>
-    </w:p>
-    <w:bookmarkEnd w:id="74"/>
-    <w:bookmarkStart w:id="75" w:name="有机-合成-聚合反应类型与机理"/>
-    <w:p>
-      <w:pPr>
-        <w:pStyle w:val="Heading2"/>
-        <w:spacing w:before="280" w:after="120"/>
-      </w:pPr>
-      <w:r>
-        <w:rPr>
-          <w:rFonts w:ascii="Times New Roman" w:hAnsi="Times New Roman" w:eastAsia="Times New Roman" w:cs="Times New Roman"/>
-        </w:rPr>
-        <w:t xml:space="preserve">7.39 </w:t>
-      </w:r>
-      <w:r>
-        <w:rPr>
-          <w:rFonts w:hint="eastAsia" w:ascii="Times New Roman" w:hAnsi="Times New Roman" w:eastAsia="SimHei" w:cs="Times New Roman"/>
-        </w:rPr>
-        <w:t>有机</w:t>
-      </w:r>
-      <w:r>
-        <w:rPr>
-          <w:rFonts w:hint="eastAsia" w:ascii="Times New Roman" w:hAnsi="Times New Roman" w:eastAsia="Times New Roman" w:cs="Times New Roman"/>
-        </w:rPr>
-        <w:t>-</w:t>
-      </w:r>
-      <w:r>
-        <w:rPr>
-          <w:rFonts w:hint="eastAsia" w:ascii="Times New Roman" w:hAnsi="Times New Roman" w:eastAsia="SimHei" w:cs="Times New Roman"/>
-        </w:rPr>
-        <w:t>合成</w:t>
-      </w:r>
-      <w:r>
-        <w:rPr>
-          <w:rFonts w:hint="eastAsia" w:ascii="Times New Roman" w:hAnsi="Times New Roman" w:eastAsia="Times New Roman" w:cs="Times New Roman"/>
-        </w:rPr>
-        <w:t>-</w:t>
-      </w:r>
-      <w:r>
-        <w:rPr>
-          <w:rFonts w:hint="eastAsia" w:ascii="Times New Roman" w:hAnsi="Times New Roman" w:eastAsia="SimHei" w:cs="Times New Roman"/>
-        </w:rPr>
-        <w:t>聚合反应类型与机理</w:t>
-      </w:r>
-    </w:p>
-    <w:p>
-      <w:pPr>
-        <w:pStyle w:val="FirstParagraph"/>
-      </w:pPr>
-      <w:r>
-        <w:rPr>
-          <w:rFonts w:hint="eastAsia" w:ascii="Times New Roman" w:hAnsi="Times New Roman" w:eastAsia="Times New Roman" w:cs="Times New Roman"/>
-        </w:rPr>
-        <w:t>（1）</w:t>
-      </w:r>
-      <w:r>
-        <w:rPr>
-          <w:rFonts w:hint="eastAsia" w:ascii="Times New Roman" w:hAnsi="Times New Roman" w:eastAsia="FangSong" w:cs="Times New Roman"/>
-        </w:rPr>
-        <w:t>判断以下单体主要按哪种机理进行加成聚合</w:t>
-      </w:r>
-      <w:r>
-        <w:rPr>
-          <w:rFonts w:hint="eastAsia" w:ascii="Times New Roman" w:hAnsi="Times New Roman" w:eastAsia="Times New Roman" w:cs="Times New Roman"/>
-        </w:rPr>
-        <w:t>：</w:t>
-      </w:r>
-      <w:r>
-        <w:rPr>
-          <w:rFonts w:ascii="Times New Roman" w:hAnsi="Times New Roman" w:eastAsia="Times New Roman" w:cs="Times New Roman"/>
-        </w:rPr>
-        <w:t xml:space="preserve"> </w:t>
-      </w:r>
-      <w:r>
-        <w:rPr>
-          <w:rFonts w:ascii="Times New Roman" w:hAnsi="Times New Roman" w:eastAsia="Times New Roman" w:cs="Times New Roman"/>
-        </w:rPr>
-        <w:t xml:space="preserve">- a.</w:t>
+      <w:r>
+        <w:rPr>
+          <w:rFonts w:hint="eastAsia" w:ascii="Times New Roman" w:hAnsi="Times New Roman" w:eastAsia="FangSong" w:cs="Times New Roman"/>
+        </w:rPr>
+        <w:t>密度</w:t>
       </w:r>
       <w:r>
         <w:rPr>
@@ -21229,50 +20944,282 @@
           </m:ctrlPr>
         </m:oMathPr>
         <m:r>
-          <m:t>C</m:t>
-        </m:r>
-        <m:sSub>
+          <m:t>1.565</m:t>
+        </m:r>
+        <m:r>
+          <m:t> </m:t>
+        </m:r>
+        <m:sSup>
           <m:e>
             <m:r>
-              <m:t>H</m:t>
+              <m:rPr>
+                <m:sty m:val="p"/>
+              </m:rPr>
+              <m:t>g</m:t>
+            </m:r>
+            <m:r>
+              <m:rPr>
+                <m:sty m:val="p"/>
+              </m:rPr>
+              <m:t> </m:t>
+            </m:r>
+            <m:r>
+              <m:rPr>
+                <m:sty m:val="p"/>
+              </m:rPr>
+              <m:t>c</m:t>
+            </m:r>
+            <m:r>
+              <m:rPr>
+                <m:sty m:val="p"/>
+              </m:rPr>
+              <m:t>m</m:t>
             </m:r>
           </m:e>
-          <m:sub>
-            <m:r>
-              <m:t>2</m:t>
-            </m:r>
-          </m:sub>
-        </m:sSub>
-        <m:r>
-          <m:rPr>
-            <m:sty m:val="p"/>
-          </m:rPr>
-          <m:t>=</m:t>
-        </m:r>
-        <m:r>
-          <m:t>C</m:t>
-        </m:r>
-        <m:r>
-          <m:t>H</m:t>
-        </m:r>
-        <m:r>
-          <m:t>C</m:t>
-        </m:r>
-        <m:r>
-          <m:t>l</m:t>
-        </m:r>
+          <m:sup>
+            <m:r>
+              <m:rPr>
+                <m:sty m:val="p"/>
+              </m:rPr>
+              <m:t>−</m:t>
+            </m:r>
+            <m:r>
+              <m:t>3</m:t>
+            </m:r>
+          </m:sup>
+        </m:sSup>
       </m:oMath>
       <w:r>
         <w:rPr>
-          <w:rFonts w:hint="eastAsia" w:ascii="Times New Roman" w:hAnsi="Times New Roman" w:eastAsia="Times New Roman" w:cs="Times New Roman"/>
-        </w:rPr>
-        <w:t>（</w:t>
-      </w:r>
-      <w:r>
-        <w:rPr>
-          <w:rFonts w:hint="eastAsia" w:ascii="Times New Roman" w:hAnsi="Times New Roman" w:eastAsia="FangSong" w:cs="Times New Roman"/>
-        </w:rPr>
-        <w:t>氯乙烯</w:t>
+          <w:rFonts w:ascii="Times New Roman" w:hAnsi="Times New Roman" w:eastAsia="Times New Roman" w:cs="Times New Roman"/>
+        </w:rPr>
+        <w:t xml:space="preserve">。</w:t>
+      </w:r>
+    </w:p>
+    <w:p>
+      <w:pPr>
+        <w:pStyle w:val="BodyText"/>
+      </w:pPr>
+      <w:r>
+        <w:rPr>
+          <w:rFonts w:ascii="Times New Roman" w:hAnsi="Times New Roman" w:eastAsia="Times New Roman" w:cs="Times New Roman"/>
+        </w:rPr>
+        <w:t xml:space="preserve">5-4 </w:t>
+      </w:r>
+      <w:r>
+        <w:rPr>
+          <w:rFonts w:hint="eastAsia" w:ascii="Times New Roman" w:hAnsi="Times New Roman" w:eastAsia="FangSong" w:cs="Times New Roman"/>
+        </w:rPr>
+        <w:t xml:space="preserve">计算二茂铁晶体的</w:t>
+      </w:r>
+      <w:r>
+        <w:rPr>
+          <w:rFonts w:ascii="Times New Roman" w:hAnsi="Times New Roman" w:eastAsia="Times New Roman" w:cs="Times New Roman"/>
+        </w:rPr>
+        <w:t xml:space="preserve"> 1 </w:t>
+      </w:r>
+      <w:r>
+        <w:rPr>
+          <w:rFonts w:hint="eastAsia" w:ascii="Times New Roman" w:hAnsi="Times New Roman" w:eastAsia="FangSong" w:cs="Times New Roman"/>
+        </w:rPr>
+        <w:t>个正当晶胞中的分子数</w:t>
+      </w:r>
+      <w:r>
+        <w:rPr>
+          <w:rFonts w:hint="eastAsia" w:ascii="Times New Roman" w:hAnsi="Times New Roman" w:eastAsia="Times New Roman" w:cs="Times New Roman"/>
+        </w:rPr>
+        <w:t>。</w:t>
+      </w:r>
+    </w:p>
+    <w:p>
+      <w:pPr>
+        <w:spacing w:before="160" w:after="80"/>
+      </w:pPr>
+      <w:r>
+        <w:pict>
+          <v:rect style="width:0;height:1.5pt" o:hralign="center" o:hrstd="t" o:hr="t"/>
+        </w:pict>
+      </w:r>
+    </w:p>
+    <w:bookmarkEnd w:id="89"/>
+    <w:bookmarkStart w:id="90" w:name="官能团缩写识别与保护基分类"/>
+    <w:p>
+      <w:pPr>
+        <w:pStyle w:val="Heading2"/>
+        <w:spacing w:before="280" w:after="120"/>
+      </w:pPr>
+      <w:r>
+        <w:rPr>
+          <w:rFonts w:ascii="Times New Roman" w:hAnsi="Times New Roman" w:eastAsia="Times New Roman" w:cs="Times New Roman"/>
+        </w:rPr>
+        <w:t xml:space="preserve">7.51 </w:t>
+      </w:r>
+      <w:r>
+        <w:rPr>
+          <w:rFonts w:hint="eastAsia" w:ascii="Times New Roman" w:hAnsi="Times New Roman" w:eastAsia="SimHei" w:cs="Times New Roman"/>
+        </w:rPr>
+        <w:t xml:space="preserve">官能团缩写识别与保护基分类</w:t>
+      </w:r>
+    </w:p>
+    <w:p>
+      <w:pPr>
+        <w:pStyle w:val="FirstParagraph"/>
+      </w:pPr>
+      <w:r>
+        <w:rPr>
+          <w:rFonts w:hint="eastAsia" w:ascii="Times New Roman" w:hAnsi="Times New Roman" w:eastAsia="FangSong" w:cs="Times New Roman"/>
+        </w:rPr>
+        <w:t>有机合成论文中大量使用官能团缩写</w:t>
+      </w:r>
+      <w:r>
+        <w:rPr>
+          <w:rFonts w:hint="eastAsia" w:ascii="Times New Roman" w:hAnsi="Times New Roman" w:eastAsia="Times New Roman" w:cs="Times New Roman"/>
+        </w:rPr>
+        <w:t>，</w:t>
+      </w:r>
+      <w:r>
+        <w:rPr>
+          <w:rFonts w:hint="eastAsia" w:ascii="Times New Roman" w:hAnsi="Times New Roman" w:eastAsia="FangSong" w:cs="Times New Roman"/>
+        </w:rPr>
+        <w:t>正确识别是阅读文献的基础</w:t>
+      </w:r>
+      <w:r>
+        <w:rPr>
+          <w:rFonts w:hint="eastAsia" w:ascii="Times New Roman" w:hAnsi="Times New Roman" w:eastAsia="Times New Roman" w:cs="Times New Roman"/>
+        </w:rPr>
+        <w:t>。</w:t>
+      </w:r>
+    </w:p>
+    <w:p>
+      <w:pPr>
+        <w:pStyle w:val="BodyText"/>
+      </w:pPr>
+      <w:r>
+        <w:rPr>
+          <w:rFonts w:hint="eastAsia" w:ascii="Times New Roman" w:hAnsi="Times New Roman" w:eastAsia="FangSong" w:cs="Times New Roman"/>
+          <w:b/>
+          <w:bCs/>
+        </w:rPr>
+        <w:t xml:space="preserve">题目</w:t>
+      </w:r>
+      <w:r>
+        <w:rPr>
+          <w:rFonts w:hint="eastAsia" w:ascii="Times New Roman" w:hAnsi="Times New Roman" w:eastAsia="Times New Roman" w:cs="Times New Roman"/>
+        </w:rPr>
+        <w:t xml:space="preserve">：</w:t>
+      </w:r>
+    </w:p>
+    <w:p>
+      <w:pPr>
+        <w:numPr>
+          <w:ilvl w:val="0"/>
+          <w:numId w:val="1015"/>
+        </w:numPr>
+      </w:pPr>
+      <w:r>
+        <w:rPr>
+          <w:rFonts w:hint="eastAsia" w:ascii="Times New Roman" w:hAnsi="Times New Roman" w:eastAsia="FangSong" w:cs="Times New Roman"/>
+        </w:rPr>
+        <w:t>写出以下缩写的完整结构</w:t>
+      </w:r>
+      <w:r>
+        <w:rPr>
+          <w:rFonts w:hint="eastAsia" w:ascii="Times New Roman" w:hAnsi="Times New Roman" w:eastAsia="Times New Roman" w:cs="Times New Roman"/>
+        </w:rPr>
+        <w:t>：</w:t>
+      </w:r>
+    </w:p>
+    <w:p>
+      <w:pPr>
+        <w:pStyle w:val="Compact"/>
+        <w:numPr>
+          <w:ilvl w:val="1"/>
+          <w:numId w:val="1016"/>
+        </w:numPr>
+      </w:pPr>
+      <w:r>
+        <w:rPr>
+          <w:rFonts w:ascii="Times New Roman" w:hAnsi="Times New Roman" w:eastAsia="Times New Roman" w:cs="Times New Roman"/>
+        </w:rPr>
+        <w:t xml:space="preserve">Boc、Cbz、Bn、Ms、Ts、Tf、TBDPS、PMB</w:t>
+      </w:r>
+    </w:p>
+    <w:p>
+      <w:pPr>
+        <w:numPr>
+          <w:ilvl w:val="0"/>
+          <w:numId w:val="1015"/>
+        </w:numPr>
+      </w:pPr>
+      <w:r>
+        <w:rPr>
+          <w:rFonts w:hint="eastAsia" w:ascii="Times New Roman" w:hAnsi="Times New Roman" w:eastAsia="FangSong" w:cs="Times New Roman"/>
+        </w:rPr>
+        <w:t>哪些保护基用于保护羟基</w:t>
+      </w:r>
+      <w:r>
+        <w:rPr>
+          <w:rFonts w:hint="eastAsia" w:ascii="Times New Roman" w:hAnsi="Times New Roman" w:eastAsia="Times New Roman" w:cs="Times New Roman"/>
+        </w:rPr>
+        <w:t>？</w:t>
+      </w:r>
+      <w:r>
+        <w:rPr>
+          <w:rFonts w:hint="eastAsia" w:ascii="Times New Roman" w:hAnsi="Times New Roman" w:eastAsia="FangSong" w:cs="Times New Roman"/>
+        </w:rPr>
+        <w:t>哪些用于保护氨基</w:t>
+      </w:r>
+      <w:r>
+        <w:rPr>
+          <w:rFonts w:hint="eastAsia" w:ascii="Times New Roman" w:hAnsi="Times New Roman" w:eastAsia="Times New Roman" w:cs="Times New Roman"/>
+        </w:rPr>
+        <w:t>？</w:t>
+      </w:r>
+    </w:p>
+    <w:p>
+      <w:pPr>
+        <w:numPr>
+          <w:ilvl w:val="0"/>
+          <w:numId w:val="1015"/>
+        </w:numPr>
+      </w:pPr>
+      <w:r>
+        <w:rPr>
+          <w:rFonts w:hint="eastAsia" w:ascii="Times New Roman" w:hAnsi="Times New Roman" w:eastAsia="Times New Roman" w:cs="Times New Roman"/>
+        </w:rPr>
+        <w:t>Boc</w:t>
+      </w:r>
+      <w:r>
+        <w:rPr>
+          <w:rFonts w:hint="eastAsia" w:ascii="Times New Roman" w:hAnsi="Times New Roman" w:eastAsia="FangSong" w:cs="Times New Roman"/>
+        </w:rPr>
+        <w:t>保护基的安装和脱除条件分别是什么</w:t>
+      </w:r>
+      <w:r>
+        <w:rPr>
+          <w:rFonts w:hint="eastAsia" w:ascii="Times New Roman" w:hAnsi="Times New Roman" w:eastAsia="Times New Roman" w:cs="Times New Roman"/>
+        </w:rPr>
+        <w:t>？</w:t>
+      </w:r>
+    </w:p>
+    <w:p>
+      <w:pPr>
+        <w:numPr>
+          <w:ilvl w:val="0"/>
+          <w:numId w:val="1015"/>
+        </w:numPr>
+      </w:pPr>
+      <w:r>
+        <w:rPr>
+          <w:rFonts w:hint="eastAsia" w:ascii="Times New Roman" w:hAnsi="Times New Roman" w:eastAsia="Times New Roman" w:cs="Times New Roman"/>
+        </w:rPr>
+        <w:t>Ms（</w:t>
+      </w:r>
+      <w:r>
+        <w:rPr>
+          <w:rFonts w:hint="eastAsia" w:ascii="Times New Roman" w:hAnsi="Times New Roman" w:eastAsia="FangSong" w:cs="Times New Roman"/>
+        </w:rPr>
+        <w:t>甲磺酰基</w:t>
       </w:r>
       <w:r>
         <w:rPr>
@@ -21282,15 +21229,116 @@
       </w:r>
       <w:r>
         <w:rPr>
-          <w:rFonts w:ascii="Times New Roman" w:hAnsi="Times New Roman" w:eastAsia="Times New Roman" w:cs="Times New Roman"/>
-        </w:rPr>
-        <w:t xml:space="preserve"> </w:t>
-      </w:r>
-      <w:r>
-        <w:rPr>
-          <w:rFonts w:ascii="Times New Roman" w:hAnsi="Times New Roman" w:eastAsia="Times New Roman" w:cs="Times New Roman"/>
-        </w:rPr>
-        <w:t xml:space="preserve">- b.</w:t>
+          <w:rFonts w:hint="eastAsia" w:ascii="Times New Roman" w:hAnsi="Times New Roman" w:eastAsia="FangSong" w:cs="Times New Roman"/>
+        </w:rPr>
+        <w:t>和</w:t>
+      </w:r>
+      <w:r>
+        <w:rPr>
+          <w:rFonts w:hint="eastAsia" w:ascii="Times New Roman" w:hAnsi="Times New Roman" w:eastAsia="Times New Roman" w:cs="Times New Roman"/>
+        </w:rPr>
+        <w:t>Ts（</w:t>
+      </w:r>
+      <w:r>
+        <w:rPr>
+          <w:rFonts w:hint="eastAsia" w:ascii="Times New Roman" w:hAnsi="Times New Roman" w:eastAsia="FangSong" w:cs="Times New Roman"/>
+        </w:rPr>
+        <w:t>对甲苯磺酰基</w:t>
+      </w:r>
+      <w:r>
+        <w:rPr>
+          <w:rFonts w:hint="eastAsia" w:ascii="Times New Roman" w:hAnsi="Times New Roman" w:eastAsia="Times New Roman" w:cs="Times New Roman"/>
+        </w:rPr>
+        <w:t>）</w:t>
+      </w:r>
+      <w:r>
+        <w:rPr>
+          <w:rFonts w:hint="eastAsia" w:ascii="Times New Roman" w:hAnsi="Times New Roman" w:eastAsia="FangSong" w:cs="Times New Roman"/>
+        </w:rPr>
+        <w:t>作为离去基团的活性如何</w:t>
+      </w:r>
+      <w:r>
+        <w:rPr>
+          <w:rFonts w:hint="eastAsia" w:ascii="Times New Roman" w:hAnsi="Times New Roman" w:eastAsia="Times New Roman" w:cs="Times New Roman"/>
+        </w:rPr>
+        <w:t>？</w:t>
+      </w:r>
+    </w:p>
+    <w:p>
+      <w:pPr>
+        <w:spacing w:before="160" w:after="80"/>
+      </w:pPr>
+      <w:r>
+        <w:pict>
+          <v:rect style="width:0;height:1.5pt" o:hralign="center" o:hrstd="t" o:hr="t"/>
+        </w:pict>
+      </w:r>
+    </w:p>
+    <w:bookmarkEnd w:id="90"/>
+    <w:bookmarkStart w:id="91" w:name="合成-聚合反应类型与机理"/>
+    <w:p>
+      <w:pPr>
+        <w:pStyle w:val="Heading2"/>
+        <w:spacing w:before="280" w:after="120"/>
+      </w:pPr>
+      <w:r>
+        <w:rPr>
+          <w:rFonts w:ascii="Times New Roman" w:hAnsi="Times New Roman" w:eastAsia="Times New Roman" w:cs="Times New Roman"/>
+        </w:rPr>
+        <w:t xml:space="preserve">7.52 </w:t>
+      </w:r>
+      <w:r>
+        <w:rPr>
+          <w:rFonts w:hint="eastAsia" w:ascii="Times New Roman" w:hAnsi="Times New Roman" w:eastAsia="SimHei" w:cs="Times New Roman"/>
+        </w:rPr>
+        <w:t>合成</w:t>
+      </w:r>
+      <w:r>
+        <w:rPr>
+          <w:rFonts w:hint="eastAsia" w:ascii="Times New Roman" w:hAnsi="Times New Roman" w:eastAsia="Times New Roman" w:cs="Times New Roman"/>
+        </w:rPr>
+        <w:t>-</w:t>
+      </w:r>
+      <w:r>
+        <w:rPr>
+          <w:rFonts w:hint="eastAsia" w:ascii="Times New Roman" w:hAnsi="Times New Roman" w:eastAsia="SimHei" w:cs="Times New Roman"/>
+        </w:rPr>
+        <w:t>聚合反应类型与机理</w:t>
+      </w:r>
+    </w:p>
+    <w:p>
+      <w:pPr>
+        <w:pStyle w:val="FirstParagraph"/>
+      </w:pPr>
+      <w:r>
+        <w:rPr>
+          <w:rFonts w:hint="eastAsia" w:ascii="Times New Roman" w:hAnsi="Times New Roman" w:eastAsia="Times New Roman" w:cs="Times New Roman"/>
+        </w:rPr>
+        <w:t>（1）</w:t>
+      </w:r>
+      <w:r>
+        <w:rPr>
+          <w:rFonts w:hint="eastAsia" w:ascii="Times New Roman" w:hAnsi="Times New Roman" w:eastAsia="FangSong" w:cs="Times New Roman"/>
+        </w:rPr>
+        <w:t>判断以下单体主要按哪种机理进行加成聚合</w:t>
+      </w:r>
+      <w:r>
+        <w:rPr>
+          <w:rFonts w:hint="eastAsia" w:ascii="Times New Roman" w:hAnsi="Times New Roman" w:eastAsia="Times New Roman" w:cs="Times New Roman"/>
+        </w:rPr>
+        <w:t>：</w:t>
+      </w:r>
+      <w:r>
+        <w:rPr>
+          <w:rFonts w:ascii="Times New Roman" w:hAnsi="Times New Roman" w:eastAsia="Times New Roman" w:cs="Times New Roman"/>
+        </w:rPr>
+        <w:t xml:space="preserve"> </w:t>
+      </w:r>
+      <w:r>
+        <w:rPr>
+          <w:rFonts w:ascii="Times New Roman" w:hAnsi="Times New Roman" w:eastAsia="Times New Roman" w:cs="Times New Roman"/>
+        </w:rPr>
+        <w:t xml:space="preserve">- a.</w:t>
       </w:r>
       <w:r>
         <w:rPr>
@@ -21338,7 +21386,7 @@
           <m:t>C</m:t>
         </m:r>
         <m:r>
-          <m:t>N</m:t>
+          <m:t>l</m:t>
         </m:r>
       </m:oMath>
       <w:r>
@@ -21351,7 +21399,7 @@
         <w:rPr>
           <w:rFonts w:hint="eastAsia" w:ascii="Times New Roman" w:hAnsi="Times New Roman" w:eastAsia="FangSong" w:cs="Times New Roman"/>
         </w:rPr>
-        <w:t>丙烯腈</w:t>
+        <w:t>氯乙烯</w:t>
       </w:r>
       <w:r>
         <w:rPr>
@@ -21369,7 +21417,13 @@
         <w:rPr>
           <w:rFonts w:ascii="Times New Roman" w:hAnsi="Times New Roman" w:eastAsia="Times New Roman" w:cs="Times New Roman"/>
         </w:rPr>
-        <w:t xml:space="preserve">- c. </w:t>
+        <w:t xml:space="preserve">- b.</w:t>
+      </w:r>
+      <w:r>
+        <w:rPr>
+          <w:rFonts w:ascii="Times New Roman" w:hAnsi="Times New Roman" w:eastAsia="Times New Roman" w:cs="Times New Roman"/>
+        </w:rPr>
+        <w:t xml:space="preserve"> </w:t>
       </w:r>
       <m:oMath>
         <m:oMathPr>
@@ -21408,35 +21462,11 @@
           <m:t>H</m:t>
         </m:r>
         <m:r>
-          <m:rPr>
-            <m:sty m:val="p"/>
-          </m:rPr>
-          <m:t>−</m:t>
-        </m:r>
-        <m:r>
-          <m:t>O</m:t>
-        </m:r>
-        <m:r>
-          <m:rPr>
-            <m:sty m:val="p"/>
-          </m:rPr>
-          <m:t>−</m:t>
-        </m:r>
-        <m:r>
           <m:t>C</m:t>
         </m:r>
-        <m:sSub>
-          <m:e>
-            <m:r>
-              <m:t>H</m:t>
-            </m:r>
-          </m:e>
-          <m:sub>
-            <m:r>
-              <m:t>3</m:t>
-            </m:r>
-          </m:sub>
-        </m:sSub>
+        <m:r>
+          <m:t>N</m:t>
+        </m:r>
       </m:oMath>
       <w:r>
         <w:rPr>
@@ -21448,7 +21478,7 @@
         <w:rPr>
           <w:rFonts w:hint="eastAsia" w:ascii="Times New Roman" w:hAnsi="Times New Roman" w:eastAsia="FangSong" w:cs="Times New Roman"/>
         </w:rPr>
-        <w:t>甲基乙烯基醚</w:t>
+        <w:t>丙烯腈</w:t>
       </w:r>
       <w:r>
         <w:rPr>
@@ -21466,7 +21496,7 @@
         <w:rPr>
           <w:rFonts w:ascii="Times New Roman" w:hAnsi="Times New Roman" w:eastAsia="Times New Roman" w:cs="Times New Roman"/>
         </w:rPr>
-        <w:t xml:space="preserve">- d. </w:t>
+        <w:t xml:space="preserve">- c. </w:t>
       </w:r>
       <m:oMath>
         <m:oMathPr>
@@ -21501,6 +21531,27 @@
         <m:r>
           <m:t>C</m:t>
         </m:r>
+        <m:r>
+          <m:t>H</m:t>
+        </m:r>
+        <m:r>
+          <m:rPr>
+            <m:sty m:val="p"/>
+          </m:rPr>
+          <m:t>−</m:t>
+        </m:r>
+        <m:r>
+          <m:t>O</m:t>
+        </m:r>
+        <m:r>
+          <m:rPr>
+            <m:sty m:val="p"/>
+          </m:rPr>
+          <m:t>−</m:t>
+        </m:r>
+        <m:r>
+          <m:t>C</m:t>
+        </m:r>
         <m:sSub>
           <m:e>
             <m:r>
@@ -21509,7 +21560,7 @@
           </m:e>
           <m:sub>
             <m:r>
-              <m:t>2</m:t>
+              <m:t>3</m:t>
             </m:r>
           </m:sub>
         </m:sSub>
@@ -21524,6 +21575,82 @@
         <w:rPr>
           <w:rFonts w:hint="eastAsia" w:ascii="Times New Roman" w:hAnsi="Times New Roman" w:eastAsia="FangSong" w:cs="Times New Roman"/>
         </w:rPr>
+        <w:t>甲基乙烯基醚</w:t>
+      </w:r>
+      <w:r>
+        <w:rPr>
+          <w:rFonts w:hint="eastAsia" w:ascii="Times New Roman" w:hAnsi="Times New Roman" w:eastAsia="Times New Roman" w:cs="Times New Roman"/>
+        </w:rPr>
+        <w:t>）</w:t>
+      </w:r>
+      <w:r>
+        <w:rPr>
+          <w:rFonts w:ascii="Times New Roman" w:hAnsi="Times New Roman" w:eastAsia="Times New Roman" w:cs="Times New Roman"/>
+        </w:rPr>
+        <w:t xml:space="preserve"> </w:t>
+      </w:r>
+      <w:r>
+        <w:rPr>
+          <w:rFonts w:ascii="Times New Roman" w:hAnsi="Times New Roman" w:eastAsia="Times New Roman" w:cs="Times New Roman"/>
+        </w:rPr>
+        <w:t xml:space="preserve">- d. </w:t>
+      </w:r>
+      <m:oMath>
+        <m:oMathPr>
+          <m:ctrlPr>
+            <w:rPr>
+              <w:sz w:val="28"/>
+              <w:szCs w:val="28"/>
+            </w:rPr>
+          </m:ctrlPr>
+        </m:oMathPr>
+        <m:r>
+          <m:t>C</m:t>
+        </m:r>
+        <m:sSub>
+          <m:e>
+            <m:r>
+              <m:t>H</m:t>
+            </m:r>
+          </m:e>
+          <m:sub>
+            <m:r>
+              <m:t>2</m:t>
+            </m:r>
+          </m:sub>
+        </m:sSub>
+        <m:r>
+          <m:rPr>
+            <m:sty m:val="p"/>
+          </m:rPr>
+          <m:t>=</m:t>
+        </m:r>
+        <m:r>
+          <m:t>C</m:t>
+        </m:r>
+        <m:sSub>
+          <m:e>
+            <m:r>
+              <m:t>H</m:t>
+            </m:r>
+          </m:e>
+          <m:sub>
+            <m:r>
+              <m:t>2</m:t>
+            </m:r>
+          </m:sub>
+        </m:sSub>
+      </m:oMath>
+      <w:r>
+        <w:rPr>
+          <w:rFonts w:hint="eastAsia" w:ascii="Times New Roman" w:hAnsi="Times New Roman" w:eastAsia="Times New Roman" w:cs="Times New Roman"/>
+        </w:rPr>
+        <w:t>（</w:t>
+      </w:r>
+      <w:r>
+        <w:rPr>
+          <w:rFonts w:hint="eastAsia" w:ascii="Times New Roman" w:hAnsi="Times New Roman" w:eastAsia="FangSong" w:cs="Times New Roman"/>
+        </w:rPr>
         <w:t>乙烯</w:t>
       </w:r>
       <w:r>
@@ -21601,8 +21728,8 @@
         </w:pict>
       </w:r>
     </w:p>
-    <w:bookmarkEnd w:id="75"/>
-    <w:bookmarkStart w:id="76" w:name="竞赛提升"/>
+    <w:bookmarkEnd w:id="91"/>
+    <w:bookmarkStart w:id="92" w:name="竞赛提升"/>
     <w:p>
       <w:pPr>
         <w:pStyle w:val="Heading2"/>
@@ -21615,8 +21742,8 @@
         <w:t xml:space="preserve">竞赛提升</w:t>
       </w:r>
     </w:p>
-    <w:bookmarkEnd w:id="76"/>
-    <w:bookmarkStart w:id="77" w:name="ch8-t3-金属催化综合偶联复分解"/>
+    <w:bookmarkEnd w:id="92"/>
+    <w:bookmarkStart w:id="93" w:name="缩合策略综合"/>
     <w:p>
       <w:pPr>
         <w:pStyle w:val="Heading2"/>
@@ -21626,19 +21753,13 @@
         <w:rPr>
           <w:rFonts w:ascii="Times New Roman" w:hAnsi="Times New Roman" w:eastAsia="Times New Roman" w:cs="Times New Roman"/>
         </w:rPr>
-        <w:t xml:space="preserve">7.40 </w:t>
-      </w:r>
-      <w:r>
-        <w:rPr>
-          <w:rFonts w:hint="eastAsia" w:ascii="Times New Roman" w:hAnsi="Times New Roman" w:eastAsia="Times New Roman" w:cs="Times New Roman"/>
-        </w:rPr>
-        <w:t>Ch8-T3-</w:t>
+        <w:t xml:space="preserve">7.53 </w:t>
       </w:r>
       <w:r>
         <w:rPr>
           <w:rFonts w:hint="eastAsia" w:ascii="Times New Roman" w:hAnsi="Times New Roman" w:eastAsia="SimHei" w:cs="Times New Roman"/>
         </w:rPr>
-        <w:t>金属催化综合偶联复分解</w:t>
+        <w:t xml:space="preserve">缩合策略综合</w:t>
       </w:r>
     </w:p>
     <w:p>
@@ -21678,13 +21799,43 @@
         <w:rPr>
           <w:rFonts w:ascii="Times New Roman" w:hAnsi="Times New Roman" w:eastAsia="Times New Roman" w:cs="Times New Roman"/>
         </w:rPr>
-        <w:t xml:space="preserve"> Suzuki </w:t>
-      </w:r>
-      <w:r>
-        <w:rPr>
-          <w:rFonts w:hint="eastAsia" w:ascii="Times New Roman" w:hAnsi="Times New Roman" w:eastAsia="FangSong" w:cs="Times New Roman"/>
-        </w:rPr>
-        <w:t>偶联和烯烃复分解反应设计目标分子的合成路线</w:t>
+        <w:t xml:space="preserve"> Aldol </w:t>
+      </w:r>
+      <w:r>
+        <w:rPr>
+          <w:rFonts w:hint="eastAsia" w:ascii="Times New Roman" w:hAnsi="Times New Roman" w:eastAsia="FangSong" w:cs="Times New Roman"/>
+        </w:rPr>
+        <w:t>缩合</w:t>
+      </w:r>
+      <w:r>
+        <w:rPr>
+          <w:rFonts w:hint="eastAsia" w:ascii="Times New Roman" w:hAnsi="Times New Roman" w:eastAsia="Times New Roman" w:cs="Times New Roman"/>
+        </w:rPr>
+        <w:t>、Mannich</w:t>
+      </w:r>
+      <w:r>
+        <w:rPr>
+          <w:rFonts w:ascii="Times New Roman" w:hAnsi="Times New Roman" w:eastAsia="Times New Roman" w:cs="Times New Roman"/>
+        </w:rPr>
+        <w:t xml:space="preserve"> </w:t>
+      </w:r>
+      <w:r>
+        <w:rPr>
+          <w:rFonts w:hint="eastAsia" w:ascii="Times New Roman" w:hAnsi="Times New Roman" w:eastAsia="FangSong" w:cs="Times New Roman"/>
+        </w:rPr>
+        <w:t xml:space="preserve">反应和</w:t>
+      </w:r>
+      <w:r>
+        <w:rPr>
+          <w:rFonts w:ascii="Times New Roman" w:hAnsi="Times New Roman" w:eastAsia="Times New Roman" w:cs="Times New Roman"/>
+        </w:rPr>
+        <w:t xml:space="preserve"> Wittig </w:t>
+      </w:r>
+      <w:r>
+        <w:rPr>
+          <w:rFonts w:hint="eastAsia" w:ascii="Times New Roman" w:hAnsi="Times New Roman" w:eastAsia="FangSong" w:cs="Times New Roman"/>
+        </w:rPr>
+        <w:t>反应设计目标分子的合成路线</w:t>
       </w:r>
       <w:r>
         <w:rPr>
@@ -21703,8 +21854,8 @@
         </w:pict>
       </w:r>
     </w:p>
-    <w:bookmarkEnd w:id="77"/>
-    <w:bookmarkStart w:id="84" w:name="ch9-p8-四原料合成三目标分子"/>
+    <w:bookmarkEnd w:id="93"/>
+    <w:bookmarkStart w:id="94" w:name="金属催化综合偶联复分解"/>
     <w:p>
       <w:pPr>
         <w:pStyle w:val="Heading2"/>
@@ -21714,19 +21865,95 @@
         <w:rPr>
           <w:rFonts w:ascii="Times New Roman" w:hAnsi="Times New Roman" w:eastAsia="Times New Roman" w:cs="Times New Roman"/>
         </w:rPr>
-        <w:t xml:space="preserve">7.41 </w:t>
-      </w:r>
-      <w:r>
-        <w:rPr>
-          <w:rFonts w:hint="eastAsia" w:ascii="Times New Roman" w:hAnsi="Times New Roman" w:eastAsia="Times New Roman" w:cs="Times New Roman"/>
-        </w:rPr>
-        <w:t>Ch9-P8-</w:t>
+        <w:t xml:space="preserve">7.54 </w:t>
       </w:r>
       <w:r>
         <w:rPr>
           <w:rFonts w:hint="eastAsia" w:ascii="Times New Roman" w:hAnsi="Times New Roman" w:eastAsia="SimHei" w:cs="Times New Roman"/>
         </w:rPr>
-        <w:t>四原料合成三目标分子</w:t>
+        <w:t xml:space="preserve">金属催化综合偶联复分解</w:t>
+      </w:r>
+    </w:p>
+    <w:p>
+      <w:pPr>
+        <w:pStyle w:val="FirstParagraph"/>
+      </w:pPr>
+      <w:r>
+        <w:rPr>
+          <w:rFonts w:hint="eastAsia" w:ascii="Times New Roman" w:hAnsi="Times New Roman" w:eastAsia="Times New Roman" w:cs="Times New Roman"/>
+        </w:rPr>
+        <w:t>（</w:t>
+      </w:r>
+      <w:r>
+        <w:rPr>
+          <w:rFonts w:hint="eastAsia" w:ascii="Times New Roman" w:hAnsi="Times New Roman" w:eastAsia="FangSong" w:cs="Times New Roman"/>
+        </w:rPr>
+        <w:t>部分结构式见原书图片</w:t>
+      </w:r>
+      <w:r>
+        <w:rPr>
+          <w:rFonts w:hint="eastAsia" w:ascii="Times New Roman" w:hAnsi="Times New Roman" w:eastAsia="Times New Roman" w:cs="Times New Roman"/>
+        </w:rPr>
+        <w:t>）</w:t>
+      </w:r>
+    </w:p>
+    <w:p>
+      <w:pPr>
+        <w:pStyle w:val="BodyText"/>
+      </w:pPr>
+      <w:r>
+        <w:rPr>
+          <w:rFonts w:hint="eastAsia" w:ascii="Times New Roman" w:hAnsi="Times New Roman" w:eastAsia="FangSong" w:cs="Times New Roman"/>
+        </w:rPr>
+        <w:t xml:space="preserve">综合运用</w:t>
+      </w:r>
+      <w:r>
+        <w:rPr>
+          <w:rFonts w:ascii="Times New Roman" w:hAnsi="Times New Roman" w:eastAsia="Times New Roman" w:cs="Times New Roman"/>
+        </w:rPr>
+        <w:t xml:space="preserve"> Suzuki </w:t>
+      </w:r>
+      <w:r>
+        <w:rPr>
+          <w:rFonts w:hint="eastAsia" w:ascii="Times New Roman" w:hAnsi="Times New Roman" w:eastAsia="FangSong" w:cs="Times New Roman"/>
+        </w:rPr>
+        <w:t>偶联和烯烃复分解反应设计目标分子的合成路线</w:t>
+      </w:r>
+      <w:r>
+        <w:rPr>
+          <w:rFonts w:hint="eastAsia" w:ascii="Times New Roman" w:hAnsi="Times New Roman" w:eastAsia="Times New Roman" w:cs="Times New Roman"/>
+        </w:rPr>
+        <w:t>。</w:t>
+      </w:r>
+    </w:p>
+    <w:p>
+      <w:pPr>
+        <w:spacing w:before="160" w:after="80"/>
+      </w:pPr>
+      <w:r>
+        <w:pict>
+          <v:rect style="width:0;height:1.5pt" o:hralign="center" o:hrstd="t" o:hr="t"/>
+        </w:pict>
+      </w:r>
+    </w:p>
+    <w:bookmarkEnd w:id="94"/>
+    <w:bookmarkStart w:id="101" w:name="四原料合成三目标分子"/>
+    <w:p>
+      <w:pPr>
+        <w:pStyle w:val="Heading2"/>
+        <w:spacing w:before="280" w:after="120"/>
+      </w:pPr>
+      <w:r>
+        <w:rPr>
+          <w:rFonts w:ascii="Times New Roman" w:hAnsi="Times New Roman" w:eastAsia="Times New Roman" w:cs="Times New Roman"/>
+        </w:rPr>
+        <w:t xml:space="preserve">7.55 </w:t>
+      </w:r>
+      <w:r>
+        <w:rPr>
+          <w:rFonts w:hint="eastAsia" w:ascii="Times New Roman" w:hAnsi="Times New Roman" w:eastAsia="SimHei" w:cs="Times New Roman"/>
+        </w:rPr>
+        <w:t xml:space="preserve">四原料合成三目标分子</w:t>
       </w:r>
     </w:p>
     <w:p>
@@ -21886,18 +22113,18 @@
           <wp:inline>
             <wp:extent cx="3600000" cy="535593"/>
             <wp:effectExtent b="0" l="0" r="0" t="0"/>
-            <wp:docPr descr="" title="" id="79" name="Picture"/>
+            <wp:docPr descr="" title="" id="96" name="Picture"/>
             <a:graphic>
               <a:graphicData uri="http://schemas.openxmlformats.org/drawingml/2006/picture">
                 <pic:pic>
                   <pic:nvPicPr>
-                    <pic:cNvPr descr="19413417ed7b8c01f5980fb79ee63e1385bbb8437194836b159d50d53170c7b9.jpg" id="80" name="Picture"/>
+                    <pic:cNvPr descr="19413417ed7b8c01f5980fb79ee63e1385bbb8437194836b159d50d53170c7b9.jpg" id="97" name="Picture"/>
                     <pic:cNvPicPr>
                       <a:picLocks noChangeArrowheads="1" noChangeAspect="1"/>
                     </pic:cNvPicPr>
                   </pic:nvPicPr>
                   <pic:blipFill>
-                    <a:blip r:embed="rId78"/>
+                    <a:blip r:embed="rId95"/>
                     <a:stretch>
                       <a:fillRect/>
                     </a:stretch>
@@ -21949,18 +22176,18 @@
           <wp:inline>
             <wp:extent cx="3600000" cy="924118"/>
             <wp:effectExtent b="0" l="0" r="0" t="0"/>
-            <wp:docPr descr="" title="" id="82" name="Picture"/>
+            <wp:docPr descr="" title="" id="99" name="Picture"/>
             <a:graphic>
               <a:graphicData uri="http://schemas.openxmlformats.org/drawingml/2006/picture">
                 <pic:pic>
                   <pic:nvPicPr>
-                    <pic:cNvPr descr="1e887457003d14bf8ca65c2c73da7f4bc2ba5d5592ad1be6ab25b39e5498cd95.jpg" id="83" name="Picture"/>
+                    <pic:cNvPr descr="1e887457003d14bf8ca65c2c73da7f4bc2ba5d5592ad1be6ab25b39e5498cd95.jpg" id="100" name="Picture"/>
                     <pic:cNvPicPr>
                       <a:picLocks noChangeArrowheads="1" noChangeAspect="1"/>
                     </pic:cNvPicPr>
                   </pic:nvPicPr>
                   <pic:blipFill>
-                    <a:blip r:embed="rId81"/>
+                    <a:blip r:embed="rId98"/>
                     <a:stretch>
                       <a:fillRect/>
                     </a:stretch>
@@ -21997,8 +22224,8 @@
         </w:pict>
       </w:r>
     </w:p>
-    <w:bookmarkEnd w:id="84"/>
-    <w:bookmarkStart w:id="88" w:name="ch40-p3-氨钯化反应机理"/>
+    <w:bookmarkEnd w:id="101"/>
+    <w:bookmarkStart w:id="105" w:name="氨钯化反应机理"/>
     <w:p>
       <w:pPr>
         <w:pStyle w:val="Heading2"/>
@@ -22008,19 +22235,13 @@
         <w:rPr>
           <w:rFonts w:ascii="Times New Roman" w:hAnsi="Times New Roman" w:eastAsia="Times New Roman" w:cs="Times New Roman"/>
         </w:rPr>
-        <w:t xml:space="preserve">7.42 </w:t>
-      </w:r>
-      <w:r>
-        <w:rPr>
-          <w:rFonts w:hint="eastAsia" w:ascii="Times New Roman" w:hAnsi="Times New Roman" w:eastAsia="Times New Roman" w:cs="Times New Roman"/>
-        </w:rPr>
-        <w:t>Ch40-P3-</w:t>
+        <w:t xml:space="preserve">7.56 </w:t>
       </w:r>
       <w:r>
         <w:rPr>
           <w:rFonts w:hint="eastAsia" w:ascii="Times New Roman" w:hAnsi="Times New Roman" w:eastAsia="SimHei" w:cs="Times New Roman"/>
         </w:rPr>
-        <w:t>氨钯化反应机理</w:t>
+        <w:t xml:space="preserve">氨钯化反应机理</w:t>
       </w:r>
     </w:p>
     <w:p>
@@ -22259,18 +22480,18 @@
           <wp:inline>
             <wp:extent cx="3600000" cy="945454"/>
             <wp:effectExtent b="0" l="0" r="0" t="0"/>
-            <wp:docPr descr="" title="" id="86" name="Picture"/>
+            <wp:docPr descr="" title="" id="103" name="Picture"/>
             <a:graphic>
               <a:graphicData uri="http://schemas.openxmlformats.org/drawingml/2006/picture">
                 <pic:pic>
                   <pic:nvPicPr>
-                    <pic:cNvPr descr="c51b23ce0c98add7264e45cf231b2e0319738d65188bddf50b21256af29d6686.jpg" id="87" name="Picture"/>
+                    <pic:cNvPr descr="c51b23ce0c98add7264e45cf231b2e0319738d65188bddf50b21256af29d6686.jpg" id="104" name="Picture"/>
                     <pic:cNvPicPr>
                       <a:picLocks noChangeArrowheads="1" noChangeAspect="1"/>
                     </pic:cNvPicPr>
                   </pic:nvPicPr>
                   <pic:blipFill>
-                    <a:blip r:embed="rId85"/>
+                    <a:blip r:embed="rId102"/>
                     <a:stretch>
                       <a:fillRect/>
                     </a:stretch>
@@ -22307,8 +22528,8 @@
         </w:pict>
       </w:r>
     </w:p>
-    <w:bookmarkEnd w:id="88"/>
-    <w:bookmarkStart w:id="92" w:name="ch40-p5-pd催化烯丙基化细节"/>
+    <w:bookmarkEnd w:id="105"/>
+    <w:bookmarkStart w:id="109" w:name="pd催化烯丙基化细节"/>
     <w:p>
       <w:pPr>
         <w:pStyle w:val="Heading2"/>
@@ -22318,13 +22539,13 @@
         <w:rPr>
           <w:rFonts w:ascii="Times New Roman" w:hAnsi="Times New Roman" w:eastAsia="Times New Roman" w:cs="Times New Roman"/>
         </w:rPr>
-        <w:t xml:space="preserve">7.43 </w:t>
-      </w:r>
-      <w:r>
-        <w:rPr>
-          <w:rFonts w:hint="eastAsia" w:ascii="Times New Roman" w:hAnsi="Times New Roman" w:eastAsia="Times New Roman" w:cs="Times New Roman"/>
-        </w:rPr>
-        <w:t>Ch40-P5-Pd</w:t>
+        <w:t xml:space="preserve">7.57 </w:t>
+      </w:r>
+      <w:r>
+        <w:rPr>
+          <w:rFonts w:hint="eastAsia" w:ascii="Times New Roman" w:hAnsi="Times New Roman" w:eastAsia="Times New Roman" w:cs="Times New Roman"/>
+        </w:rPr>
+        <w:t>Pd</w:t>
       </w:r>
       <w:r>
         <w:rPr>
@@ -22465,18 +22686,18 @@
           <wp:inline>
             <wp:extent cx="3600000" cy="1311999"/>
             <wp:effectExtent b="0" l="0" r="0" t="0"/>
-            <wp:docPr descr="" title="" id="90" name="Picture"/>
+            <wp:docPr descr="" title="" id="107" name="Picture"/>
             <a:graphic>
               <a:graphicData uri="http://schemas.openxmlformats.org/drawingml/2006/picture">
                 <pic:pic>
                   <pic:nvPicPr>
-                    <pic:cNvPr descr="3b488132b28093f093bf74150e1b61335f13e3fec8cf9050e8d9ef64e7b639a0.jpg" id="91" name="Picture"/>
+                    <pic:cNvPr descr="3b488132b28093f093bf74150e1b61335f13e3fec8cf9050e8d9ef64e7b639a0.jpg" id="108" name="Picture"/>
                     <pic:cNvPicPr>
                       <a:picLocks noChangeArrowheads="1" noChangeAspect="1"/>
                     </pic:cNvPicPr>
                   </pic:nvPicPr>
                   <pic:blipFill>
-                    <a:blip r:embed="rId89"/>
+                    <a:blip r:embed="rId106"/>
                     <a:stretch>
                       <a:fillRect/>
                     </a:stretch>
@@ -22513,8 +22734,8 @@
         </w:pict>
       </w:r>
     </w:p>
-    <w:bookmarkEnd w:id="92"/>
-    <w:bookmarkStart w:id="96" w:name="ch40-p10-pd催化吲哚合成新反应"/>
+    <w:bookmarkEnd w:id="109"/>
+    <w:bookmarkStart w:id="113" w:name="pd催化吲哚合成新反应"/>
     <w:p>
       <w:pPr>
         <w:pStyle w:val="Heading2"/>
@@ -22524,13 +22745,13 @@
         <w:rPr>
           <w:rFonts w:ascii="Times New Roman" w:hAnsi="Times New Roman" w:eastAsia="Times New Roman" w:cs="Times New Roman"/>
         </w:rPr>
-        <w:t xml:space="preserve">7.44 </w:t>
-      </w:r>
-      <w:r>
-        <w:rPr>
-          <w:rFonts w:hint="eastAsia" w:ascii="Times New Roman" w:hAnsi="Times New Roman" w:eastAsia="Times New Roman" w:cs="Times New Roman"/>
-        </w:rPr>
-        <w:t>Ch40-P10-Pd</w:t>
+        <w:t xml:space="preserve">7.58 </w:t>
+      </w:r>
+      <w:r>
+        <w:rPr>
+          <w:rFonts w:hint="eastAsia" w:ascii="Times New Roman" w:hAnsi="Times New Roman" w:eastAsia="Times New Roman" w:cs="Times New Roman"/>
+        </w:rPr>
+        <w:t>Pd</w:t>
       </w:r>
       <w:r>
         <w:rPr>
@@ -22701,18 +22922,18 @@
           <wp:inline>
             <wp:extent cx="3600000" cy="2176828"/>
             <wp:effectExtent b="0" l="0" r="0" t="0"/>
-            <wp:docPr descr="" title="" id="94" name="Picture"/>
+            <wp:docPr descr="" title="" id="111" name="Picture"/>
             <a:graphic>
               <a:graphicData uri="http://schemas.openxmlformats.org/drawingml/2006/picture">
                 <pic:pic>
                   <pic:nvPicPr>
-                    <pic:cNvPr descr="3a0d122a4d20682a4897850d9378d613f0a1354ffafec0b6a7c8842805b3f0c0.jpg" id="95" name="Picture"/>
+                    <pic:cNvPr descr="3a0d122a4d20682a4897850d9378d613f0a1354ffafec0b6a7c8842805b3f0c0.jpg" id="112" name="Picture"/>
                     <pic:cNvPicPr>
                       <a:picLocks noChangeArrowheads="1" noChangeAspect="1"/>
                     </pic:cNvPicPr>
                   </pic:nvPicPr>
                   <pic:blipFill>
-                    <a:blip r:embed="rId93"/>
+                    <a:blip r:embed="rId110"/>
                     <a:stretch>
                       <a:fillRect/>
                     </a:stretch>
@@ -22749,8 +22970,8 @@
         </w:pict>
       </w:r>
     </w:p>
-    <w:bookmarkEnd w:id="96"/>
-    <w:bookmarkStart w:id="97" w:name="wilkinson催化剂结构第25届初赛"/>
+    <w:bookmarkEnd w:id="113"/>
+    <w:bookmarkStart w:id="114" w:name="wilkinson催化剂结构第25届初赛"/>
     <w:p>
       <w:pPr>
         <w:pStyle w:val="Heading2"/>
@@ -22760,7 +22981,7 @@
         <w:rPr>
           <w:rFonts w:ascii="Times New Roman" w:hAnsi="Times New Roman" w:eastAsia="Times New Roman" w:cs="Times New Roman"/>
         </w:rPr>
-        <w:t xml:space="preserve">7.45 </w:t>
+        <w:t xml:space="preserve">7.59 </w:t>
       </w:r>
       <w:r>
         <w:rPr>
@@ -23256,8 +23477,8 @@
         </w:pict>
       </w:r>
     </w:p>
-    <w:bookmarkEnd w:id="97"/>
-    <w:bookmarkStart w:id="98" w:name="有机推断结构式第25届初赛"/>
+    <w:bookmarkEnd w:id="114"/>
+    <w:bookmarkStart w:id="115" w:name="有机推断结构式第25届初赛"/>
     <w:p>
       <w:pPr>
         <w:pStyle w:val="Heading2"/>
@@ -23267,7 +23488,7 @@
         <w:rPr>
           <w:rFonts w:ascii="Times New Roman" w:hAnsi="Times New Roman" w:eastAsia="Times New Roman" w:cs="Times New Roman"/>
         </w:rPr>
-        <w:t xml:space="preserve">7.46 </w:t>
+        <w:t xml:space="preserve">7.60 </w:t>
       </w:r>
       <w:r>
         <w:rPr>
@@ -23551,8 +23772,8 @@
         </w:pict>
       </w:r>
     </w:p>
-    <w:bookmarkEnd w:id="98"/>
-    <w:bookmarkStart w:id="99" w:name="金属有机试剂反应性排序与当量效应"/>
+    <w:bookmarkEnd w:id="115"/>
+    <w:bookmarkStart w:id="116" w:name="金属有机试剂反应性排序与当量效应"/>
     <w:p>
       <w:pPr>
         <w:pStyle w:val="Heading2"/>
@@ -23562,7 +23783,7 @@
         <w:rPr>
           <w:rFonts w:ascii="Times New Roman" w:hAnsi="Times New Roman" w:eastAsia="Times New Roman" w:cs="Times New Roman"/>
         </w:rPr>
-        <w:t xml:space="preserve">7.47 </w:t>
+        <w:t xml:space="preserve">7.61 </w:t>
       </w:r>
       <w:r>
         <w:rPr>
@@ -23913,8 +24134,8 @@
         </w:pict>
       </w:r>
     </w:p>
-    <w:bookmarkEnd w:id="99"/>
-    <w:bookmarkStart w:id="100" w:name="逆合成分析基础方法"/>
+    <w:bookmarkEnd w:id="116"/>
+    <w:bookmarkStart w:id="117" w:name="逆合成分析基础方法"/>
     <w:p>
       <w:pPr>
         <w:pStyle w:val="Heading2"/>
@@ -23924,7 +24145,7 @@
         <w:rPr>
           <w:rFonts w:ascii="Times New Roman" w:hAnsi="Times New Roman" w:eastAsia="Times New Roman" w:cs="Times New Roman"/>
         </w:rPr>
-        <w:t xml:space="preserve">7.48 </w:t>
+        <w:t xml:space="preserve">7.62 </w:t>
       </w:r>
       <w:r>
         <w:rPr>
@@ -24217,8 +24438,8 @@
         </w:pict>
       </w:r>
     </w:p>
-    <w:bookmarkEnd w:id="100"/>
-    <w:bookmarkStart w:id="101" w:name="保护基策略在多步合成中的应用"/>
+    <w:bookmarkEnd w:id="117"/>
+    <w:bookmarkStart w:id="118" w:name="保护基策略在多步合成中的应"/>
     <w:p>
       <w:pPr>
         <w:pStyle w:val="Heading2"/>
@@ -24228,13 +24449,13 @@
         <w:rPr>
           <w:rFonts w:ascii="Times New Roman" w:hAnsi="Times New Roman" w:eastAsia="Times New Roman" w:cs="Times New Roman"/>
         </w:rPr>
-        <w:t xml:space="preserve">7.49 </w:t>
+        <w:t xml:space="preserve">7.63 </w:t>
       </w:r>
       <w:r>
         <w:rPr>
           <w:rFonts w:hint="eastAsia" w:ascii="Times New Roman" w:hAnsi="Times New Roman" w:eastAsia="SimHei" w:cs="Times New Roman"/>
         </w:rPr>
-        <w:t xml:space="preserve">保护基策略在多步合成中的应用</w:t>
+        <w:t xml:space="preserve">保护基策略在多步合成中的应</w:t>
       </w:r>
     </w:p>
     <w:p>
@@ -24451,8 +24672,8 @@
         </w:pict>
       </w:r>
     </w:p>
-    <w:bookmarkEnd w:id="101"/>
-    <w:bookmarkStart w:id="102" w:name="有机合成中的强效试剂与反应策略"/>
+    <w:bookmarkEnd w:id="118"/>
+    <w:bookmarkStart w:id="119" w:name="有机合成中的强效试剂与反应策略"/>
     <w:p>
       <w:pPr>
         <w:pStyle w:val="Heading2"/>
@@ -24462,7 +24683,7 @@
         <w:rPr>
           <w:rFonts w:ascii="Times New Roman" w:hAnsi="Times New Roman" w:eastAsia="Times New Roman" w:cs="Times New Roman"/>
         </w:rPr>
-        <w:t xml:space="preserve">7.50 </w:t>
+        <w:t xml:space="preserve">7.64 </w:t>
       </w:r>
       <w:r>
         <w:rPr>
@@ -24735,8 +24956,8 @@
         </w:pict>
       </w:r>
     </w:p>
-    <w:bookmarkEnd w:id="102"/>
-    <w:bookmarkStart w:id="103" w:name="逆合成分析进阶多步合成设计"/>
+    <w:bookmarkEnd w:id="119"/>
+    <w:bookmarkStart w:id="120" w:name="逆合成分析进阶多步合成设计"/>
     <w:p>
       <w:pPr>
         <w:pStyle w:val="Heading2"/>
@@ -24746,7 +24967,7 @@
         <w:rPr>
           <w:rFonts w:ascii="Times New Roman" w:hAnsi="Times New Roman" w:eastAsia="Times New Roman" w:cs="Times New Roman"/>
         </w:rPr>
-        <w:t xml:space="preserve">7.51 </w:t>
+        <w:t xml:space="preserve">7.65 </w:t>
       </w:r>
       <w:r>
         <w:rPr>
@@ -24993,8 +25214,8 @@
         </w:pict>
       </w:r>
     </w:p>
-    <w:bookmarkEnd w:id="103"/>
-    <w:bookmarkStart w:id="104" w:name="逆合成中的关键切断策略"/>
+    <w:bookmarkEnd w:id="120"/>
+    <w:bookmarkStart w:id="121" w:name="逆合成中的关键切断策略"/>
     <w:p>
       <w:pPr>
         <w:pStyle w:val="Heading2"/>
@@ -25004,7 +25225,7 @@
         <w:rPr>
           <w:rFonts w:ascii="Times New Roman" w:hAnsi="Times New Roman" w:eastAsia="Times New Roman" w:cs="Times New Roman"/>
         </w:rPr>
-        <w:t xml:space="preserve">7.52 </w:t>
+        <w:t xml:space="preserve">7.66 </w:t>
       </w:r>
       <w:r>
         <w:rPr>
@@ -25305,8 +25526,8 @@
         </w:pict>
       </w:r>
     </w:p>
-    <w:bookmarkEnd w:id="104"/>
-    <w:bookmarkStart w:id="105" w:name="螺环化合物的合成策略"/>
+    <w:bookmarkEnd w:id="121"/>
+    <w:bookmarkStart w:id="122" w:name="螺环化合物的合成策略"/>
     <w:p>
       <w:pPr>
         <w:pStyle w:val="Heading2"/>
@@ -25316,7 +25537,7 @@
         <w:rPr>
           <w:rFonts w:ascii="Times New Roman" w:hAnsi="Times New Roman" w:eastAsia="Times New Roman" w:cs="Times New Roman"/>
         </w:rPr>
-        <w:t xml:space="preserve">7.53 </w:t>
+        <w:t xml:space="preserve">7.67 </w:t>
       </w:r>
       <w:r>
         <w:rPr>
@@ -25528,8 +25749,8 @@
         </w:pict>
       </w:r>
     </w:p>
-    <w:bookmarkEnd w:id="105"/>
-    <w:bookmarkStart w:id="106" w:name="全合成中的官能团兼容性问题"/>
+    <w:bookmarkEnd w:id="122"/>
+    <w:bookmarkStart w:id="123" w:name="全合成中的官能团兼容性问题"/>
     <w:p>
       <w:pPr>
         <w:pStyle w:val="Heading2"/>
@@ -25539,7 +25760,7 @@
         <w:rPr>
           <w:rFonts w:ascii="Times New Roman" w:hAnsi="Times New Roman" w:eastAsia="Times New Roman" w:cs="Times New Roman"/>
         </w:rPr>
-        <w:t xml:space="preserve">7.54 </w:t>
+        <w:t xml:space="preserve">7.68 </w:t>
       </w:r>
       <w:r>
         <w:rPr>
@@ -25756,8 +25977,8 @@
         </w:pict>
       </w:r>
     </w:p>
-    <w:bookmarkEnd w:id="106"/>
-    <w:bookmarkStart w:id="107" w:name="全合成综合设计逆合成分析与路线规划"/>
+    <w:bookmarkEnd w:id="123"/>
+    <w:bookmarkStart w:id="124" w:name="全合成综合设计逆合成分析与路线规划"/>
     <w:p>
       <w:pPr>
         <w:pStyle w:val="Heading2"/>
@@ -25767,7 +25988,7 @@
         <w:rPr>
           <w:rFonts w:ascii="Times New Roman" w:hAnsi="Times New Roman" w:eastAsia="Times New Roman" w:cs="Times New Roman"/>
         </w:rPr>
-        <w:t xml:space="preserve">7.55 </w:t>
+        <w:t xml:space="preserve">7.69 </w:t>
       </w:r>
       <w:r>
         <w:rPr>
@@ -26159,8 +26380,8 @@
         </w:pict>
       </w:r>
     </w:p>
-    <w:bookmarkEnd w:id="107"/>
-    <w:bookmarkStart w:id="108" w:name="有机-合成-c与h活化在全合成中的应用"/>
+    <w:bookmarkEnd w:id="124"/>
+    <w:bookmarkStart w:id="125" w:name="合成-c与h活化在全合成中的应"/>
     <w:p>
       <w:pPr>
         <w:pStyle w:val="Heading2"/>
@@ -26170,49 +26391,37 @@
         <w:rPr>
           <w:rFonts w:ascii="Times New Roman" w:hAnsi="Times New Roman" w:eastAsia="Times New Roman" w:cs="Times New Roman"/>
         </w:rPr>
-        <w:t xml:space="preserve">7.56 </w:t>
+        <w:t xml:space="preserve">7.70 </w:t>
       </w:r>
       <w:r>
         <w:rPr>
           <w:rFonts w:hint="eastAsia" w:ascii="Times New Roman" w:hAnsi="Times New Roman" w:eastAsia="SimHei" w:cs="Times New Roman"/>
         </w:rPr>
-        <w:t>有机</w:t>
-      </w:r>
-      <w:r>
-        <w:rPr>
-          <w:rFonts w:hint="eastAsia" w:ascii="Times New Roman" w:hAnsi="Times New Roman" w:eastAsia="Times New Roman" w:cs="Times New Roman"/>
-        </w:rPr>
-        <w:t>-</w:t>
+        <w:t>合成</w:t>
+      </w:r>
+      <w:r>
+        <w:rPr>
+          <w:rFonts w:hint="eastAsia" w:ascii="Times New Roman" w:hAnsi="Times New Roman" w:eastAsia="Times New Roman" w:cs="Times New Roman"/>
+        </w:rPr>
+        <w:t>-C</w:t>
       </w:r>
       <w:r>
         <w:rPr>
           <w:rFonts w:hint="eastAsia" w:ascii="Times New Roman" w:hAnsi="Times New Roman" w:eastAsia="SimHei" w:cs="Times New Roman"/>
         </w:rPr>
-        <w:t>合成</w:t>
-      </w:r>
-      <w:r>
-        <w:rPr>
-          <w:rFonts w:hint="eastAsia" w:ascii="Times New Roman" w:hAnsi="Times New Roman" w:eastAsia="Times New Roman" w:cs="Times New Roman"/>
-        </w:rPr>
-        <w:t>-C</w:t>
+        <w:t>与</w:t>
+      </w:r>
+      <w:r>
+        <w:rPr>
+          <w:rFonts w:hint="eastAsia" w:ascii="Times New Roman" w:hAnsi="Times New Roman" w:eastAsia="Times New Roman" w:cs="Times New Roman"/>
+        </w:rPr>
+        <w:t>H</w:t>
       </w:r>
       <w:r>
         <w:rPr>
           <w:rFonts w:hint="eastAsia" w:ascii="Times New Roman" w:hAnsi="Times New Roman" w:eastAsia="SimHei" w:cs="Times New Roman"/>
         </w:rPr>
-        <w:t>与</w:t>
-      </w:r>
-      <w:r>
-        <w:rPr>
-          <w:rFonts w:hint="eastAsia" w:ascii="Times New Roman" w:hAnsi="Times New Roman" w:eastAsia="Times New Roman" w:cs="Times New Roman"/>
-        </w:rPr>
-        <w:t>H</w:t>
-      </w:r>
-      <w:r>
-        <w:rPr>
-          <w:rFonts w:hint="eastAsia" w:ascii="Times New Roman" w:hAnsi="Times New Roman" w:eastAsia="SimHei" w:cs="Times New Roman"/>
-        </w:rPr>
-        <w:t>活化在全合成中的应用</w:t>
+        <w:t>活化在全合成中的应</w:t>
       </w:r>
     </w:p>
     <w:p>
@@ -26432,8 +26641,8 @@
         </w:pict>
       </w:r>
     </w:p>
-    <w:bookmarkEnd w:id="108"/>
-    <w:bookmarkStart w:id="109" w:name="有机-合成-保护基策略与正交性"/>
+    <w:bookmarkEnd w:id="125"/>
+    <w:bookmarkStart w:id="126" w:name="合成-保护基策略与正交性"/>
     <w:p>
       <w:pPr>
         <w:pStyle w:val="Heading2"/>
@@ -26443,19 +26652,7 @@
         <w:rPr>
           <w:rFonts w:ascii="Times New Roman" w:hAnsi="Times New Roman" w:eastAsia="Times New Roman" w:cs="Times New Roman"/>
         </w:rPr>
-        <w:t xml:space="preserve">7.57 </w:t>
-      </w:r>
-      <w:r>
-        <w:rPr>
-          <w:rFonts w:hint="eastAsia" w:ascii="Times New Roman" w:hAnsi="Times New Roman" w:eastAsia="SimHei" w:cs="Times New Roman"/>
-        </w:rPr>
-        <w:t>有机</w:t>
-      </w:r>
-      <w:r>
-        <w:rPr>
-          <w:rFonts w:hint="eastAsia" w:ascii="Times New Roman" w:hAnsi="Times New Roman" w:eastAsia="Times New Roman" w:cs="Times New Roman"/>
-        </w:rPr>
-        <w:t>-</w:t>
+        <w:t xml:space="preserve">7.71 </w:t>
       </w:r>
       <w:r>
         <w:rPr>
@@ -26891,8 +27088,8 @@
         </w:pict>
       </w:r>
     </w:p>
-    <w:bookmarkEnd w:id="109"/>
-    <w:bookmarkStart w:id="110" w:name="有机-合成-偶联反应识别与选择"/>
+    <w:bookmarkEnd w:id="126"/>
+    <w:bookmarkStart w:id="127" w:name="合成-偶联反应识别与选择"/>
     <w:p>
       <w:pPr>
         <w:pStyle w:val="Heading2"/>
@@ -26902,19 +27099,7 @@
         <w:rPr>
           <w:rFonts w:ascii="Times New Roman" w:hAnsi="Times New Roman" w:eastAsia="Times New Roman" w:cs="Times New Roman"/>
         </w:rPr>
-        <w:t xml:space="preserve">7.58 </w:t>
-      </w:r>
-      <w:r>
-        <w:rPr>
-          <w:rFonts w:hint="eastAsia" w:ascii="Times New Roman" w:hAnsi="Times New Roman" w:eastAsia="SimHei" w:cs="Times New Roman"/>
-        </w:rPr>
-        <w:t>有机</w:t>
-      </w:r>
-      <w:r>
-        <w:rPr>
-          <w:rFonts w:hint="eastAsia" w:ascii="Times New Roman" w:hAnsi="Times New Roman" w:eastAsia="Times New Roman" w:cs="Times New Roman"/>
-        </w:rPr>
-        <w:t>-</w:t>
+        <w:t xml:space="preserve">7.72 </w:t>
       </w:r>
       <w:r>
         <w:rPr>
@@ -27280,8 +27465,8 @@
         </w:pict>
       </w:r>
     </w:p>
-    <w:bookmarkEnd w:id="110"/>
-    <w:bookmarkStart w:id="111" w:name="有机-合成-连续多步合成路线综合"/>
+    <w:bookmarkEnd w:id="127"/>
+    <w:bookmarkStart w:id="128" w:name="合成-连续多步合成路线综合"/>
     <w:p>
       <w:pPr>
         <w:pStyle w:val="Heading2"/>
@@ -27291,19 +27476,7 @@
         <w:rPr>
           <w:rFonts w:ascii="Times New Roman" w:hAnsi="Times New Roman" w:eastAsia="Times New Roman" w:cs="Times New Roman"/>
         </w:rPr>
-        <w:t xml:space="preserve">7.59 </w:t>
-      </w:r>
-      <w:r>
-        <w:rPr>
-          <w:rFonts w:hint="eastAsia" w:ascii="Times New Roman" w:hAnsi="Times New Roman" w:eastAsia="SimHei" w:cs="Times New Roman"/>
-        </w:rPr>
-        <w:t>有机</w:t>
-      </w:r>
-      <w:r>
-        <w:rPr>
-          <w:rFonts w:hint="eastAsia" w:ascii="Times New Roman" w:hAnsi="Times New Roman" w:eastAsia="Times New Roman" w:cs="Times New Roman"/>
-        </w:rPr>
-        <w:t>-</w:t>
+        <w:t xml:space="preserve">7.73 </w:t>
       </w:r>
       <w:r>
         <w:rPr>
@@ -27569,8 +27742,8 @@
         </w:pict>
       </w:r>
     </w:p>
-    <w:bookmarkEnd w:id="111"/>
-    <w:bookmarkStart w:id="112" w:name="有机-合成-逆合成分析与切断法"/>
+    <w:bookmarkEnd w:id="128"/>
+    <w:bookmarkStart w:id="129" w:name="合成-逆合成分析与切断法"/>
     <w:p>
       <w:pPr>
         <w:pStyle w:val="Heading2"/>
@@ -27580,19 +27753,7 @@
         <w:rPr>
           <w:rFonts w:ascii="Times New Roman" w:hAnsi="Times New Roman" w:eastAsia="Times New Roman" w:cs="Times New Roman"/>
         </w:rPr>
-        <w:t xml:space="preserve">7.60 </w:t>
-      </w:r>
-      <w:r>
-        <w:rPr>
-          <w:rFonts w:hint="eastAsia" w:ascii="Times New Roman" w:hAnsi="Times New Roman" w:eastAsia="SimHei" w:cs="Times New Roman"/>
-        </w:rPr>
-        <w:t>有机</w:t>
-      </w:r>
-      <w:r>
-        <w:rPr>
-          <w:rFonts w:hint="eastAsia" w:ascii="Times New Roman" w:hAnsi="Times New Roman" w:eastAsia="Times New Roman" w:cs="Times New Roman"/>
-        </w:rPr>
-        <w:t>-</w:t>
+        <w:t xml:space="preserve">7.74 </w:t>
       </w:r>
       <w:r>
         <w:rPr>
@@ -27884,8 +28045,8 @@
         </w:pict>
       </w:r>
     </w:p>
-    <w:bookmarkEnd w:id="112"/>
-    <w:bookmarkEnd w:id="113"/>
+    <w:bookmarkEnd w:id="129"/>
+    <w:bookmarkEnd w:id="130"/>
     <w:sectPr>
       <w:footerReference w:type="default" r:id="rId9"/>
       <w:footnotePr>
@@ -29450,7 +29611,7 @@
     <ns0:name ns0:val="Verbatim Char"/>
     <ns0:basedOn ns0:val="BodyTextChar"/>
     <ns0:rPr>
-      <ns0:rFonts ns0:ascii="Times New Roman" ns0:cs="Times New Roman" ns0:eastAsia="FangSong" ns0:hAnsi="Times New Roman"/>
+      <ns0:rFonts ns0:ascii="SimSun" ns0:cs="SimSun" ns0:eastAsia="SimSun" ns0:hAnsi="SimSun"/>
       <ns0:b ns0:val="0"/>
       <ns0:sz ns0:val="20"/>
     </ns0:rPr>
@@ -29504,7 +29665,7 @@
       <w:wordWrap w:val="off"/>
     </w:pPr>
     <ns0:rPr>
-      <w:rFonts ns0:ascii="Times New Roman" ns0:hAnsi="Times New Roman" ns0:eastAsia="FangSong" ns0:cs="Times New Roman"/>
+      <w:rFonts ns0:ascii="SimSun" ns0:hAnsi="SimSun" ns0:eastAsia="SimSun" ns0:cs="SimSun"/>
     </ns0:rPr>
   </w:style>
   <w:style w:type="character" w:customStyle="1" w:styleId="KeywordTok">
